--- a/插件详细手册/14.鼠标/解谜设计-限时拼图.docx
+++ b/插件详细手册/14.鼠标/解谜设计-限时拼图.docx
@@ -1,6 +1,6 @@
 
 <file path=word/document.xml><?xml version="1.0" encoding="utf-8"?>
-<w:document xmlns:wpc="http://schemas.microsoft.com/office/word/2010/wordprocessingCanvas" xmlns:cx="http://schemas.microsoft.com/office/drawing/2014/chartex" xmlns:cx1="http://schemas.microsoft.com/office/drawing/2015/9/8/chartex" xmlns:cx2="http://schemas.microsoft.com/office/drawing/2015/10/21/chartex" xmlns:cx3="http://schemas.microsoft.com/office/drawing/2016/5/9/chartex" xmlns:cx4="http://schemas.microsoft.com/office/drawing/2016/5/10/chartex" xmlns:cx5="http://schemas.microsoft.com/office/drawing/2016/5/11/chartex" xmlns:cx6="http://schemas.microsoft.com/office/drawing/2016/5/12/chartex" xmlns:cx7="http://schemas.microsoft.com/office/drawing/2016/5/13/chartex" xmlns:cx8="http://schemas.microsoft.com/office/drawing/2016/5/14/chartex" xmlns:mc="http://schemas.openxmlformats.org/markup-compatibility/2006" xmlns:aink="http://schemas.microsoft.com/office/drawing/2016/ink" xmlns:am3d="http://schemas.microsoft.com/office/drawing/2017/model3d" xmlns:o="urn:schemas-microsoft-com:office:office" xmlns:oel="http://schemas.microsoft.com/office/2019/extlst" xmlns:r="http://schemas.openxmlformats.org/officeDocument/2006/relationships" xmlns:m="http://schemas.openxmlformats.org/officeDocument/2006/math" xmlns:v="urn:schemas-microsoft-com:vml" xmlns:wp14="http://schemas.microsoft.com/office/word/2010/wordprocessingDrawing" xmlns:wp="http://schemas.openxmlformats.org/drawingml/2006/wordprocessingDrawing" xmlns:w10="urn:schemas-microsoft-com:office:word" xmlns:w="http://schemas.openxmlformats.org/wordprocessingml/2006/main" xmlns:w14="http://schemas.microsoft.com/office/word/2010/wordml" xmlns:w15="http://schemas.microsoft.com/office/word/2012/wordml" xmlns:w16cex="http://schemas.microsoft.com/office/word/2018/wordml/cex" xmlns:w16cid="http://schemas.microsoft.com/office/word/2016/wordml/cid" xmlns:w16="http://schemas.microsoft.com/office/word/2018/wordml" xmlns:w16du="http://schemas.microsoft.com/office/word/2023/wordml/word16du" xmlns:w16sdtdh="http://schemas.microsoft.com/office/word/2020/wordml/sdtdatahash" xmlns:w16se="http://schemas.microsoft.com/office/word/2015/wordml/symex" xmlns:wpg="http://schemas.microsoft.com/office/word/2010/wordprocessingGroup" xmlns:wpi="http://schemas.microsoft.com/office/word/2010/wordprocessingInk" xmlns:wne="http://schemas.microsoft.com/office/word/2006/wordml" xmlns:wps="http://schemas.microsoft.com/office/word/2010/wordprocessingShape" mc:Ignorable="w14 w15 w16se w16cid w16 w16cex w16sdtdh w16du wp14">
+<w:document xmlns:wpc="http://schemas.microsoft.com/office/word/2010/wordprocessingCanvas" xmlns:cx="http://schemas.microsoft.com/office/drawing/2014/chartex" xmlns:cx1="http://schemas.microsoft.com/office/drawing/2015/9/8/chartex" xmlns:cx2="http://schemas.microsoft.com/office/drawing/2015/10/21/chartex" xmlns:cx3="http://schemas.microsoft.com/office/drawing/2016/5/9/chartex" xmlns:cx4="http://schemas.microsoft.com/office/drawing/2016/5/10/chartex" xmlns:cx5="http://schemas.microsoft.com/office/drawing/2016/5/11/chartex" xmlns:cx6="http://schemas.microsoft.com/office/drawing/2016/5/12/chartex" xmlns:cx7="http://schemas.microsoft.com/office/drawing/2016/5/13/chartex" xmlns:cx8="http://schemas.microsoft.com/office/drawing/2016/5/14/chartex" xmlns:mc="http://schemas.openxmlformats.org/markup-compatibility/2006" xmlns:aink="http://schemas.microsoft.com/office/drawing/2016/ink" xmlns:am3d="http://schemas.microsoft.com/office/drawing/2017/model3d" xmlns:o="urn:schemas-microsoft-com:office:office" xmlns:oel="http://schemas.microsoft.com/office/2019/extlst" xmlns:r="http://schemas.openxmlformats.org/officeDocument/2006/relationships" xmlns:m="http://schemas.openxmlformats.org/officeDocument/2006/math" xmlns:v="urn:schemas-microsoft-com:vml" xmlns:wp14="http://schemas.microsoft.com/office/word/2010/wordprocessingDrawing" xmlns:wp="http://schemas.openxmlformats.org/drawingml/2006/wordprocessingDrawing" xmlns:w10="urn:schemas-microsoft-com:office:word" xmlns:w="http://schemas.openxmlformats.org/wordprocessingml/2006/main" xmlns:w14="http://schemas.microsoft.com/office/word/2010/wordml" xmlns:w15="http://schemas.microsoft.com/office/word/2012/wordml" xmlns:w16cex="http://schemas.microsoft.com/office/word/2018/wordml/cex" xmlns:w16cid="http://schemas.microsoft.com/office/word/2016/wordml/cid" xmlns:w16="http://schemas.microsoft.com/office/word/2018/wordml" xmlns:w16du="http://schemas.microsoft.com/office/word/2023/wordml/word16du" xmlns:w16sdtdh="http://schemas.microsoft.com/office/word/2020/wordml/sdtdatahash" xmlns:w16sdtfl="http://schemas.microsoft.com/office/word/2024/wordml/sdtformatlock" xmlns:w16se="http://schemas.microsoft.com/office/word/2015/wordml/symex" xmlns:wpg="http://schemas.microsoft.com/office/word/2010/wordprocessingGroup" xmlns:wpi="http://schemas.microsoft.com/office/word/2010/wordprocessingInk" xmlns:wne="http://schemas.microsoft.com/office/word/2006/wordml" xmlns:wps="http://schemas.microsoft.com/office/word/2010/wordprocessingShape" mc:Ignorable="w14 w15 w16se w16cid w16 w16cex w16sdtdh w16sdtfl w16du wp14">
   <w:body>
     <w:p>
       <w:pPr>
@@ -101,9 +101,9 @@
           <w:szCs w:val="24"/>
         </w:rPr>
         <w:drawing>
-          <wp:inline distT="0" distB="0" distL="0" distR="0" wp14:anchorId="505895F7" wp14:editId="32089121">
-            <wp:extent cx="3205414" cy="2004060"/>
-            <wp:effectExtent l="0" t="0" r="0" b="0"/>
+          <wp:inline distT="0" distB="0" distL="0" distR="0" wp14:anchorId="505895F7" wp14:editId="685F7510">
+            <wp:extent cx="3139440" cy="1962812"/>
+            <wp:effectExtent l="0" t="0" r="3810" b="0"/>
             <wp:docPr id="820280162" name="图片 8"/>
             <wp:cNvGraphicFramePr>
               <a:graphicFrameLocks xmlns:a="http://schemas.openxmlformats.org/drawingml/2006/main" noChangeAspect="1"/>
@@ -133,7 +133,7 @@
                   <pic:spPr bwMode="auto">
                     <a:xfrm>
                       <a:off x="0" y="0"/>
-                      <a:ext cx="3221746" cy="2014271"/>
+                      <a:ext cx="3158485" cy="1974719"/>
                     </a:xfrm>
                     <a:prstGeom prst="rect">
                       <a:avLst/>
@@ -182,27 +182,25 @@
     <w:p>
       <w:pPr>
         <w:widowControl/>
+        <w:adjustRightInd w:val="0"/>
+        <w:snapToGrid w:val="0"/>
         <w:jc w:val="center"/>
         <w:rPr>
-          <w:rFonts w:ascii="宋体" w:eastAsia="宋体" w:hAnsi="宋体" w:cs="宋体" w:hint="eastAsia"/>
-          <w:kern w:val="0"/>
-          <w:sz w:val="24"/>
-          <w:szCs w:val="24"/>
-        </w:rPr>
-      </w:pPr>
-      <w:r>
-        <w:rPr>
-          <w:rFonts w:ascii="宋体" w:eastAsia="宋体" w:hAnsi="宋体" w:cs="宋体"/>
+          <w:rFonts w:ascii="Tahoma" w:eastAsia="微软雅黑" w:hAnsi="Tahoma"/>
+          <w:kern w:val="0"/>
+          <w:sz w:val="22"/>
+        </w:rPr>
+      </w:pPr>
+      <w:r>
+        <w:rPr>
+          <w:rFonts w:hint="eastAsia"/>
           <w:noProof/>
-          <w:kern w:val="0"/>
-          <w:sz w:val="24"/>
-          <w:szCs w:val="24"/>
         </w:rPr>
         <w:drawing>
-          <wp:inline distT="0" distB="0" distL="0" distR="0" wp14:anchorId="4F09D68C" wp14:editId="589D416E">
-            <wp:extent cx="5003903" cy="3489960"/>
-            <wp:effectExtent l="0" t="0" r="6350" b="0"/>
-            <wp:docPr id="646749891" name="图片 1"/>
+          <wp:inline distT="0" distB="0" distL="0" distR="0" wp14:anchorId="30D958B5" wp14:editId="34305FFA">
+            <wp:extent cx="4930140" cy="2542827"/>
+            <wp:effectExtent l="0" t="0" r="3810" b="0"/>
+            <wp:docPr id="1464737304" name="图片 7"/>
             <wp:cNvGraphicFramePr>
               <a:graphicFrameLocks xmlns:a="http://schemas.openxmlformats.org/drawingml/2006/main" noChangeAspect="1"/>
             </wp:cNvGraphicFramePr>
@@ -210,7 +208,7 @@
               <a:graphicData uri="http://schemas.openxmlformats.org/drawingml/2006/picture">
                 <pic:pic xmlns:pic="http://schemas.openxmlformats.org/drawingml/2006/picture">
                   <pic:nvPicPr>
-                    <pic:cNvPr id="0" name="Picture 1"/>
+                    <pic:cNvPr id="0" name="Picture 13"/>
                     <pic:cNvPicPr>
                       <a:picLocks noChangeAspect="1" noChangeArrowheads="1"/>
                     </pic:cNvPicPr>
@@ -231,7 +229,7 @@
                   <pic:spPr bwMode="auto">
                     <a:xfrm>
                       <a:off x="0" y="0"/>
-                      <a:ext cx="5007548" cy="3492502"/>
+                      <a:ext cx="4937396" cy="2546569"/>
                     </a:xfrm>
                     <a:prstGeom prst="rect">
                       <a:avLst/>
@@ -251,6 +249,75 @@
     <w:p>
       <w:pPr>
         <w:widowControl/>
+        <w:adjustRightInd w:val="0"/>
+        <w:snapToGrid w:val="0"/>
+        <w:jc w:val="center"/>
+        <w:rPr>
+          <w:rFonts w:ascii="Tahoma" w:eastAsia="微软雅黑" w:hAnsi="Tahoma"/>
+          <w:kern w:val="0"/>
+          <w:sz w:val="22"/>
+        </w:rPr>
+      </w:pPr>
+      <w:r>
+        <w:rPr>
+          <w:rFonts w:ascii="Tahoma" w:eastAsia="微软雅黑" w:hAnsi="Tahoma" w:hint="eastAsia"/>
+          <w:noProof/>
+          <w:kern w:val="0"/>
+          <w:sz w:val="22"/>
+        </w:rPr>
+        <w:drawing>
+          <wp:inline distT="0" distB="0" distL="0" distR="0" wp14:anchorId="22E955D7" wp14:editId="001639A6">
+            <wp:extent cx="4930140" cy="1713618"/>
+            <wp:effectExtent l="0" t="0" r="3810" b="1270"/>
+            <wp:docPr id="409145494" name="图片 8"/>
+            <wp:cNvGraphicFramePr>
+              <a:graphicFrameLocks xmlns:a="http://schemas.openxmlformats.org/drawingml/2006/main" noChangeAspect="1"/>
+            </wp:cNvGraphicFramePr>
+            <a:graphic xmlns:a="http://schemas.openxmlformats.org/drawingml/2006/main">
+              <a:graphicData uri="http://schemas.openxmlformats.org/drawingml/2006/picture">
+                <pic:pic xmlns:pic="http://schemas.openxmlformats.org/drawingml/2006/picture">
+                  <pic:nvPicPr>
+                    <pic:cNvPr id="0" name="Picture 15"/>
+                    <pic:cNvPicPr>
+                      <a:picLocks noChangeAspect="1" noChangeArrowheads="1"/>
+                    </pic:cNvPicPr>
+                  </pic:nvPicPr>
+                  <pic:blipFill>
+                    <a:blip r:embed="rId9">
+                      <a:extLst>
+                        <a:ext uri="{28A0092B-C50C-407E-A947-70E740481C1C}">
+                          <a14:useLocalDpi xmlns:a14="http://schemas.microsoft.com/office/drawing/2010/main" val="0"/>
+                        </a:ext>
+                      </a:extLst>
+                    </a:blip>
+                    <a:srcRect/>
+                    <a:stretch>
+                      <a:fillRect/>
+                    </a:stretch>
+                  </pic:blipFill>
+                  <pic:spPr bwMode="auto">
+                    <a:xfrm>
+                      <a:off x="0" y="0"/>
+                      <a:ext cx="4940980" cy="1717386"/>
+                    </a:xfrm>
+                    <a:prstGeom prst="rect">
+                      <a:avLst/>
+                    </a:prstGeom>
+                    <a:noFill/>
+                    <a:ln>
+                      <a:noFill/>
+                    </a:ln>
+                  </pic:spPr>
+                </pic:pic>
+              </a:graphicData>
+            </a:graphic>
+          </wp:inline>
+        </w:drawing>
+      </w:r>
+    </w:p>
+    <w:p>
+      <w:pPr>
+        <w:widowControl/>
         <w:snapToGrid w:val="0"/>
         <w:jc w:val="left"/>
         <w:rPr>
@@ -726,21 +793,229 @@
     </w:p>
     <w:p>
       <w:pPr>
-        <w:widowControl/>
-        <w:jc w:val="left"/>
-        <w:rPr>
-          <w:rFonts w:ascii="宋体" w:eastAsia="宋体" w:hAnsi="宋体" w:cs="宋体" w:hint="eastAsia"/>
-          <w:kern w:val="0"/>
-          <w:sz w:val="24"/>
-          <w:szCs w:val="24"/>
-        </w:rPr>
-      </w:pPr>
-      <w:r>
-        <w:rPr>
-          <w:rFonts w:ascii="宋体" w:eastAsia="宋体" w:hAnsi="宋体" w:cs="宋体"/>
-          <w:kern w:val="0"/>
-          <w:sz w:val="24"/>
-          <w:szCs w:val="24"/>
+        <w:pStyle w:val="3"/>
+        <w:rPr>
+          <w:rFonts w:hint="eastAsia"/>
+        </w:rPr>
+      </w:pPr>
+      <w:r>
+        <w:rPr>
+          <w:rFonts w:hint="eastAsia"/>
+        </w:rPr>
+        <w:lastRenderedPageBreak/>
+        <w:t>基础工程示例</w:t>
+      </w:r>
+    </w:p>
+    <w:p>
+      <w:pPr>
+        <w:widowControl/>
+        <w:adjustRightInd w:val="0"/>
+        <w:snapToGrid w:val="0"/>
+        <w:jc w:val="left"/>
+        <w:rPr>
+          <w:rFonts w:ascii="Tahoma" w:eastAsia="微软雅黑" w:hAnsi="Tahoma"/>
+          <w:kern w:val="0"/>
+          <w:sz w:val="22"/>
+        </w:rPr>
+      </w:pPr>
+      <w:r>
+        <w:rPr>
+          <w:rFonts w:ascii="Tahoma" w:eastAsia="微软雅黑" w:hAnsi="Tahoma" w:hint="eastAsia"/>
+          <w:kern w:val="0"/>
+          <w:sz w:val="22"/>
+        </w:rPr>
+        <w:t>考虑到示例工程中的插件太多了，群友单独拿出来会遇到各种问题。</w:t>
+      </w:r>
+    </w:p>
+    <w:p>
+      <w:pPr>
+        <w:widowControl/>
+        <w:adjustRightInd w:val="0"/>
+        <w:snapToGrid w:val="0"/>
+        <w:spacing w:after="200"/>
+        <w:jc w:val="left"/>
+        <w:rPr>
+          <w:rFonts w:ascii="Tahoma" w:eastAsia="微软雅黑" w:hAnsi="Tahoma"/>
+          <w:kern w:val="0"/>
+          <w:sz w:val="22"/>
+        </w:rPr>
+      </w:pPr>
+      <w:r>
+        <w:rPr>
+          <w:rFonts w:ascii="Tahoma" w:eastAsia="微软雅黑" w:hAnsi="Tahoma" w:hint="eastAsia"/>
+          <w:kern w:val="0"/>
+          <w:sz w:val="22"/>
+        </w:rPr>
+        <w:t>这里我建立了单独的解谜设计工程，并放入了集合中，方便熟悉用法。</w:t>
+      </w:r>
+    </w:p>
+    <w:tbl>
+      <w:tblPr>
+        <w:tblStyle w:val="af"/>
+        <w:tblW w:w="0" w:type="auto"/>
+        <w:shd w:val="clear" w:color="auto" w:fill="DEEAF6" w:themeFill="accent1" w:themeFillTint="33"/>
+        <w:tblLook w:val="04A0" w:firstRow="1" w:lastRow="0" w:firstColumn="1" w:lastColumn="0" w:noHBand="0" w:noVBand="1"/>
+      </w:tblPr>
+      <w:tblGrid>
+        <w:gridCol w:w="8522"/>
+      </w:tblGrid>
+      <w:tr>
+        <w:tc>
+          <w:tcPr>
+            <w:tcW w:w="8522" w:type="dxa"/>
+            <w:shd w:val="clear" w:color="auto" w:fill="DEEAF6" w:themeFill="accent1" w:themeFillTint="33"/>
+          </w:tcPr>
+          <w:p>
+            <w:pPr>
+              <w:widowControl/>
+              <w:adjustRightInd w:val="0"/>
+              <w:snapToGrid w:val="0"/>
+              <w:jc w:val="left"/>
+              <w:rPr>
+                <w:rFonts w:ascii="Tahoma" w:eastAsia="微软雅黑" w:hAnsi="Tahoma"/>
+                <w:kern w:val="0"/>
+                <w:sz w:val="22"/>
+              </w:rPr>
+            </w:pPr>
+            <w:r>
+              <w:rPr>
+                <w:rFonts w:ascii="Tahoma" w:eastAsia="微软雅黑" w:hAnsi="Tahoma" w:hint="eastAsia"/>
+                <w:kern w:val="0"/>
+                <w:sz w:val="22"/>
+              </w:rPr>
+              <w:t>小型示例工程集合</w:t>
+            </w:r>
+          </w:p>
+          <w:p>
+            <w:pPr>
+              <w:widowControl/>
+              <w:adjustRightInd w:val="0"/>
+              <w:snapToGrid w:val="0"/>
+              <w:jc w:val="left"/>
+              <w:rPr>
+                <w:rFonts w:ascii="Tahoma" w:eastAsia="微软雅黑" w:hAnsi="Tahoma"/>
+                <w:kern w:val="0"/>
+                <w:sz w:val="22"/>
+              </w:rPr>
+            </w:pPr>
+            <w:r>
+              <w:rPr>
+                <w:rFonts w:ascii="Tahoma" w:eastAsia="微软雅黑" w:hAnsi="Tahoma" w:hint="eastAsia"/>
+                <w:kern w:val="0"/>
+                <w:sz w:val="22"/>
+              </w:rPr>
+              <w:t>链接</w:t>
+            </w:r>
+            <w:r>
+              <w:rPr>
+                <w:rFonts w:ascii="Tahoma" w:eastAsia="微软雅黑" w:hAnsi="Tahoma" w:hint="eastAsia"/>
+                <w:kern w:val="0"/>
+                <w:sz w:val="22"/>
+              </w:rPr>
+              <w:t xml:space="preserve">: </w:t>
+            </w:r>
+            <w:hyperlink r:id="rId10" w:history="1">
+              <w:r>
+                <w:rPr>
+                  <w:rStyle w:val="a4"/>
+                  <w:rFonts w:ascii="Tahoma" w:eastAsia="微软雅黑" w:hAnsi="Tahoma" w:hint="eastAsia"/>
+                  <w:kern w:val="0"/>
+                  <w:sz w:val="22"/>
+                </w:rPr>
+                <w:t>https://pan.baidu.com/s/1Z60Fht7alAGZymWOle68PQ</w:t>
+              </w:r>
+            </w:hyperlink>
+            <w:r>
+              <w:rPr>
+                <w:rFonts w:ascii="Tahoma" w:eastAsia="微软雅黑" w:hAnsi="Tahoma" w:hint="eastAsia"/>
+                <w:kern w:val="0"/>
+                <w:sz w:val="22"/>
+              </w:rPr>
+              <w:t xml:space="preserve"> </w:t>
+            </w:r>
+          </w:p>
+          <w:p>
+            <w:pPr>
+              <w:widowControl/>
+              <w:adjustRightInd w:val="0"/>
+              <w:snapToGrid w:val="0"/>
+              <w:jc w:val="left"/>
+              <w:rPr>
+                <w:rFonts w:ascii="Tahoma" w:eastAsia="微软雅黑" w:hAnsi="Tahoma"/>
+                <w:kern w:val="0"/>
+                <w:sz w:val="22"/>
+              </w:rPr>
+            </w:pPr>
+            <w:r>
+              <w:rPr>
+                <w:rFonts w:ascii="Tahoma" w:eastAsia="微软雅黑" w:hAnsi="Tahoma" w:hint="eastAsia"/>
+                <w:kern w:val="0"/>
+                <w:sz w:val="22"/>
+              </w:rPr>
+              <w:t>提取码</w:t>
+            </w:r>
+            <w:r>
+              <w:rPr>
+                <w:rFonts w:ascii="Tahoma" w:eastAsia="微软雅黑" w:hAnsi="Tahoma" w:hint="eastAsia"/>
+                <w:kern w:val="0"/>
+                <w:sz w:val="22"/>
+              </w:rPr>
+              <w:t xml:space="preserve">: 3r5e </w:t>
+            </w:r>
+          </w:p>
+        </w:tc>
+      </w:tr>
+    </w:tbl>
+    <w:p>
+      <w:pPr>
+        <w:widowControl/>
+        <w:adjustRightInd w:val="0"/>
+        <w:jc w:val="left"/>
+        <w:rPr>
+          <w:rFonts w:ascii="Tahoma" w:eastAsia="微软雅黑" w:hAnsi="Tahoma"/>
+          <w:kern w:val="0"/>
+          <w:sz w:val="22"/>
+        </w:rPr>
+      </w:pPr>
+      <w:r>
+        <w:rPr>
+          <w:rFonts w:ascii="Tahoma" w:eastAsia="微软雅黑" w:hAnsi="Tahoma" w:hint="eastAsia"/>
+          <w:kern w:val="0"/>
+          <w:sz w:val="22"/>
+        </w:rPr>
+        <w:t>另外，示例中的插件一直在更新，而打包工程中的插件不一定会同步更新哦。</w:t>
+      </w:r>
+    </w:p>
+    <w:p>
+      <w:pPr>
+        <w:widowControl/>
+        <w:adjustRightInd w:val="0"/>
+        <w:snapToGrid w:val="0"/>
+        <w:jc w:val="left"/>
+        <w:rPr>
+          <w:rFonts w:ascii="Tahoma" w:eastAsia="微软雅黑" w:hAnsi="Tahoma"/>
+          <w:kern w:val="0"/>
+          <w:sz w:val="22"/>
+        </w:rPr>
+      </w:pPr>
+    </w:p>
+    <w:p>
+      <w:pPr>
+        <w:widowControl/>
+        <w:adjustRightInd w:val="0"/>
+        <w:snapToGrid w:val="0"/>
+        <w:jc w:val="left"/>
+        <w:rPr>
+          <w:rFonts w:ascii="Tahoma" w:eastAsia="微软雅黑" w:hAnsi="Tahoma"/>
+          <w:kern w:val="0"/>
+          <w:sz w:val="22"/>
+        </w:rPr>
+      </w:pPr>
+      <w:r>
+        <w:rPr>
+          <w:rFonts w:ascii="Tahoma" w:eastAsia="微软雅黑" w:hAnsi="Tahoma" w:hint="eastAsia"/>
+          <w:kern w:val="0"/>
+          <w:sz w:val="22"/>
         </w:rPr>
         <w:br w:type="page"/>
       </w:r>
@@ -923,7 +1198,7 @@
                     </pic:cNvPicPr>
                   </pic:nvPicPr>
                   <pic:blipFill>
-                    <a:blip r:embed="rId9">
+                    <a:blip r:embed="rId11">
                       <a:extLst>
                         <a:ext uri="{28A0092B-C50C-407E-A947-70E740481C1C}">
                           <a14:useLocalDpi xmlns:a14="http://schemas.microsoft.com/office/drawing/2010/main" val="0"/>
@@ -1067,12 +1342,13 @@
     <w:p>
       <w:pPr>
         <w:widowControl/>
+        <w:adjustRightInd w:val="0"/>
+        <w:snapToGrid w:val="0"/>
         <w:jc w:val="center"/>
         <w:rPr>
-          <w:rFonts w:ascii="宋体" w:eastAsia="宋体" w:hAnsi="宋体" w:cs="宋体" w:hint="eastAsia"/>
-          <w:kern w:val="0"/>
-          <w:sz w:val="24"/>
-          <w:szCs w:val="24"/>
+          <w:rFonts w:ascii="Tahoma" w:eastAsia="微软雅黑" w:hAnsi="Tahoma"/>
+          <w:kern w:val="0"/>
+          <w:sz w:val="22"/>
         </w:rPr>
       </w:pPr>
       <w:r>
@@ -1101,7 +1377,7 @@
                     </pic:cNvPicPr>
                   </pic:nvPicPr>
                   <pic:blipFill>
-                    <a:blip r:embed="rId10">
+                    <a:blip r:embed="rId12">
                       <a:extLst>
                         <a:ext uri="{28A0092B-C50C-407E-A947-70E740481C1C}">
                           <a14:useLocalDpi xmlns:a14="http://schemas.microsoft.com/office/drawing/2010/main" val="0"/>
@@ -1135,12 +1411,148 @@
     </w:p>
     <w:p>
       <w:pPr>
+        <w:widowControl/>
+        <w:adjustRightInd w:val="0"/>
+        <w:snapToGrid w:val="0"/>
+        <w:jc w:val="left"/>
+        <w:rPr>
+          <w:rFonts w:ascii="Tahoma" w:eastAsia="微软雅黑" w:hAnsi="Tahoma"/>
+          <w:kern w:val="0"/>
+          <w:sz w:val="22"/>
+        </w:rPr>
+      </w:pPr>
+      <w:r>
+        <w:rPr>
+          <w:rFonts w:ascii="Tahoma" w:eastAsia="微软雅黑" w:hAnsi="Tahoma" w:hint="eastAsia"/>
+          <w:kern w:val="0"/>
+          <w:sz w:val="22"/>
+        </w:rPr>
+        <w:t>然后对应图片文件夹下，</w:t>
+      </w:r>
+      <w:r>
+        <w:rPr>
+          <w:rFonts w:ascii="Tahoma" w:eastAsia="微软雅黑" w:hAnsi="Tahoma" w:hint="eastAsia"/>
+          <w:kern w:val="0"/>
+          <w:sz w:val="22"/>
+        </w:rPr>
+        <w:t>需要</w:t>
+      </w:r>
+      <w:r>
+        <w:rPr>
+          <w:rFonts w:ascii="Tahoma" w:eastAsia="微软雅黑" w:hAnsi="Tahoma" w:hint="eastAsia"/>
+          <w:kern w:val="0"/>
+          <w:sz w:val="22"/>
+        </w:rPr>
+        <w:t>加</w:t>
+      </w:r>
+      <w:r>
+        <w:rPr>
+          <w:rFonts w:ascii="Tahoma" w:eastAsia="微软雅黑" w:hAnsi="Tahoma" w:hint="eastAsia"/>
+          <w:kern w:val="0"/>
+          <w:sz w:val="22"/>
+        </w:rPr>
+        <w:t>对应的拼图碎片。</w:t>
+      </w:r>
+    </w:p>
+    <w:p>
+      <w:pPr>
+        <w:widowControl/>
+        <w:adjustRightInd w:val="0"/>
+        <w:snapToGrid w:val="0"/>
+        <w:jc w:val="center"/>
+        <w:rPr>
+          <w:rFonts w:ascii="Tahoma" w:eastAsia="微软雅黑" w:hAnsi="Tahoma"/>
+          <w:kern w:val="0"/>
+          <w:sz w:val="22"/>
+        </w:rPr>
+      </w:pPr>
+      <w:r>
+        <w:rPr>
+          <w:rFonts w:ascii="Tahoma" w:eastAsia="微软雅黑" w:hAnsi="Tahoma" w:hint="eastAsia"/>
+          <w:noProof/>
+          <w:kern w:val="0"/>
+          <w:sz w:val="22"/>
+        </w:rPr>
+        <w:drawing>
+          <wp:inline distT="0" distB="0" distL="0" distR="0" wp14:anchorId="0F3F3BB0" wp14:editId="5B22AAA9">
+            <wp:extent cx="4259580" cy="2241074"/>
+            <wp:effectExtent l="19050" t="19050" r="26670" b="26035"/>
+            <wp:docPr id="1711511570" name="图片 3"/>
+            <wp:cNvGraphicFramePr>
+              <a:graphicFrameLocks xmlns:a="http://schemas.openxmlformats.org/drawingml/2006/main" noChangeAspect="1"/>
+            </wp:cNvGraphicFramePr>
+            <a:graphic xmlns:a="http://schemas.openxmlformats.org/drawingml/2006/main">
+              <a:graphicData uri="http://schemas.openxmlformats.org/drawingml/2006/picture">
+                <pic:pic xmlns:pic="http://schemas.openxmlformats.org/drawingml/2006/picture">
+                  <pic:nvPicPr>
+                    <pic:cNvPr id="0" name="Picture 5"/>
+                    <pic:cNvPicPr>
+                      <a:picLocks noChangeAspect="1" noChangeArrowheads="1"/>
+                    </pic:cNvPicPr>
+                  </pic:nvPicPr>
+                  <pic:blipFill>
+                    <a:blip r:embed="rId13">
+                      <a:extLst>
+                        <a:ext uri="{28A0092B-C50C-407E-A947-70E740481C1C}">
+                          <a14:useLocalDpi xmlns:a14="http://schemas.microsoft.com/office/drawing/2010/main" val="0"/>
+                        </a:ext>
+                      </a:extLst>
+                    </a:blip>
+                    <a:srcRect/>
+                    <a:stretch>
+                      <a:fillRect/>
+                    </a:stretch>
+                  </pic:blipFill>
+                  <pic:spPr bwMode="auto">
+                    <a:xfrm>
+                      <a:off x="0" y="0"/>
+                      <a:ext cx="4266060" cy="2244483"/>
+                    </a:xfrm>
+                    <a:prstGeom prst="rect">
+                      <a:avLst/>
+                    </a:prstGeom>
+                    <a:noFill/>
+                    <a:ln w="9525">
+                      <a:solidFill>
+                        <a:schemeClr val="tx1"/>
+                      </a:solidFill>
+                    </a:ln>
+                  </pic:spPr>
+                </pic:pic>
+              </a:graphicData>
+            </a:graphic>
+          </wp:inline>
+        </w:drawing>
+      </w:r>
+    </w:p>
+    <w:p>
+      <w:pPr>
+        <w:widowControl/>
+        <w:jc w:val="left"/>
+        <w:rPr>
+          <w:rFonts w:ascii="Tahoma" w:eastAsia="微软雅黑" w:hAnsi="Tahoma"/>
+          <w:kern w:val="0"/>
+          <w:sz w:val="22"/>
+        </w:rPr>
+      </w:pPr>
+      <w:r>
+        <w:rPr>
+          <w:rFonts w:ascii="Tahoma" w:eastAsia="微软雅黑" w:hAnsi="Tahoma"/>
+          <w:kern w:val="0"/>
+          <w:sz w:val="22"/>
+        </w:rPr>
+        <w:br w:type="page"/>
+      </w:r>
+    </w:p>
+    <w:p>
+      <w:pPr>
         <w:pStyle w:val="4"/>
         <w:rPr>
           <w:rFonts w:hint="eastAsia"/>
         </w:rPr>
       </w:pPr>
       <w:r>
+        <w:lastRenderedPageBreak/>
         <w:t>2</w:t>
       </w:r>
       <w:r>
@@ -1245,7 +1657,7 @@
                     </pic:cNvPicPr>
                   </pic:nvPicPr>
                   <pic:blipFill>
-                    <a:blip r:embed="rId11">
+                    <a:blip r:embed="rId14">
                       <a:extLst>
                         <a:ext uri="{28A0092B-C50C-407E-A947-70E740481C1C}">
                           <a14:useLocalDpi xmlns:a14="http://schemas.microsoft.com/office/drawing/2010/main" val="0"/>
@@ -1287,14 +1699,6 @@
           <w:sz w:val="22"/>
         </w:rPr>
       </w:pPr>
-      <w:r>
-        <w:rPr>
-          <w:rFonts w:ascii="Tahoma" w:eastAsia="微软雅黑" w:hAnsi="Tahoma"/>
-          <w:kern w:val="0"/>
-          <w:sz w:val="22"/>
-        </w:rPr>
-        <w:br w:type="page"/>
-      </w:r>
     </w:p>
     <w:p>
       <w:pPr>
@@ -1304,7 +1708,6 @@
         </w:rPr>
       </w:pPr>
       <w:r>
-        <w:lastRenderedPageBreak/>
         <w:t>3</w:t>
       </w:r>
       <w:r>
@@ -1424,6 +1827,8 @@
     <w:p>
       <w:pPr>
         <w:widowControl/>
+        <w:adjustRightInd w:val="0"/>
+        <w:snapToGrid w:val="0"/>
         <w:jc w:val="center"/>
         <w:rPr>
           <w:rFonts w:ascii="宋体" w:eastAsia="宋体" w:hAnsi="宋体" w:cs="宋体" w:hint="eastAsia"/>
@@ -1458,7 +1863,7 @@
                     </pic:cNvPicPr>
                   </pic:nvPicPr>
                   <pic:blipFill>
-                    <a:blip r:embed="rId12">
+                    <a:blip r:embed="rId15">
                       <a:extLst>
                         <a:ext uri="{28A0092B-C50C-407E-A947-70E740481C1C}">
                           <a14:useLocalDpi xmlns:a14="http://schemas.microsoft.com/office/drawing/2010/main" val="0"/>
@@ -1494,9 +1899,10 @@
       <w:pPr>
         <w:widowControl/>
         <w:rPr>
-          <w:rFonts w:ascii="Tahoma" w:eastAsia="微软雅黑" w:hAnsi="Tahoma"/>
-          <w:kern w:val="0"/>
-          <w:sz w:val="22"/>
+          <w:rFonts w:ascii="宋体" w:eastAsia="宋体" w:hAnsi="宋体" w:cs="宋体" w:hint="eastAsia"/>
+          <w:kern w:val="0"/>
+          <w:sz w:val="24"/>
+          <w:szCs w:val="24"/>
         </w:rPr>
       </w:pPr>
     </w:p>
@@ -1508,13 +1914,341 @@
         </w:rPr>
       </w:pPr>
       <w:r>
+        <w:rPr>
+          <w:rFonts w:hint="eastAsia"/>
+        </w:rPr>
         <w:t>4</w:t>
       </w:r>
       <w:r>
         <w:rPr>
           <w:rFonts w:hint="eastAsia"/>
         </w:rPr>
-        <w:t>）插件对象</w:t>
+        <w:t>）</w:t>
+      </w:r>
+      <w:r>
+        <w:rPr>
+          <w:rFonts w:hint="eastAsia"/>
+        </w:rPr>
+        <w:t>变量和开关</w:t>
+      </w:r>
+    </w:p>
+    <w:p>
+      <w:pPr>
+        <w:widowControl/>
+        <w:adjustRightInd w:val="0"/>
+        <w:snapToGrid w:val="0"/>
+        <w:jc w:val="left"/>
+        <w:rPr>
+          <w:rFonts w:ascii="Tahoma" w:eastAsia="微软雅黑" w:hAnsi="Tahoma"/>
+          <w:kern w:val="0"/>
+          <w:sz w:val="22"/>
+        </w:rPr>
+      </w:pPr>
+      <w:r>
+        <w:rPr>
+          <w:rFonts w:ascii="Tahoma" w:eastAsia="微软雅黑" w:hAnsi="Tahoma" w:hint="eastAsia"/>
+          <w:kern w:val="0"/>
+          <w:sz w:val="22"/>
+        </w:rPr>
+        <w:t>游戏中用到了</w:t>
+      </w:r>
+      <w:r>
+        <w:rPr>
+          <w:rFonts w:ascii="Tahoma" w:eastAsia="微软雅黑" w:hAnsi="Tahoma" w:hint="eastAsia"/>
+          <w:kern w:val="0"/>
+          <w:sz w:val="22"/>
+        </w:rPr>
+        <w:t xml:space="preserve"> </w:t>
+      </w:r>
+      <w:r>
+        <w:rPr>
+          <w:rFonts w:ascii="Tahoma" w:eastAsia="微软雅黑" w:hAnsi="Tahoma" w:hint="eastAsia"/>
+          <w:kern w:val="0"/>
+          <w:sz w:val="22"/>
+        </w:rPr>
+        <w:t>开关</w:t>
+      </w:r>
+      <w:r>
+        <w:rPr>
+          <w:rFonts w:ascii="Tahoma" w:eastAsia="微软雅黑" w:hAnsi="Tahoma" w:hint="eastAsia"/>
+          <w:kern w:val="0"/>
+          <w:sz w:val="22"/>
+        </w:rPr>
+        <w:t>93</w:t>
+      </w:r>
+      <w:r>
+        <w:rPr>
+          <w:rFonts w:ascii="Tahoma" w:eastAsia="微软雅黑" w:hAnsi="Tahoma" w:hint="eastAsia"/>
+          <w:kern w:val="0"/>
+          <w:sz w:val="22"/>
+        </w:rPr>
+        <w:t>、变量</w:t>
+      </w:r>
+      <w:r>
+        <w:rPr>
+          <w:rFonts w:ascii="Tahoma" w:eastAsia="微软雅黑" w:hAnsi="Tahoma" w:hint="eastAsia"/>
+          <w:kern w:val="0"/>
+          <w:sz w:val="22"/>
+        </w:rPr>
+        <w:t>56</w:t>
+      </w:r>
+      <w:r>
+        <w:rPr>
+          <w:rFonts w:ascii="Tahoma" w:eastAsia="微软雅黑" w:hAnsi="Tahoma" w:hint="eastAsia"/>
+          <w:kern w:val="0"/>
+          <w:sz w:val="22"/>
+        </w:rPr>
+        <w:t>、变量</w:t>
+      </w:r>
+      <w:r>
+        <w:rPr>
+          <w:rFonts w:ascii="Tahoma" w:eastAsia="微软雅黑" w:hAnsi="Tahoma" w:hint="eastAsia"/>
+          <w:kern w:val="0"/>
+          <w:sz w:val="22"/>
+        </w:rPr>
+        <w:t xml:space="preserve">57 </w:t>
+      </w:r>
+      <w:r>
+        <w:rPr>
+          <w:rFonts w:ascii="Tahoma" w:eastAsia="微软雅黑" w:hAnsi="Tahoma" w:hint="eastAsia"/>
+          <w:kern w:val="0"/>
+          <w:sz w:val="22"/>
+        </w:rPr>
+        <w:t>如下图。</w:t>
+      </w:r>
+      <w:bookmarkStart w:id="0" w:name="_Hlk193308826"/>
+    </w:p>
+    <w:p>
+      <w:pPr>
+        <w:widowControl/>
+        <w:adjustRightInd w:val="0"/>
+        <w:snapToGrid w:val="0"/>
+        <w:jc w:val="left"/>
+        <w:rPr>
+          <w:rFonts w:ascii="Tahoma" w:eastAsia="微软雅黑" w:hAnsi="Tahoma"/>
+          <w:kern w:val="0"/>
+          <w:sz w:val="22"/>
+        </w:rPr>
+      </w:pPr>
+      <w:r>
+        <w:rPr>
+          <w:rFonts w:ascii="Tahoma" w:eastAsia="微软雅黑" w:hAnsi="Tahoma" w:hint="eastAsia"/>
+          <w:kern w:val="0"/>
+          <w:sz w:val="22"/>
+        </w:rPr>
+        <w:t>（你可以修改开关和变量，但要一并修改</w:t>
+      </w:r>
+      <w:r>
+        <w:rPr>
+          <w:rFonts w:ascii="Tahoma" w:eastAsia="微软雅黑" w:hAnsi="Tahoma" w:hint="eastAsia"/>
+          <w:kern w:val="0"/>
+          <w:sz w:val="22"/>
+        </w:rPr>
+        <w:t xml:space="preserve"> </w:t>
+      </w:r>
+      <w:r>
+        <w:rPr>
+          <w:rFonts w:ascii="Tahoma" w:eastAsia="微软雅黑" w:hAnsi="Tahoma" w:hint="eastAsia"/>
+          <w:kern w:val="0"/>
+          <w:sz w:val="22"/>
+        </w:rPr>
+        <w:t>公共事件和地图中的事件</w:t>
+      </w:r>
+      <w:r>
+        <w:rPr>
+          <w:rFonts w:ascii="Tahoma" w:eastAsia="微软雅黑" w:hAnsi="Tahoma" w:hint="eastAsia"/>
+          <w:kern w:val="0"/>
+          <w:sz w:val="22"/>
+        </w:rPr>
+        <w:t xml:space="preserve"> </w:t>
+      </w:r>
+      <w:r>
+        <w:rPr>
+          <w:rFonts w:ascii="Tahoma" w:eastAsia="微软雅黑" w:hAnsi="Tahoma" w:hint="eastAsia"/>
+          <w:kern w:val="0"/>
+          <w:sz w:val="22"/>
+        </w:rPr>
+        <w:t>对应的</w:t>
+      </w:r>
+      <w:r>
+        <w:rPr>
+          <w:rFonts w:ascii="Tahoma" w:eastAsia="微软雅黑" w:hAnsi="Tahoma" w:hint="eastAsia"/>
+          <w:kern w:val="0"/>
+          <w:sz w:val="22"/>
+        </w:rPr>
+        <w:t>值</w:t>
+      </w:r>
+      <w:r>
+        <w:rPr>
+          <w:rFonts w:ascii="Tahoma" w:eastAsia="微软雅黑" w:hAnsi="Tahoma" w:hint="eastAsia"/>
+          <w:kern w:val="0"/>
+          <w:sz w:val="22"/>
+        </w:rPr>
+        <w:t>）</w:t>
+      </w:r>
+    </w:p>
+    <w:bookmarkEnd w:id="0"/>
+    <w:p>
+      <w:pPr>
+        <w:widowControl/>
+        <w:jc w:val="center"/>
+        <w:rPr>
+          <w:rFonts w:ascii="Tahoma" w:eastAsia="微软雅黑" w:hAnsi="Tahoma"/>
+          <w:kern w:val="0"/>
+          <w:sz w:val="22"/>
+        </w:rPr>
+      </w:pPr>
+      <w:r>
+        <w:rPr>
+          <w:rFonts w:hint="eastAsia"/>
+          <w:noProof/>
+        </w:rPr>
+        <w:drawing>
+          <wp:inline distT="0" distB="0" distL="0" distR="0" wp14:anchorId="4D16CF6E" wp14:editId="3C351C81">
+            <wp:extent cx="2399030" cy="3087641"/>
+            <wp:effectExtent l="0" t="0" r="1270" b="0"/>
+            <wp:docPr id="872420359" name="图片 1"/>
+            <wp:cNvGraphicFramePr>
+              <a:graphicFrameLocks xmlns:a="http://schemas.openxmlformats.org/drawingml/2006/main" noChangeAspect="1"/>
+            </wp:cNvGraphicFramePr>
+            <a:graphic xmlns:a="http://schemas.openxmlformats.org/drawingml/2006/main">
+              <a:graphicData uri="http://schemas.openxmlformats.org/drawingml/2006/picture">
+                <pic:pic xmlns:pic="http://schemas.openxmlformats.org/drawingml/2006/picture">
+                  <pic:nvPicPr>
+                    <pic:cNvPr id="0" name="Picture 1"/>
+                    <pic:cNvPicPr>
+                      <a:picLocks noChangeAspect="1" noChangeArrowheads="1"/>
+                    </pic:cNvPicPr>
+                  </pic:nvPicPr>
+                  <pic:blipFill>
+                    <a:blip r:embed="rId16">
+                      <a:extLst>
+                        <a:ext uri="{28A0092B-C50C-407E-A947-70E740481C1C}">
+                          <a14:useLocalDpi xmlns:a14="http://schemas.microsoft.com/office/drawing/2010/main" val="0"/>
+                        </a:ext>
+                      </a:extLst>
+                    </a:blip>
+                    <a:srcRect/>
+                    <a:stretch>
+                      <a:fillRect/>
+                    </a:stretch>
+                  </pic:blipFill>
+                  <pic:spPr bwMode="auto">
+                    <a:xfrm>
+                      <a:off x="0" y="0"/>
+                      <a:ext cx="2401857" cy="3091279"/>
+                    </a:xfrm>
+                    <a:prstGeom prst="rect">
+                      <a:avLst/>
+                    </a:prstGeom>
+                    <a:noFill/>
+                    <a:ln>
+                      <a:noFill/>
+                    </a:ln>
+                  </pic:spPr>
+                </pic:pic>
+              </a:graphicData>
+            </a:graphic>
+          </wp:inline>
+        </w:drawing>
+      </w:r>
+      <w:r>
+        <w:rPr>
+          <w:rFonts w:ascii="Tahoma" w:eastAsia="微软雅黑" w:hAnsi="Tahoma" w:hint="eastAsia"/>
+          <w:kern w:val="0"/>
+          <w:sz w:val="22"/>
+        </w:rPr>
+        <w:t xml:space="preserve"> </w:t>
+      </w:r>
+      <w:r>
+        <w:rPr>
+          <w:rFonts w:hint="eastAsia"/>
+          <w:noProof/>
+        </w:rPr>
+        <w:drawing>
+          <wp:inline distT="0" distB="0" distL="0" distR="0" wp14:anchorId="4CAD3099" wp14:editId="24FEB4FB">
+            <wp:extent cx="2397778" cy="3086030"/>
+            <wp:effectExtent l="0" t="0" r="2540" b="635"/>
+            <wp:docPr id="1296057111" name="图片 2"/>
+            <wp:cNvGraphicFramePr>
+              <a:graphicFrameLocks xmlns:a="http://schemas.openxmlformats.org/drawingml/2006/main" noChangeAspect="1"/>
+            </wp:cNvGraphicFramePr>
+            <a:graphic xmlns:a="http://schemas.openxmlformats.org/drawingml/2006/main">
+              <a:graphicData uri="http://schemas.openxmlformats.org/drawingml/2006/picture">
+                <pic:pic xmlns:pic="http://schemas.openxmlformats.org/drawingml/2006/picture">
+                  <pic:nvPicPr>
+                    <pic:cNvPr id="0" name="Picture 3"/>
+                    <pic:cNvPicPr>
+                      <a:picLocks noChangeAspect="1" noChangeArrowheads="1"/>
+                    </pic:cNvPicPr>
+                  </pic:nvPicPr>
+                  <pic:blipFill>
+                    <a:blip r:embed="rId17">
+                      <a:extLst>
+                        <a:ext uri="{28A0092B-C50C-407E-A947-70E740481C1C}">
+                          <a14:useLocalDpi xmlns:a14="http://schemas.microsoft.com/office/drawing/2010/main" val="0"/>
+                        </a:ext>
+                      </a:extLst>
+                    </a:blip>
+                    <a:srcRect/>
+                    <a:stretch>
+                      <a:fillRect/>
+                    </a:stretch>
+                  </pic:blipFill>
+                  <pic:spPr bwMode="auto">
+                    <a:xfrm>
+                      <a:off x="0" y="0"/>
+                      <a:ext cx="2402306" cy="3091857"/>
+                    </a:xfrm>
+                    <a:prstGeom prst="rect">
+                      <a:avLst/>
+                    </a:prstGeom>
+                    <a:noFill/>
+                    <a:ln>
+                      <a:noFill/>
+                    </a:ln>
+                  </pic:spPr>
+                </pic:pic>
+              </a:graphicData>
+            </a:graphic>
+          </wp:inline>
+        </w:drawing>
+      </w:r>
+    </w:p>
+    <w:p>
+      <w:pPr>
+        <w:widowControl/>
+        <w:rPr>
+          <w:rFonts w:ascii="Tahoma" w:eastAsia="微软雅黑" w:hAnsi="Tahoma"/>
+          <w:kern w:val="0"/>
+          <w:sz w:val="22"/>
+        </w:rPr>
+      </w:pPr>
+    </w:p>
+    <w:p>
+      <w:pPr>
+        <w:pStyle w:val="4"/>
+        <w:rPr>
+          <w:rFonts w:hint="eastAsia"/>
+        </w:rPr>
+      </w:pPr>
+      <w:r>
+        <w:rPr>
+          <w:rFonts w:hint="eastAsia"/>
+        </w:rPr>
+        <w:t>5</w:t>
+      </w:r>
+      <w:r>
+        <w:rPr>
+          <w:rFonts w:hint="eastAsia"/>
+        </w:rPr>
+        <w:t>）插件</w:t>
+      </w:r>
+      <w:r>
+        <w:rPr>
+          <w:rFonts w:hint="eastAsia"/>
+        </w:rPr>
+        <w:t>-数组设置</w:t>
       </w:r>
     </w:p>
     <w:p>
@@ -1650,7 +2384,7 @@
                     <pic:cNvPicPr/>
                   </pic:nvPicPr>
                   <pic:blipFill>
-                    <a:blip r:embed="rId13"/>
+                    <a:blip r:embed="rId18"/>
                     <a:stretch>
                       <a:fillRect/>
                     </a:stretch>
@@ -1675,6 +2409,41 @@
       <w:pPr>
         <w:widowControl/>
         <w:snapToGrid w:val="0"/>
+        <w:rPr>
+          <w:rFonts w:ascii="Tahoma" w:eastAsia="微软雅黑" w:hAnsi="Tahoma"/>
+          <w:kern w:val="0"/>
+          <w:sz w:val="22"/>
+        </w:rPr>
+      </w:pPr>
+      <w:r>
+        <w:rPr>
+          <w:rFonts w:ascii="Tahoma" w:eastAsia="微软雅黑" w:hAnsi="Tahoma" w:hint="eastAsia"/>
+          <w:kern w:val="0"/>
+          <w:sz w:val="22"/>
+        </w:rPr>
+        <w:t>插件指令使用了数组“</w:t>
+      </w:r>
+      <w:r>
+        <w:rPr>
+          <w:rFonts w:ascii="Tahoma" w:eastAsia="微软雅黑" w:hAnsi="Tahoma" w:hint="eastAsia"/>
+          <w:kern w:val="0"/>
+          <w:sz w:val="22"/>
+        </w:rPr>
+        <w:t>拼图用临时数组</w:t>
+      </w:r>
+      <w:r>
+        <w:rPr>
+          <w:rFonts w:ascii="Tahoma" w:eastAsia="微软雅黑" w:hAnsi="Tahoma" w:hint="eastAsia"/>
+          <w:kern w:val="0"/>
+          <w:sz w:val="22"/>
+        </w:rPr>
+        <w:t>”进行了操作。</w:t>
+      </w:r>
+    </w:p>
+    <w:p>
+      <w:pPr>
+        <w:widowControl/>
+        <w:snapToGrid w:val="0"/>
         <w:jc w:val="center"/>
         <w:rPr>
           <w:rFonts w:ascii="Tahoma" w:eastAsia="微软雅黑" w:hAnsi="Tahoma"/>
@@ -1708,7 +2477,7 @@
                     </pic:cNvPicPr>
                   </pic:nvPicPr>
                   <pic:blipFill>
-                    <a:blip r:embed="rId14">
+                    <a:blip r:embed="rId19">
                       <a:extLst>
                         <a:ext uri="{28A0092B-C50C-407E-A947-70E740481C1C}">
                           <a14:useLocalDpi xmlns:a14="http://schemas.microsoft.com/office/drawing/2010/main" val="0"/>
@@ -1750,13 +2519,66 @@
           <w:sz w:val="22"/>
         </w:rPr>
       </w:pPr>
-      <w:r>
-        <w:rPr>
-          <w:rFonts w:ascii="Tahoma" w:eastAsia="微软雅黑" w:hAnsi="Tahoma" w:hint="eastAsia"/>
-          <w:kern w:val="0"/>
-          <w:sz w:val="22"/>
-        </w:rPr>
-        <w:t>插件中，需要添加吸附槽，并且离开游戏时，要清除槽。</w:t>
+    </w:p>
+    <w:p>
+      <w:pPr>
+        <w:pStyle w:val="4"/>
+        <w:rPr>
+          <w:rFonts w:hint="eastAsia"/>
+        </w:rPr>
+      </w:pPr>
+      <w:r>
+        <w:rPr>
+          <w:rFonts w:hint="eastAsia"/>
+        </w:rPr>
+        <w:t>6</w:t>
+      </w:r>
+      <w:r>
+        <w:rPr>
+          <w:rFonts w:hint="eastAsia"/>
+        </w:rPr>
+        <w:t>）插件</w:t>
+      </w:r>
+      <w:r>
+        <w:rPr>
+          <w:rFonts w:hint="eastAsia"/>
+        </w:rPr>
+        <w:t>-吸附槽设置</w:t>
+      </w:r>
+    </w:p>
+    <w:p>
+      <w:pPr>
+        <w:widowControl/>
+        <w:snapToGrid w:val="0"/>
+        <w:rPr>
+          <w:rFonts w:ascii="Tahoma" w:eastAsia="微软雅黑" w:hAnsi="Tahoma"/>
+          <w:kern w:val="0"/>
+          <w:sz w:val="22"/>
+        </w:rPr>
+      </w:pPr>
+      <w:r>
+        <w:rPr>
+          <w:rFonts w:ascii="Tahoma" w:eastAsia="微软雅黑" w:hAnsi="Tahoma" w:hint="eastAsia"/>
+          <w:kern w:val="0"/>
+          <w:sz w:val="22"/>
+        </w:rPr>
+        <w:t>插件中，</w:t>
+      </w:r>
+      <w:r>
+        <w:rPr>
+          <w:rFonts w:ascii="Tahoma" w:eastAsia="微软雅黑" w:hAnsi="Tahoma" w:hint="eastAsia"/>
+          <w:kern w:val="0"/>
+          <w:sz w:val="22"/>
+        </w:rPr>
+        <w:t>还</w:t>
+      </w:r>
+      <w:r>
+        <w:rPr>
+          <w:rFonts w:ascii="Tahoma" w:eastAsia="微软雅黑" w:hAnsi="Tahoma" w:hint="eastAsia"/>
+          <w:kern w:val="0"/>
+          <w:sz w:val="22"/>
+        </w:rPr>
+        <w:t>需要添加吸附槽，并且离开游戏时，要清除槽。</w:t>
       </w:r>
     </w:p>
     <w:p>
@@ -1780,9 +2602,9 @@
           <w:szCs w:val="24"/>
         </w:rPr>
         <w:drawing>
-          <wp:inline distT="0" distB="0" distL="0" distR="0" wp14:anchorId="1AE1FFE9" wp14:editId="04153B2B">
-            <wp:extent cx="4168140" cy="2694788"/>
-            <wp:effectExtent l="0" t="0" r="3810" b="0"/>
+          <wp:inline distT="0" distB="0" distL="0" distR="0" wp14:anchorId="1AE1FFE9" wp14:editId="29FFBD58">
+            <wp:extent cx="4419812" cy="2857500"/>
+            <wp:effectExtent l="0" t="0" r="0" b="0"/>
             <wp:docPr id="1726937440" name="图片 1"/>
             <wp:cNvGraphicFramePr>
               <a:graphicFrameLocks xmlns:a="http://schemas.openxmlformats.org/drawingml/2006/main" noChangeAspect="1"/>
@@ -1797,7 +2619,7 @@
                     </pic:cNvPicPr>
                   </pic:nvPicPr>
                   <pic:blipFill>
-                    <a:blip r:embed="rId15">
+                    <a:blip r:embed="rId20">
                       <a:extLst>
                         <a:ext uri="{28A0092B-C50C-407E-A947-70E740481C1C}">
                           <a14:useLocalDpi xmlns:a14="http://schemas.microsoft.com/office/drawing/2010/main" val="0"/>
@@ -1812,7 +2634,7 @@
                   <pic:spPr bwMode="auto">
                     <a:xfrm>
                       <a:off x="0" y="0"/>
-                      <a:ext cx="4184603" cy="2705432"/>
+                      <a:ext cx="4442859" cy="2872400"/>
                     </a:xfrm>
                     <a:prstGeom prst="rect">
                       <a:avLst/>
@@ -1850,9 +2672,9 @@
           <w:szCs w:val="24"/>
         </w:rPr>
         <w:drawing>
-          <wp:inline distT="0" distB="0" distL="0" distR="0" wp14:anchorId="24451771" wp14:editId="627CF948">
-            <wp:extent cx="4152900" cy="1400465"/>
-            <wp:effectExtent l="0" t="0" r="0" b="9525"/>
+          <wp:inline distT="0" distB="0" distL="0" distR="0" wp14:anchorId="24451771" wp14:editId="4EB96393">
+            <wp:extent cx="4406245" cy="1485900"/>
+            <wp:effectExtent l="0" t="0" r="0" b="0"/>
             <wp:docPr id="9" name="图片 9"/>
             <wp:cNvGraphicFramePr>
               <a:graphicFrameLocks xmlns:a="http://schemas.openxmlformats.org/drawingml/2006/main" noChangeAspect="1"/>
@@ -1867,7 +2689,7 @@
                     </pic:cNvPicPr>
                   </pic:nvPicPr>
                   <pic:blipFill>
-                    <a:blip r:embed="rId16">
+                    <a:blip r:embed="rId21">
                       <a:extLst>
                         <a:ext uri="{28A0092B-C50C-407E-A947-70E740481C1C}">
                           <a14:useLocalDpi xmlns:a14="http://schemas.microsoft.com/office/drawing/2010/main" val="0"/>
@@ -1882,7 +2704,7 @@
                   <pic:spPr bwMode="auto">
                     <a:xfrm>
                       <a:off x="0" y="0"/>
-                      <a:ext cx="4190147" cy="1413026"/>
+                      <a:ext cx="4451755" cy="1501247"/>
                     </a:xfrm>
                     <a:prstGeom prst="rect">
                       <a:avLst/>
@@ -1931,6 +2753,385 @@
     </w:p>
     <w:p>
       <w:pPr>
+        <w:pStyle w:val="4"/>
+        <w:rPr>
+          <w:rFonts w:hint="eastAsia"/>
+        </w:rPr>
+      </w:pPr>
+      <w:r>
+        <w:rPr>
+          <w:rFonts w:hint="eastAsia"/>
+        </w:rPr>
+        <w:lastRenderedPageBreak/>
+        <w:t>7</w:t>
+      </w:r>
+      <w:r>
+        <w:rPr>
+          <w:rFonts w:hint="eastAsia"/>
+        </w:rPr>
+        <w:t>）</w:t>
+      </w:r>
+      <w:r>
+        <w:rPr>
+          <w:rFonts w:hint="eastAsia"/>
+        </w:rPr>
+        <w:t>插件-</w:t>
+      </w:r>
+      <w:r>
+        <w:rPr>
+          <w:rFonts w:hint="eastAsia"/>
+        </w:rPr>
+        <w:t>限时的UI变量框</w:t>
+      </w:r>
+    </w:p>
+    <w:p>
+      <w:pPr>
+        <w:widowControl/>
+        <w:snapToGrid w:val="0"/>
+        <w:rPr>
+          <w:rFonts w:ascii="Tahoma" w:eastAsia="微软雅黑" w:hAnsi="Tahoma"/>
+          <w:kern w:val="0"/>
+          <w:sz w:val="22"/>
+        </w:rPr>
+      </w:pPr>
+      <w:r>
+        <w:rPr>
+          <w:rFonts w:ascii="Tahoma" w:eastAsia="微软雅黑" w:hAnsi="Tahoma" w:hint="eastAsia"/>
+          <w:kern w:val="0"/>
+          <w:sz w:val="22"/>
+        </w:rPr>
+        <w:t>游戏中，使用了高级变量框样式</w:t>
+      </w:r>
+      <w:r>
+        <w:rPr>
+          <w:rFonts w:ascii="Tahoma" w:eastAsia="微软雅黑" w:hAnsi="Tahoma" w:hint="eastAsia"/>
+          <w:kern w:val="0"/>
+          <w:sz w:val="22"/>
+        </w:rPr>
+        <w:t>[8]</w:t>
+      </w:r>
+      <w:r>
+        <w:rPr>
+          <w:rFonts w:ascii="Tahoma" w:eastAsia="微软雅黑" w:hAnsi="Tahoma" w:hint="eastAsia"/>
+          <w:kern w:val="0"/>
+          <w:sz w:val="22"/>
+        </w:rPr>
+        <w:t>和</w:t>
+      </w:r>
+      <w:proofErr w:type="gramStart"/>
+      <w:r>
+        <w:rPr>
+          <w:rFonts w:ascii="Tahoma" w:eastAsia="微软雅黑" w:hAnsi="Tahoma" w:hint="eastAsia"/>
+          <w:kern w:val="0"/>
+          <w:sz w:val="22"/>
+        </w:rPr>
+        <w:t>框设置</w:t>
+      </w:r>
+      <w:proofErr w:type="gramEnd"/>
+      <w:r>
+        <w:rPr>
+          <w:rFonts w:ascii="Tahoma" w:eastAsia="微软雅黑" w:hAnsi="Tahoma" w:hint="eastAsia"/>
+          <w:kern w:val="0"/>
+          <w:sz w:val="22"/>
+        </w:rPr>
+        <w:t>[9]</w:t>
+      </w:r>
+      <w:r>
+        <w:rPr>
+          <w:rFonts w:ascii="Tahoma" w:eastAsia="微软雅黑" w:hAnsi="Tahoma" w:hint="eastAsia"/>
+          <w:kern w:val="0"/>
+          <w:sz w:val="22"/>
+        </w:rPr>
+        <w:t>，如下图。</w:t>
+      </w:r>
+    </w:p>
+    <w:p>
+      <w:pPr>
+        <w:widowControl/>
+        <w:snapToGrid w:val="0"/>
+        <w:jc w:val="center"/>
+        <w:rPr>
+          <w:rFonts w:ascii="Tahoma" w:eastAsia="微软雅黑" w:hAnsi="Tahoma"/>
+          <w:kern w:val="0"/>
+          <w:sz w:val="22"/>
+        </w:rPr>
+      </w:pPr>
+      <w:r>
+        <w:rPr>
+          <w:rFonts w:ascii="Tahoma" w:eastAsia="微软雅黑" w:hAnsi="Tahoma" w:hint="eastAsia"/>
+          <w:noProof/>
+          <w:kern w:val="0"/>
+          <w:sz w:val="22"/>
+        </w:rPr>
+        <w:drawing>
+          <wp:inline distT="0" distB="0" distL="0" distR="0" wp14:anchorId="14594DB4" wp14:editId="0E198806">
+            <wp:extent cx="4504569" cy="1356360"/>
+            <wp:effectExtent l="0" t="0" r="0" b="0"/>
+            <wp:docPr id="368132364" name="图片 4"/>
+            <wp:cNvGraphicFramePr>
+              <a:graphicFrameLocks xmlns:a="http://schemas.openxmlformats.org/drawingml/2006/main" noChangeAspect="1"/>
+            </wp:cNvGraphicFramePr>
+            <a:graphic xmlns:a="http://schemas.openxmlformats.org/drawingml/2006/main">
+              <a:graphicData uri="http://schemas.openxmlformats.org/drawingml/2006/picture">
+                <pic:pic xmlns:pic="http://schemas.openxmlformats.org/drawingml/2006/picture">
+                  <pic:nvPicPr>
+                    <pic:cNvPr id="0" name="Picture 7"/>
+                    <pic:cNvPicPr>
+                      <a:picLocks noChangeAspect="1" noChangeArrowheads="1"/>
+                    </pic:cNvPicPr>
+                  </pic:nvPicPr>
+                  <pic:blipFill>
+                    <a:blip r:embed="rId22">
+                      <a:extLst>
+                        <a:ext uri="{28A0092B-C50C-407E-A947-70E740481C1C}">
+                          <a14:useLocalDpi xmlns:a14="http://schemas.microsoft.com/office/drawing/2010/main" val="0"/>
+                        </a:ext>
+                      </a:extLst>
+                    </a:blip>
+                    <a:srcRect/>
+                    <a:stretch>
+                      <a:fillRect/>
+                    </a:stretch>
+                  </pic:blipFill>
+                  <pic:spPr bwMode="auto">
+                    <a:xfrm>
+                      <a:off x="0" y="0"/>
+                      <a:ext cx="4510161" cy="1358044"/>
+                    </a:xfrm>
+                    <a:prstGeom prst="rect">
+                      <a:avLst/>
+                    </a:prstGeom>
+                    <a:noFill/>
+                    <a:ln>
+                      <a:noFill/>
+                    </a:ln>
+                  </pic:spPr>
+                </pic:pic>
+              </a:graphicData>
+            </a:graphic>
+          </wp:inline>
+        </w:drawing>
+      </w:r>
+    </w:p>
+    <w:p>
+      <w:pPr>
+        <w:widowControl/>
+        <w:snapToGrid w:val="0"/>
+        <w:jc w:val="center"/>
+        <w:rPr>
+          <w:rFonts w:ascii="Tahoma" w:eastAsia="微软雅黑" w:hAnsi="Tahoma"/>
+          <w:kern w:val="0"/>
+          <w:sz w:val="22"/>
+        </w:rPr>
+      </w:pPr>
+      <w:r>
+        <w:rPr>
+          <w:rFonts w:ascii="Tahoma" w:eastAsia="微软雅黑" w:hAnsi="Tahoma" w:hint="eastAsia"/>
+          <w:noProof/>
+          <w:kern w:val="0"/>
+          <w:sz w:val="22"/>
+        </w:rPr>
+        <w:drawing>
+          <wp:inline distT="0" distB="0" distL="0" distR="0" wp14:anchorId="501A6BF4" wp14:editId="2FEAEDE3">
+            <wp:extent cx="5041265" cy="3032284"/>
+            <wp:effectExtent l="0" t="0" r="6985" b="0"/>
+            <wp:docPr id="77079561" name="图片 5"/>
+            <wp:cNvGraphicFramePr>
+              <a:graphicFrameLocks xmlns:a="http://schemas.openxmlformats.org/drawingml/2006/main" noChangeAspect="1"/>
+            </wp:cNvGraphicFramePr>
+            <a:graphic xmlns:a="http://schemas.openxmlformats.org/drawingml/2006/main">
+              <a:graphicData uri="http://schemas.openxmlformats.org/drawingml/2006/picture">
+                <pic:pic xmlns:pic="http://schemas.openxmlformats.org/drawingml/2006/picture">
+                  <pic:nvPicPr>
+                    <pic:cNvPr id="0" name="Picture 9"/>
+                    <pic:cNvPicPr>
+                      <a:picLocks noChangeAspect="1" noChangeArrowheads="1"/>
+                    </pic:cNvPicPr>
+                  </pic:nvPicPr>
+                  <pic:blipFill>
+                    <a:blip r:embed="rId23">
+                      <a:extLst>
+                        <a:ext uri="{28A0092B-C50C-407E-A947-70E740481C1C}">
+                          <a14:useLocalDpi xmlns:a14="http://schemas.microsoft.com/office/drawing/2010/main" val="0"/>
+                        </a:ext>
+                      </a:extLst>
+                    </a:blip>
+                    <a:srcRect/>
+                    <a:stretch>
+                      <a:fillRect/>
+                    </a:stretch>
+                  </pic:blipFill>
+                  <pic:spPr bwMode="auto">
+                    <a:xfrm>
+                      <a:off x="0" y="0"/>
+                      <a:ext cx="5048705" cy="3036759"/>
+                    </a:xfrm>
+                    <a:prstGeom prst="rect">
+                      <a:avLst/>
+                    </a:prstGeom>
+                    <a:noFill/>
+                    <a:ln>
+                      <a:noFill/>
+                    </a:ln>
+                  </pic:spPr>
+                </pic:pic>
+              </a:graphicData>
+            </a:graphic>
+          </wp:inline>
+        </w:drawing>
+      </w:r>
+    </w:p>
+    <w:p>
+      <w:pPr>
+        <w:widowControl/>
+        <w:snapToGrid w:val="0"/>
+        <w:rPr>
+          <w:rFonts w:ascii="Tahoma" w:eastAsia="微软雅黑" w:hAnsi="Tahoma"/>
+          <w:kern w:val="0"/>
+          <w:sz w:val="22"/>
+        </w:rPr>
+      </w:pPr>
+      <w:r>
+        <w:rPr>
+          <w:rFonts w:ascii="Tahoma" w:eastAsia="微软雅黑" w:hAnsi="Tahoma" w:hint="eastAsia"/>
+          <w:kern w:val="0"/>
+          <w:sz w:val="22"/>
+        </w:rPr>
+        <w:t>框的样式还对应了</w:t>
+      </w:r>
+      <w:r>
+        <w:rPr>
+          <w:rFonts w:ascii="Tahoma" w:eastAsia="微软雅黑" w:hAnsi="Tahoma" w:hint="eastAsia"/>
+          <w:kern w:val="0"/>
+          <w:sz w:val="22"/>
+        </w:rPr>
+        <w:t xml:space="preserve"> </w:t>
+      </w:r>
+      <w:r>
+        <w:rPr>
+          <w:rFonts w:ascii="Tahoma" w:eastAsia="微软雅黑" w:hAnsi="Tahoma" w:hint="eastAsia"/>
+          <w:kern w:val="0"/>
+          <w:sz w:val="22"/>
+        </w:rPr>
+        <w:t>参数条样式</w:t>
+      </w:r>
+      <w:r>
+        <w:rPr>
+          <w:rFonts w:ascii="Tahoma" w:eastAsia="微软雅黑" w:hAnsi="Tahoma" w:hint="eastAsia"/>
+          <w:kern w:val="0"/>
+          <w:sz w:val="22"/>
+        </w:rPr>
+        <w:t xml:space="preserve">[44] </w:t>
+      </w:r>
+      <w:r>
+        <w:rPr>
+          <w:rFonts w:ascii="Tahoma" w:eastAsia="微软雅黑" w:hAnsi="Tahoma" w:hint="eastAsia"/>
+          <w:kern w:val="0"/>
+          <w:sz w:val="22"/>
+        </w:rPr>
+        <w:t>。</w:t>
+      </w:r>
+    </w:p>
+    <w:p>
+      <w:pPr>
+        <w:widowControl/>
+        <w:snapToGrid w:val="0"/>
+        <w:jc w:val="center"/>
+        <w:rPr>
+          <w:rFonts w:ascii="Tahoma" w:eastAsia="微软雅黑" w:hAnsi="Tahoma"/>
+          <w:kern w:val="0"/>
+          <w:sz w:val="22"/>
+        </w:rPr>
+      </w:pPr>
+      <w:r>
+        <w:rPr>
+          <w:rFonts w:ascii="Tahoma" w:eastAsia="微软雅黑" w:hAnsi="Tahoma" w:hint="eastAsia"/>
+          <w:noProof/>
+          <w:kern w:val="0"/>
+          <w:sz w:val="22"/>
+        </w:rPr>
+        <w:drawing>
+          <wp:inline distT="0" distB="0" distL="0" distR="0" wp14:anchorId="42AB0A86" wp14:editId="1350A49D">
+            <wp:extent cx="5039411" cy="1698208"/>
+            <wp:effectExtent l="0" t="0" r="8890" b="0"/>
+            <wp:docPr id="1927509044" name="图片 6"/>
+            <wp:cNvGraphicFramePr>
+              <a:graphicFrameLocks xmlns:a="http://schemas.openxmlformats.org/drawingml/2006/main" noChangeAspect="1"/>
+            </wp:cNvGraphicFramePr>
+            <a:graphic xmlns:a="http://schemas.openxmlformats.org/drawingml/2006/main">
+              <a:graphicData uri="http://schemas.openxmlformats.org/drawingml/2006/picture">
+                <pic:pic xmlns:pic="http://schemas.openxmlformats.org/drawingml/2006/picture">
+                  <pic:nvPicPr>
+                    <pic:cNvPr id="0" name="Picture 11"/>
+                    <pic:cNvPicPr>
+                      <a:picLocks noChangeAspect="1" noChangeArrowheads="1"/>
+                    </pic:cNvPicPr>
+                  </pic:nvPicPr>
+                  <pic:blipFill>
+                    <a:blip r:embed="rId24">
+                      <a:extLst>
+                        <a:ext uri="{28A0092B-C50C-407E-A947-70E740481C1C}">
+                          <a14:useLocalDpi xmlns:a14="http://schemas.microsoft.com/office/drawing/2010/main" val="0"/>
+                        </a:ext>
+                      </a:extLst>
+                    </a:blip>
+                    <a:srcRect/>
+                    <a:stretch>
+                      <a:fillRect/>
+                    </a:stretch>
+                  </pic:blipFill>
+                  <pic:spPr bwMode="auto">
+                    <a:xfrm>
+                      <a:off x="0" y="0"/>
+                      <a:ext cx="5054233" cy="1703203"/>
+                    </a:xfrm>
+                    <a:prstGeom prst="rect">
+                      <a:avLst/>
+                    </a:prstGeom>
+                    <a:noFill/>
+                    <a:ln>
+                      <a:noFill/>
+                    </a:ln>
+                  </pic:spPr>
+                </pic:pic>
+              </a:graphicData>
+            </a:graphic>
+          </wp:inline>
+        </w:drawing>
+      </w:r>
+    </w:p>
+    <w:p>
+      <w:pPr>
+        <w:widowControl/>
+        <w:snapToGrid w:val="0"/>
+        <w:rPr>
+          <w:rFonts w:ascii="Tahoma" w:eastAsia="微软雅黑" w:hAnsi="Tahoma"/>
+          <w:kern w:val="0"/>
+          <w:sz w:val="22"/>
+        </w:rPr>
+      </w:pPr>
+    </w:p>
+    <w:p>
+      <w:pPr>
+        <w:widowControl/>
+        <w:snapToGrid w:val="0"/>
+        <w:rPr>
+          <w:rFonts w:ascii="Tahoma" w:eastAsia="微软雅黑" w:hAnsi="Tahoma"/>
+          <w:kern w:val="0"/>
+          <w:sz w:val="22"/>
+        </w:rPr>
+      </w:pPr>
+      <w:r>
+        <w:rPr>
+          <w:rFonts w:ascii="Tahoma" w:eastAsia="微软雅黑" w:hAnsi="Tahoma"/>
+          <w:kern w:val="0"/>
+          <w:sz w:val="22"/>
+        </w:rPr>
+        <w:br w:type="page"/>
+      </w:r>
+    </w:p>
+    <w:p>
+      <w:pPr>
         <w:pStyle w:val="2"/>
         <w:rPr>
           <w:rFonts w:hint="eastAsia"/>
@@ -2373,7 +3574,7 @@
           <w:rFonts w:hint="eastAsia"/>
         </w:rPr>
       </w:pPr>
-      <w:bookmarkStart w:id="0" w:name="_Hlk74556982"/>
+      <w:bookmarkStart w:id="1" w:name="_Hlk74556982"/>
       <w:r>
         <w:t>3</w:t>
       </w:r>
@@ -2413,7 +3614,7 @@
         <w:t>。</w:t>
       </w:r>
     </w:p>
-    <w:bookmarkEnd w:id="0"/>
+    <w:bookmarkEnd w:id="1"/>
     <w:p>
       <w:pPr>
         <w:widowControl/>
@@ -2434,7 +3635,7 @@
           <w:rFonts w:hint="eastAsia"/>
         </w:rPr>
       </w:pPr>
-      <w:bookmarkStart w:id="1" w:name="_Hlk75009677"/>
+      <w:bookmarkStart w:id="2" w:name="_Hlk75009677"/>
       <w:r>
         <w:t>4</w:t>
       </w:r>
@@ -2515,13 +3716,13 @@
         <w:spacing w:after="200"/>
         <w:jc w:val="left"/>
         <w:rPr>
-          <w:rFonts w:ascii="Tahoma" w:eastAsia="微软雅黑" w:hAnsi="Tahoma" w:hint="eastAsia"/>
-          <w:kern w:val="0"/>
-          <w:sz w:val="22"/>
-        </w:rPr>
-      </w:pPr>
-    </w:p>
-    <w:bookmarkEnd w:id="1"/>
+          <w:rFonts w:ascii="Tahoma" w:eastAsia="微软雅黑" w:hAnsi="Tahoma"/>
+          <w:kern w:val="0"/>
+          <w:sz w:val="22"/>
+        </w:rPr>
+      </w:pPr>
+    </w:p>
+    <w:bookmarkEnd w:id="2"/>
     <w:p>
       <w:pPr>
         <w:widowControl/>
@@ -3153,12 +4354,12 @@
         <w:widowControl/>
         <w:jc w:val="left"/>
         <w:rPr>
-          <w:rFonts w:ascii="Tahoma" w:eastAsia="微软雅黑" w:hAnsi="Tahoma" w:hint="eastAsia"/>
-          <w:kern w:val="0"/>
-          <w:sz w:val="22"/>
-        </w:rPr>
-      </w:pPr>
-      <w:hyperlink r:id="rId17" w:anchor="his_default_3" w:history="1">
+          <w:rFonts w:ascii="Tahoma" w:eastAsia="微软雅黑" w:hAnsi="Tahoma"/>
+          <w:kern w:val="0"/>
+          <w:sz w:val="22"/>
+        </w:rPr>
+      </w:pPr>
+      <w:hyperlink r:id="rId25" w:anchor="his_default_3" w:history="1">
         <w:r>
           <w:rPr>
             <w:rStyle w:val="a4"/>
@@ -3263,7 +4464,7 @@
         <w:snapToGrid w:val="0"/>
         <w:jc w:val="center"/>
         <w:rPr>
-          <w:rFonts w:ascii="Tahoma" w:eastAsia="微软雅黑" w:hAnsi="Tahoma" w:hint="eastAsia"/>
+          <w:rFonts w:ascii="Tahoma" w:eastAsia="微软雅黑" w:hAnsi="Tahoma"/>
           <w:kern w:val="0"/>
           <w:sz w:val="22"/>
         </w:rPr>
@@ -3290,7 +4491,7 @@
                     </pic:cNvPicPr>
                   </pic:nvPicPr>
                   <pic:blipFill>
-                    <a:blip r:embed="rId18" cstate="print">
+                    <a:blip r:embed="rId26" cstate="print">
                       <a:extLst>
                         <a:ext uri="{28A0092B-C50C-407E-A947-70E740481C1C}">
                           <a14:useLocalDpi xmlns:a14="http://schemas.microsoft.com/office/drawing/2010/main" val="0"/>
@@ -3446,7 +4647,7 @@
         <w:widowControl/>
         <w:snapToGrid w:val="0"/>
         <w:rPr>
-          <w:rFonts w:ascii="Tahoma" w:eastAsia="微软雅黑" w:hAnsi="Tahoma" w:hint="eastAsia"/>
+          <w:rFonts w:ascii="Tahoma" w:eastAsia="微软雅黑" w:hAnsi="Tahoma"/>
           <w:kern w:val="0"/>
           <w:sz w:val="22"/>
         </w:rPr>
@@ -3505,7 +4706,154 @@
           <w:kern w:val="0"/>
           <w:sz w:val="22"/>
         </w:rPr>
-        <w:t>，一直没时间深入那个插件</w:t>
+        <w:t>，一直没时间深入那个插件。</w:t>
+      </w:r>
+    </w:p>
+    <w:p>
+      <w:pPr>
+        <w:widowControl/>
+        <w:snapToGrid w:val="0"/>
+        <w:spacing w:after="200"/>
+        <w:rPr>
+          <w:rFonts w:ascii="Tahoma" w:eastAsia="微软雅黑" w:hAnsi="Tahoma"/>
+          <w:kern w:val="0"/>
+          <w:sz w:val="22"/>
+        </w:rPr>
+      </w:pPr>
+      <w:r>
+        <w:rPr>
+          <w:rFonts w:ascii="Tahoma" w:eastAsia="微软雅黑" w:hAnsi="Tahoma" w:hint="eastAsia"/>
+          <w:kern w:val="0"/>
+          <w:sz w:val="22"/>
+        </w:rPr>
+        <w:t>好吧，那就写个</w:t>
+      </w:r>
+      <w:r>
+        <w:rPr>
+          <w:rFonts w:ascii="Tahoma" w:eastAsia="微软雅黑" w:hAnsi="Tahoma" w:hint="eastAsia"/>
+          <w:kern w:val="0"/>
+          <w:sz w:val="22"/>
+        </w:rPr>
+        <w:t xml:space="preserve"> </w:t>
+      </w:r>
+      <w:r>
+        <w:rPr>
+          <w:rFonts w:ascii="Tahoma" w:eastAsia="微软雅黑" w:hAnsi="Tahoma" w:hint="eastAsia"/>
+          <w:kern w:val="0"/>
+          <w:sz w:val="22"/>
+        </w:rPr>
+        <w:t>图片吸附槽</w:t>
+      </w:r>
+      <w:r>
+        <w:rPr>
+          <w:rFonts w:ascii="Tahoma" w:eastAsia="微软雅黑" w:hAnsi="Tahoma" w:hint="eastAsia"/>
+          <w:kern w:val="0"/>
+          <w:sz w:val="22"/>
+        </w:rPr>
+        <w:t xml:space="preserve"> </w:t>
+      </w:r>
+      <w:r>
+        <w:rPr>
+          <w:rFonts w:ascii="Tahoma" w:eastAsia="微软雅黑" w:hAnsi="Tahoma" w:hint="eastAsia"/>
+          <w:kern w:val="0"/>
+          <w:sz w:val="22"/>
+        </w:rPr>
+        <w:t>的具体应用吧。</w:t>
+      </w:r>
+    </w:p>
+    <w:p>
+      <w:pPr>
+        <w:widowControl/>
+        <w:snapToGrid w:val="0"/>
+        <w:rPr>
+          <w:rFonts w:ascii="Tahoma" w:eastAsia="微软雅黑" w:hAnsi="Tahoma"/>
+          <w:kern w:val="0"/>
+          <w:sz w:val="22"/>
+        </w:rPr>
+      </w:pPr>
+      <w:r>
+        <w:rPr>
+          <w:rFonts w:ascii="Tahoma" w:eastAsia="微软雅黑" w:hAnsi="Tahoma" w:hint="eastAsia"/>
+          <w:kern w:val="0"/>
+          <w:sz w:val="22"/>
+        </w:rPr>
+        <w:t>看这个游戏横纵分割成了许多方格房间。</w:t>
+      </w:r>
+    </w:p>
+    <w:p>
+      <w:pPr>
+        <w:widowControl/>
+        <w:snapToGrid w:val="0"/>
+        <w:jc w:val="left"/>
+        <w:rPr>
+          <w:rFonts w:ascii="Tahoma" w:eastAsia="微软雅黑" w:hAnsi="Tahoma"/>
+          <w:kern w:val="0"/>
+          <w:sz w:val="22"/>
+        </w:rPr>
+      </w:pPr>
+      <w:r>
+        <w:rPr>
+          <w:rFonts w:ascii="Tahoma" w:eastAsia="微软雅黑" w:hAnsi="Tahoma" w:hint="eastAsia"/>
+          <w:kern w:val="0"/>
+          <w:sz w:val="22"/>
+        </w:rPr>
+        <w:t>突然</w:t>
+      </w:r>
+      <w:r>
+        <w:rPr>
+          <w:rFonts w:ascii="Tahoma" w:eastAsia="微软雅黑" w:hAnsi="Tahoma" w:hint="eastAsia"/>
+          <w:kern w:val="0"/>
+          <w:sz w:val="22"/>
+        </w:rPr>
+        <w:t>灵感</w:t>
+      </w:r>
+      <w:r>
+        <w:rPr>
+          <w:rFonts w:ascii="Tahoma" w:eastAsia="微软雅黑" w:hAnsi="Tahoma" w:hint="eastAsia"/>
+          <w:kern w:val="0"/>
+          <w:sz w:val="22"/>
+        </w:rPr>
+        <w:t>涌现</w:t>
+      </w:r>
+      <w:r>
+        <w:rPr>
+          <w:rFonts w:ascii="Tahoma" w:eastAsia="微软雅黑" w:hAnsi="Tahoma" w:hint="eastAsia"/>
+          <w:kern w:val="0"/>
+          <w:sz w:val="22"/>
+        </w:rPr>
+        <w:t>，我可以</w:t>
+      </w:r>
+      <w:r>
+        <w:rPr>
+          <w:rFonts w:ascii="Tahoma" w:eastAsia="微软雅黑" w:hAnsi="Tahoma" w:hint="eastAsia"/>
+          <w:kern w:val="0"/>
+          <w:sz w:val="22"/>
+        </w:rPr>
+        <w:t>使用</w:t>
+      </w:r>
+      <w:r>
+        <w:rPr>
+          <w:rFonts w:ascii="Tahoma" w:eastAsia="微软雅黑" w:hAnsi="Tahoma" w:hint="eastAsia"/>
+          <w:kern w:val="0"/>
+          <w:sz w:val="22"/>
+        </w:rPr>
+        <w:t>吸附槽，制作拼图小游戏呀</w:t>
+      </w:r>
+      <w:r>
+        <w:rPr>
+          <w:rFonts w:ascii="Tahoma" w:eastAsia="微软雅黑" w:hAnsi="Tahoma" w:hint="eastAsia"/>
+          <w:kern w:val="0"/>
+          <w:sz w:val="22"/>
+        </w:rPr>
+        <w:t>，</w:t>
+      </w:r>
+      <w:r>
+        <w:rPr>
+          <w:rFonts w:ascii="Tahoma" w:eastAsia="微软雅黑" w:hAnsi="Tahoma" w:hint="eastAsia"/>
+          <w:kern w:val="0"/>
+          <w:sz w:val="22"/>
+        </w:rPr>
+        <w:t>像图中横竖切片这样</w:t>
       </w:r>
       <w:r>
         <w:rPr>
@@ -3520,147 +4868,28 @@
       <w:pPr>
         <w:widowControl/>
         <w:snapToGrid w:val="0"/>
-        <w:spacing w:after="200"/>
-        <w:rPr>
-          <w:rFonts w:ascii="Tahoma" w:eastAsia="微软雅黑" w:hAnsi="Tahoma" w:hint="eastAsia"/>
-          <w:kern w:val="0"/>
-          <w:sz w:val="22"/>
-        </w:rPr>
-      </w:pPr>
-      <w:r>
-        <w:rPr>
-          <w:rFonts w:ascii="Tahoma" w:eastAsia="微软雅黑" w:hAnsi="Tahoma" w:hint="eastAsia"/>
-          <w:kern w:val="0"/>
-          <w:sz w:val="22"/>
-        </w:rPr>
-        <w:t>好吧，那就写个</w:t>
-      </w:r>
-      <w:r>
-        <w:rPr>
-          <w:rFonts w:ascii="Tahoma" w:eastAsia="微软雅黑" w:hAnsi="Tahoma" w:hint="eastAsia"/>
-          <w:kern w:val="0"/>
-          <w:sz w:val="22"/>
-        </w:rPr>
-        <w:t xml:space="preserve"> </w:t>
-      </w:r>
-      <w:r>
-        <w:rPr>
-          <w:rFonts w:ascii="Tahoma" w:eastAsia="微软雅黑" w:hAnsi="Tahoma" w:hint="eastAsia"/>
-          <w:kern w:val="0"/>
-          <w:sz w:val="22"/>
-        </w:rPr>
-        <w:t>图片吸附槽</w:t>
-      </w:r>
-      <w:r>
-        <w:rPr>
-          <w:rFonts w:ascii="Tahoma" w:eastAsia="微软雅黑" w:hAnsi="Tahoma" w:hint="eastAsia"/>
-          <w:kern w:val="0"/>
-          <w:sz w:val="22"/>
-        </w:rPr>
-        <w:t xml:space="preserve"> </w:t>
-      </w:r>
-      <w:r>
-        <w:rPr>
-          <w:rFonts w:ascii="Tahoma" w:eastAsia="微软雅黑" w:hAnsi="Tahoma" w:hint="eastAsia"/>
-          <w:kern w:val="0"/>
-          <w:sz w:val="22"/>
-        </w:rPr>
-        <w:t>的具体应用吧。</w:t>
-      </w:r>
-    </w:p>
-    <w:p>
-      <w:pPr>
-        <w:widowControl/>
-        <w:snapToGrid w:val="0"/>
-        <w:rPr>
-          <w:rFonts w:ascii="Tahoma" w:eastAsia="微软雅黑" w:hAnsi="Tahoma"/>
-          <w:kern w:val="0"/>
-          <w:sz w:val="22"/>
-        </w:rPr>
-      </w:pPr>
-      <w:r>
-        <w:rPr>
-          <w:rFonts w:ascii="Tahoma" w:eastAsia="微软雅黑" w:hAnsi="Tahoma" w:hint="eastAsia"/>
-          <w:kern w:val="0"/>
-          <w:sz w:val="22"/>
-        </w:rPr>
-        <w:t>看这个游戏横纵分割成了许多方格房间。</w:t>
-      </w:r>
-    </w:p>
-    <w:p>
-      <w:pPr>
-        <w:widowControl/>
-        <w:snapToGrid w:val="0"/>
-        <w:jc w:val="left"/>
-        <w:rPr>
-          <w:rFonts w:ascii="Tahoma" w:eastAsia="微软雅黑" w:hAnsi="Tahoma"/>
-          <w:kern w:val="0"/>
-          <w:sz w:val="22"/>
-        </w:rPr>
-      </w:pPr>
-      <w:r>
-        <w:rPr>
-          <w:rFonts w:ascii="Tahoma" w:eastAsia="微软雅黑" w:hAnsi="Tahoma" w:hint="eastAsia"/>
-          <w:kern w:val="0"/>
-          <w:sz w:val="22"/>
-        </w:rPr>
-        <w:t>突然</w:t>
-      </w:r>
-      <w:r>
-        <w:rPr>
-          <w:rFonts w:ascii="Tahoma" w:eastAsia="微软雅黑" w:hAnsi="Tahoma" w:hint="eastAsia"/>
-          <w:kern w:val="0"/>
-          <w:sz w:val="22"/>
-        </w:rPr>
-        <w:t>灵感</w:t>
-      </w:r>
-      <w:r>
-        <w:rPr>
-          <w:rFonts w:ascii="Tahoma" w:eastAsia="微软雅黑" w:hAnsi="Tahoma" w:hint="eastAsia"/>
-          <w:kern w:val="0"/>
-          <w:sz w:val="22"/>
-        </w:rPr>
-        <w:t>涌现</w:t>
-      </w:r>
-      <w:r>
-        <w:rPr>
-          <w:rFonts w:ascii="Tahoma" w:eastAsia="微软雅黑" w:hAnsi="Tahoma" w:hint="eastAsia"/>
-          <w:kern w:val="0"/>
-          <w:sz w:val="22"/>
-        </w:rPr>
-        <w:t>，我可以</w:t>
-      </w:r>
-      <w:r>
-        <w:rPr>
-          <w:rFonts w:ascii="Tahoma" w:eastAsia="微软雅黑" w:hAnsi="Tahoma" w:hint="eastAsia"/>
-          <w:kern w:val="0"/>
-          <w:sz w:val="22"/>
-        </w:rPr>
-        <w:t>使用</w:t>
-      </w:r>
-      <w:r>
-        <w:rPr>
-          <w:rFonts w:ascii="Tahoma" w:eastAsia="微软雅黑" w:hAnsi="Tahoma" w:hint="eastAsia"/>
-          <w:kern w:val="0"/>
-          <w:sz w:val="22"/>
-        </w:rPr>
-        <w:t>吸附槽，制作拼图小游戏呀</w:t>
-      </w:r>
-      <w:r>
-        <w:rPr>
-          <w:rFonts w:ascii="Tahoma" w:eastAsia="微软雅黑" w:hAnsi="Tahoma" w:hint="eastAsia"/>
-          <w:kern w:val="0"/>
-          <w:sz w:val="22"/>
-        </w:rPr>
-        <w:t>，</w:t>
-      </w:r>
-      <w:r>
-        <w:rPr>
-          <w:rFonts w:ascii="Tahoma" w:eastAsia="微软雅黑" w:hAnsi="Tahoma" w:hint="eastAsia"/>
-          <w:kern w:val="0"/>
-          <w:sz w:val="22"/>
-        </w:rPr>
-        <w:t>像图中横竖切片这样</w:t>
+        <w:jc w:val="left"/>
+        <w:rPr>
+          <w:rFonts w:ascii="Tahoma" w:eastAsia="微软雅黑" w:hAnsi="Tahoma"/>
+          <w:kern w:val="0"/>
+          <w:sz w:val="22"/>
+        </w:rPr>
+      </w:pPr>
+      <w:r>
+        <w:rPr>
+          <w:rFonts w:ascii="Tahoma" w:eastAsia="微软雅黑" w:hAnsi="Tahoma" w:hint="eastAsia"/>
+          <w:kern w:val="0"/>
+          <w:sz w:val="22"/>
+        </w:rPr>
+        <w:t>如果只是单纯拼图，可能没什么难度。这个小游戏限时，我也可以给拼图加限时</w:t>
+      </w:r>
+      <w:r>
+        <w:rPr>
+          <w:rFonts w:ascii="Tahoma" w:eastAsia="微软雅黑" w:hAnsi="Tahoma" w:hint="eastAsia"/>
+          <w:kern w:val="0"/>
+          <w:sz w:val="22"/>
+        </w:rPr>
+        <w:t>设置</w:t>
       </w:r>
       <w:r>
         <w:rPr>
@@ -3678,42 +4907,6 @@
         <w:jc w:val="left"/>
         <w:rPr>
           <w:rFonts w:ascii="Tahoma" w:eastAsia="微软雅黑" w:hAnsi="Tahoma"/>
-          <w:kern w:val="0"/>
-          <w:sz w:val="22"/>
-        </w:rPr>
-      </w:pPr>
-      <w:r>
-        <w:rPr>
-          <w:rFonts w:ascii="Tahoma" w:eastAsia="微软雅黑" w:hAnsi="Tahoma" w:hint="eastAsia"/>
-          <w:kern w:val="0"/>
-          <w:sz w:val="22"/>
-        </w:rPr>
-        <w:t>如果只是单纯拼图，可能没什么难度。这个小游戏限时，我也可以给拼图加限时</w:t>
-      </w:r>
-      <w:r>
-        <w:rPr>
-          <w:rFonts w:ascii="Tahoma" w:eastAsia="微软雅黑" w:hAnsi="Tahoma" w:hint="eastAsia"/>
-          <w:kern w:val="0"/>
-          <w:sz w:val="22"/>
-        </w:rPr>
-        <w:t>设置</w:t>
-      </w:r>
-      <w:r>
-        <w:rPr>
-          <w:rFonts w:ascii="Tahoma" w:eastAsia="微软雅黑" w:hAnsi="Tahoma" w:hint="eastAsia"/>
-          <w:kern w:val="0"/>
-          <w:sz w:val="22"/>
-        </w:rPr>
-        <w:t>。</w:t>
-      </w:r>
-    </w:p>
-    <w:p>
-      <w:pPr>
-        <w:widowControl/>
-        <w:snapToGrid w:val="0"/>
-        <w:jc w:val="left"/>
-        <w:rPr>
-          <w:rFonts w:ascii="Tahoma" w:eastAsia="微软雅黑" w:hAnsi="Tahoma" w:hint="eastAsia"/>
           <w:kern w:val="0"/>
           <w:sz w:val="22"/>
         </w:rPr>
@@ -4009,7 +5202,7 @@
                     </pic:cNvPicPr>
                   </pic:nvPicPr>
                   <pic:blipFill>
-                    <a:blip r:embed="rId19">
+                    <a:blip r:embed="rId27">
                       <a:extLst>
                         <a:ext uri="{28A0092B-C50C-407E-A947-70E740481C1C}">
                           <a14:useLocalDpi xmlns:a14="http://schemas.microsoft.com/office/drawing/2010/main" val="0"/>
@@ -4279,7 +5472,7 @@
                     </pic:cNvPicPr>
                   </pic:nvPicPr>
                   <pic:blipFill>
-                    <a:blip r:embed="rId20">
+                    <a:blip r:embed="rId28">
                       <a:extLst>
                         <a:ext uri="{28A0092B-C50C-407E-A947-70E740481C1C}">
                           <a14:useLocalDpi xmlns:a14="http://schemas.microsoft.com/office/drawing/2010/main" val="0"/>
@@ -4477,7 +5670,7 @@
                     </pic:cNvPicPr>
                   </pic:nvPicPr>
                   <pic:blipFill>
-                    <a:blip r:embed="rId21">
+                    <a:blip r:embed="rId29">
                       <a:extLst>
                         <a:ext uri="{28A0092B-C50C-407E-A947-70E740481C1C}">
                           <a14:useLocalDpi xmlns:a14="http://schemas.microsoft.com/office/drawing/2010/main" val="0"/>
@@ -4899,7 +6092,7 @@
           <w:szCs w:val="24"/>
         </w:rPr>
         <w:drawing>
-          <wp:inline distT="0" distB="0" distL="0" distR="0" wp14:anchorId="6D0C3FEC" wp14:editId="18CBA214">
+          <wp:inline distT="0" distB="0" distL="0" distR="0" wp14:anchorId="6D0C3FEC" wp14:editId="2EC75548">
             <wp:extent cx="3666490" cy="2016437"/>
             <wp:effectExtent l="0" t="0" r="0" b="3175"/>
             <wp:docPr id="15" name="图片 15"/>
@@ -4916,7 +6109,7 @@
                     </pic:cNvPicPr>
                   </pic:nvPicPr>
                   <pic:blipFill>
-                    <a:blip r:embed="rId22" cstate="print">
+                    <a:blip r:embed="rId30" cstate="print">
                       <a:extLst>
                         <a:ext uri="{28A0092B-C50C-407E-A947-70E740481C1C}">
                           <a14:useLocalDpi xmlns:a14="http://schemas.microsoft.com/office/drawing/2010/main" val="0"/>
@@ -5170,7 +6363,7 @@
                     </pic:cNvPicPr>
                   </pic:nvPicPr>
                   <pic:blipFill>
-                    <a:blip r:embed="rId23">
+                    <a:blip r:embed="rId31">
                       <a:extLst>
                         <a:ext uri="{28A0092B-C50C-407E-A947-70E740481C1C}">
                           <a14:useLocalDpi xmlns:a14="http://schemas.microsoft.com/office/drawing/2010/main" val="0"/>
@@ -5286,7 +6479,7 @@
                     </pic:cNvPicPr>
                   </pic:nvPicPr>
                   <pic:blipFill>
-                    <a:blip r:embed="rId24">
+                    <a:blip r:embed="rId32">
                       <a:extLst>
                         <a:ext uri="{28A0092B-C50C-407E-A947-70E740481C1C}">
                           <a14:useLocalDpi xmlns:a14="http://schemas.microsoft.com/office/drawing/2010/main" val="0"/>
@@ -5494,7 +6687,7 @@
                     </pic:cNvPicPr>
                   </pic:nvPicPr>
                   <pic:blipFill>
-                    <a:blip r:embed="rId25">
+                    <a:blip r:embed="rId33">
                       <a:extLst>
                         <a:ext uri="{28A0092B-C50C-407E-A947-70E740481C1C}">
                           <a14:useLocalDpi xmlns:a14="http://schemas.microsoft.com/office/drawing/2010/main" val="0"/>
@@ -5551,7 +6744,7 @@
                     </pic:cNvPicPr>
                   </pic:nvPicPr>
                   <pic:blipFill>
-                    <a:blip r:embed="rId26">
+                    <a:blip r:embed="rId34">
                       <a:extLst>
                         <a:ext uri="{28A0092B-C50C-407E-A947-70E740481C1C}">
                           <a14:useLocalDpi xmlns:a14="http://schemas.microsoft.com/office/drawing/2010/main" val="0"/>
@@ -5864,7 +7057,7 @@
                     </pic:cNvPicPr>
                   </pic:nvPicPr>
                   <pic:blipFill>
-                    <a:blip r:embed="rId27">
+                    <a:blip r:embed="rId35">
                       <a:extLst>
                         <a:ext uri="{28A0092B-C50C-407E-A947-70E740481C1C}">
                           <a14:useLocalDpi xmlns:a14="http://schemas.microsoft.com/office/drawing/2010/main" val="0"/>
@@ -6212,7 +7405,7 @@
                     </pic:cNvPicPr>
                   </pic:nvPicPr>
                   <pic:blipFill>
-                    <a:blip r:embed="rId28">
+                    <a:blip r:embed="rId36">
                       <a:extLst>
                         <a:ext uri="{28A0092B-C50C-407E-A947-70E740481C1C}">
                           <a14:useLocalDpi xmlns:a14="http://schemas.microsoft.com/office/drawing/2010/main" val="0"/>
@@ -6475,7 +7668,7 @@
                     </pic:cNvPicPr>
                   </pic:nvPicPr>
                   <pic:blipFill>
-                    <a:blip r:embed="rId29">
+                    <a:blip r:embed="rId37">
                       <a:extLst>
                         <a:ext uri="{28A0092B-C50C-407E-A947-70E740481C1C}">
                           <a14:useLocalDpi xmlns:a14="http://schemas.microsoft.com/office/drawing/2010/main" val="0"/>
@@ -6544,7 +7737,7 @@
                     </pic:cNvPicPr>
                   </pic:nvPicPr>
                   <pic:blipFill>
-                    <a:blip r:embed="rId30">
+                    <a:blip r:embed="rId38">
                       <a:extLst>
                         <a:ext uri="{28A0092B-C50C-407E-A947-70E740481C1C}">
                           <a14:useLocalDpi xmlns:a14="http://schemas.microsoft.com/office/drawing/2010/main" val="0"/>
@@ -7119,7 +8312,7 @@
                     </pic:cNvPicPr>
                   </pic:nvPicPr>
                   <pic:blipFill>
-                    <a:blip r:embed="rId31">
+                    <a:blip r:embed="rId39">
                       <a:extLst>
                         <a:ext uri="{28A0092B-C50C-407E-A947-70E740481C1C}">
                           <a14:useLocalDpi xmlns:a14="http://schemas.microsoft.com/office/drawing/2010/main" val="0"/>
@@ -7365,8 +8558,8 @@
           <w:rFonts w:hint="eastAsia"/>
         </w:rPr>
       </w:pPr>
-      <w:bookmarkStart w:id="2" w:name="_基础规律"/>
-      <w:bookmarkEnd w:id="2"/>
+      <w:bookmarkStart w:id="3" w:name="_基础规律"/>
+      <w:bookmarkEnd w:id="3"/>
       <w:r>
         <w:rPr>
           <w:rFonts w:hint="eastAsia"/>
@@ -7542,7 +8735,7 @@
       </w:r>
     </w:p>
     <w:sectPr>
-      <w:headerReference w:type="default" r:id="rId32"/>
+      <w:headerReference w:type="default" r:id="rId40"/>
       <w:pgSz w:w="11906" w:h="16838"/>
       <w:pgMar w:top="1440" w:right="1800" w:bottom="1440" w:left="1800" w:header="851" w:footer="992" w:gutter="0"/>
       <w:cols w:space="425"/>
@@ -7553,7 +8746,7 @@
 </file>
 
 <file path=word/endnotes.xml><?xml version="1.0" encoding="utf-8"?>
-<w:endnotes xmlns:wpc="http://schemas.microsoft.com/office/word/2010/wordprocessingCanvas" xmlns:cx="http://schemas.microsoft.com/office/drawing/2014/chartex" xmlns:cx1="http://schemas.microsoft.com/office/drawing/2015/9/8/chartex" xmlns:cx2="http://schemas.microsoft.com/office/drawing/2015/10/21/chartex" xmlns:cx3="http://schemas.microsoft.com/office/drawing/2016/5/9/chartex" xmlns:cx4="http://schemas.microsoft.com/office/drawing/2016/5/10/chartex" xmlns:cx5="http://schemas.microsoft.com/office/drawing/2016/5/11/chartex" xmlns:cx6="http://schemas.microsoft.com/office/drawing/2016/5/12/chartex" xmlns:cx7="http://schemas.microsoft.com/office/drawing/2016/5/13/chartex" xmlns:cx8="http://schemas.microsoft.com/office/drawing/2016/5/14/chartex" xmlns:mc="http://schemas.openxmlformats.org/markup-compatibility/2006" xmlns:aink="http://schemas.microsoft.com/office/drawing/2016/ink" xmlns:am3d="http://schemas.microsoft.com/office/drawing/2017/model3d" xmlns:o="urn:schemas-microsoft-com:office:office" xmlns:oel="http://schemas.microsoft.com/office/2019/extlst" xmlns:r="http://schemas.openxmlformats.org/officeDocument/2006/relationships" xmlns:m="http://schemas.openxmlformats.org/officeDocument/2006/math" xmlns:v="urn:schemas-microsoft-com:vml" xmlns:wp14="http://schemas.microsoft.com/office/word/2010/wordprocessingDrawing" xmlns:wp="http://schemas.openxmlformats.org/drawingml/2006/wordprocessingDrawing" xmlns:w10="urn:schemas-microsoft-com:office:word" xmlns:w="http://schemas.openxmlformats.org/wordprocessingml/2006/main" xmlns:w14="http://schemas.microsoft.com/office/word/2010/wordml" xmlns:w15="http://schemas.microsoft.com/office/word/2012/wordml" xmlns:w16cex="http://schemas.microsoft.com/office/word/2018/wordml/cex" xmlns:w16cid="http://schemas.microsoft.com/office/word/2016/wordml/cid" xmlns:w16="http://schemas.microsoft.com/office/word/2018/wordml" xmlns:w16du="http://schemas.microsoft.com/office/word/2023/wordml/word16du" xmlns:w16sdtdh="http://schemas.microsoft.com/office/word/2020/wordml/sdtdatahash" xmlns:w16se="http://schemas.microsoft.com/office/word/2015/wordml/symex" xmlns:wpg="http://schemas.microsoft.com/office/word/2010/wordprocessingGroup" xmlns:wpi="http://schemas.microsoft.com/office/word/2010/wordprocessingInk" xmlns:wne="http://schemas.microsoft.com/office/word/2006/wordml" xmlns:wps="http://schemas.microsoft.com/office/word/2010/wordprocessingShape" mc:Ignorable="w14 w15 w16se w16cid w16 w16cex w16sdtdh w16du wp14">
+<w:endnotes xmlns:wpc="http://schemas.microsoft.com/office/word/2010/wordprocessingCanvas" xmlns:cx="http://schemas.microsoft.com/office/drawing/2014/chartex" xmlns:cx1="http://schemas.microsoft.com/office/drawing/2015/9/8/chartex" xmlns:cx2="http://schemas.microsoft.com/office/drawing/2015/10/21/chartex" xmlns:cx3="http://schemas.microsoft.com/office/drawing/2016/5/9/chartex" xmlns:cx4="http://schemas.microsoft.com/office/drawing/2016/5/10/chartex" xmlns:cx5="http://schemas.microsoft.com/office/drawing/2016/5/11/chartex" xmlns:cx6="http://schemas.microsoft.com/office/drawing/2016/5/12/chartex" xmlns:cx7="http://schemas.microsoft.com/office/drawing/2016/5/13/chartex" xmlns:cx8="http://schemas.microsoft.com/office/drawing/2016/5/14/chartex" xmlns:mc="http://schemas.openxmlformats.org/markup-compatibility/2006" xmlns:aink="http://schemas.microsoft.com/office/drawing/2016/ink" xmlns:am3d="http://schemas.microsoft.com/office/drawing/2017/model3d" xmlns:o="urn:schemas-microsoft-com:office:office" xmlns:oel="http://schemas.microsoft.com/office/2019/extlst" xmlns:r="http://schemas.openxmlformats.org/officeDocument/2006/relationships" xmlns:m="http://schemas.openxmlformats.org/officeDocument/2006/math" xmlns:v="urn:schemas-microsoft-com:vml" xmlns:wp14="http://schemas.microsoft.com/office/word/2010/wordprocessingDrawing" xmlns:wp="http://schemas.openxmlformats.org/drawingml/2006/wordprocessingDrawing" xmlns:w10="urn:schemas-microsoft-com:office:word" xmlns:w="http://schemas.openxmlformats.org/wordprocessingml/2006/main" xmlns:w14="http://schemas.microsoft.com/office/word/2010/wordml" xmlns:w15="http://schemas.microsoft.com/office/word/2012/wordml" xmlns:w16cex="http://schemas.microsoft.com/office/word/2018/wordml/cex" xmlns:w16cid="http://schemas.microsoft.com/office/word/2016/wordml/cid" xmlns:w16="http://schemas.microsoft.com/office/word/2018/wordml" xmlns:w16du="http://schemas.microsoft.com/office/word/2023/wordml/word16du" xmlns:w16sdtdh="http://schemas.microsoft.com/office/word/2020/wordml/sdtdatahash" xmlns:w16sdtfl="http://schemas.microsoft.com/office/word/2024/wordml/sdtformatlock" xmlns:w16se="http://schemas.microsoft.com/office/word/2015/wordml/symex" xmlns:wpg="http://schemas.microsoft.com/office/word/2010/wordprocessingGroup" xmlns:wpi="http://schemas.microsoft.com/office/word/2010/wordprocessingInk" xmlns:wne="http://schemas.microsoft.com/office/word/2006/wordml" xmlns:wps="http://schemas.microsoft.com/office/word/2010/wordprocessingShape" mc:Ignorable="w14 w15 w16se w16cid w16 w16cex w16sdtdh w16sdtfl w16du wp14">
   <w:endnote w:type="separator" w:id="-1">
     <w:p>
       <w:pPr>
@@ -7582,7 +8775,7 @@
 </file>
 
 <file path=word/footnotes.xml><?xml version="1.0" encoding="utf-8"?>
-<w:footnotes xmlns:wpc="http://schemas.microsoft.com/office/word/2010/wordprocessingCanvas" xmlns:cx="http://schemas.microsoft.com/office/drawing/2014/chartex" xmlns:cx1="http://schemas.microsoft.com/office/drawing/2015/9/8/chartex" xmlns:cx2="http://schemas.microsoft.com/office/drawing/2015/10/21/chartex" xmlns:cx3="http://schemas.microsoft.com/office/drawing/2016/5/9/chartex" xmlns:cx4="http://schemas.microsoft.com/office/drawing/2016/5/10/chartex" xmlns:cx5="http://schemas.microsoft.com/office/drawing/2016/5/11/chartex" xmlns:cx6="http://schemas.microsoft.com/office/drawing/2016/5/12/chartex" xmlns:cx7="http://schemas.microsoft.com/office/drawing/2016/5/13/chartex" xmlns:cx8="http://schemas.microsoft.com/office/drawing/2016/5/14/chartex" xmlns:mc="http://schemas.openxmlformats.org/markup-compatibility/2006" xmlns:aink="http://schemas.microsoft.com/office/drawing/2016/ink" xmlns:am3d="http://schemas.microsoft.com/office/drawing/2017/model3d" xmlns:o="urn:schemas-microsoft-com:office:office" xmlns:oel="http://schemas.microsoft.com/office/2019/extlst" xmlns:r="http://schemas.openxmlformats.org/officeDocument/2006/relationships" xmlns:m="http://schemas.openxmlformats.org/officeDocument/2006/math" xmlns:v="urn:schemas-microsoft-com:vml" xmlns:wp14="http://schemas.microsoft.com/office/word/2010/wordprocessingDrawing" xmlns:wp="http://schemas.openxmlformats.org/drawingml/2006/wordprocessingDrawing" xmlns:w10="urn:schemas-microsoft-com:office:word" xmlns:w="http://schemas.openxmlformats.org/wordprocessingml/2006/main" xmlns:w14="http://schemas.microsoft.com/office/word/2010/wordml" xmlns:w15="http://schemas.microsoft.com/office/word/2012/wordml" xmlns:w16cex="http://schemas.microsoft.com/office/word/2018/wordml/cex" xmlns:w16cid="http://schemas.microsoft.com/office/word/2016/wordml/cid" xmlns:w16="http://schemas.microsoft.com/office/word/2018/wordml" xmlns:w16du="http://schemas.microsoft.com/office/word/2023/wordml/word16du" xmlns:w16sdtdh="http://schemas.microsoft.com/office/word/2020/wordml/sdtdatahash" xmlns:w16se="http://schemas.microsoft.com/office/word/2015/wordml/symex" xmlns:wpg="http://schemas.microsoft.com/office/word/2010/wordprocessingGroup" xmlns:wpi="http://schemas.microsoft.com/office/word/2010/wordprocessingInk" xmlns:wne="http://schemas.microsoft.com/office/word/2006/wordml" xmlns:wps="http://schemas.microsoft.com/office/word/2010/wordprocessingShape" mc:Ignorable="w14 w15 w16se w16cid w16 w16cex w16sdtdh w16du wp14">
+<w:footnotes xmlns:wpc="http://schemas.microsoft.com/office/word/2010/wordprocessingCanvas" xmlns:cx="http://schemas.microsoft.com/office/drawing/2014/chartex" xmlns:cx1="http://schemas.microsoft.com/office/drawing/2015/9/8/chartex" xmlns:cx2="http://schemas.microsoft.com/office/drawing/2015/10/21/chartex" xmlns:cx3="http://schemas.microsoft.com/office/drawing/2016/5/9/chartex" xmlns:cx4="http://schemas.microsoft.com/office/drawing/2016/5/10/chartex" xmlns:cx5="http://schemas.microsoft.com/office/drawing/2016/5/11/chartex" xmlns:cx6="http://schemas.microsoft.com/office/drawing/2016/5/12/chartex" xmlns:cx7="http://schemas.microsoft.com/office/drawing/2016/5/13/chartex" xmlns:cx8="http://schemas.microsoft.com/office/drawing/2016/5/14/chartex" xmlns:mc="http://schemas.openxmlformats.org/markup-compatibility/2006" xmlns:aink="http://schemas.microsoft.com/office/drawing/2016/ink" xmlns:am3d="http://schemas.microsoft.com/office/drawing/2017/model3d" xmlns:o="urn:schemas-microsoft-com:office:office" xmlns:oel="http://schemas.microsoft.com/office/2019/extlst" xmlns:r="http://schemas.openxmlformats.org/officeDocument/2006/relationships" xmlns:m="http://schemas.openxmlformats.org/officeDocument/2006/math" xmlns:v="urn:schemas-microsoft-com:vml" xmlns:wp14="http://schemas.microsoft.com/office/word/2010/wordprocessingDrawing" xmlns:wp="http://schemas.openxmlformats.org/drawingml/2006/wordprocessingDrawing" xmlns:w10="urn:schemas-microsoft-com:office:word" xmlns:w="http://schemas.openxmlformats.org/wordprocessingml/2006/main" xmlns:w14="http://schemas.microsoft.com/office/word/2010/wordml" xmlns:w15="http://schemas.microsoft.com/office/word/2012/wordml" xmlns:w16cex="http://schemas.microsoft.com/office/word/2018/wordml/cex" xmlns:w16cid="http://schemas.microsoft.com/office/word/2016/wordml/cid" xmlns:w16="http://schemas.microsoft.com/office/word/2018/wordml" xmlns:w16du="http://schemas.microsoft.com/office/word/2023/wordml/word16du" xmlns:w16sdtdh="http://schemas.microsoft.com/office/word/2020/wordml/sdtdatahash" xmlns:w16sdtfl="http://schemas.microsoft.com/office/word/2024/wordml/sdtformatlock" xmlns:w16se="http://schemas.microsoft.com/office/word/2015/wordml/symex" xmlns:wpg="http://schemas.microsoft.com/office/word/2010/wordprocessingGroup" xmlns:wpi="http://schemas.microsoft.com/office/word/2010/wordprocessingInk" xmlns:wne="http://schemas.microsoft.com/office/word/2006/wordml" xmlns:wps="http://schemas.microsoft.com/office/word/2010/wordprocessingShape" mc:Ignorable="w14 w15 w16se w16cid w16 w16cex w16sdtdh w16sdtfl w16du wp14">
   <w:footnote w:type="separator" w:id="-1">
     <w:p>
       <w:pPr>
@@ -7611,7 +8804,7 @@
 </file>
 
 <file path=word/header1.xml><?xml version="1.0" encoding="utf-8"?>
-<w:hdr xmlns:wpc="http://schemas.microsoft.com/office/word/2010/wordprocessingCanvas" xmlns:cx="http://schemas.microsoft.com/office/drawing/2014/chartex" xmlns:cx1="http://schemas.microsoft.com/office/drawing/2015/9/8/chartex" xmlns:cx2="http://schemas.microsoft.com/office/drawing/2015/10/21/chartex" xmlns:cx3="http://schemas.microsoft.com/office/drawing/2016/5/9/chartex" xmlns:cx4="http://schemas.microsoft.com/office/drawing/2016/5/10/chartex" xmlns:cx5="http://schemas.microsoft.com/office/drawing/2016/5/11/chartex" xmlns:cx6="http://schemas.microsoft.com/office/drawing/2016/5/12/chartex" xmlns:cx7="http://schemas.microsoft.com/office/drawing/2016/5/13/chartex" xmlns:cx8="http://schemas.microsoft.com/office/drawing/2016/5/14/chartex" xmlns:mc="http://schemas.openxmlformats.org/markup-compatibility/2006" xmlns:aink="http://schemas.microsoft.com/office/drawing/2016/ink" xmlns:am3d="http://schemas.microsoft.com/office/drawing/2017/model3d" xmlns:o="urn:schemas-microsoft-com:office:office" xmlns:oel="http://schemas.microsoft.com/office/2019/extlst" xmlns:r="http://schemas.openxmlformats.org/officeDocument/2006/relationships" xmlns:m="http://schemas.openxmlformats.org/officeDocument/2006/math" xmlns:v="urn:schemas-microsoft-com:vml" xmlns:wp14="http://schemas.microsoft.com/office/word/2010/wordprocessingDrawing" xmlns:wp="http://schemas.openxmlformats.org/drawingml/2006/wordprocessingDrawing" xmlns:w10="urn:schemas-microsoft-com:office:word" xmlns:w="http://schemas.openxmlformats.org/wordprocessingml/2006/main" xmlns:w14="http://schemas.microsoft.com/office/word/2010/wordml" xmlns:w15="http://schemas.microsoft.com/office/word/2012/wordml" xmlns:w16cex="http://schemas.microsoft.com/office/word/2018/wordml/cex" xmlns:w16cid="http://schemas.microsoft.com/office/word/2016/wordml/cid" xmlns:w16="http://schemas.microsoft.com/office/word/2018/wordml" xmlns:w16du="http://schemas.microsoft.com/office/word/2023/wordml/word16du" xmlns:w16sdtdh="http://schemas.microsoft.com/office/word/2020/wordml/sdtdatahash" xmlns:w16se="http://schemas.microsoft.com/office/word/2015/wordml/symex" xmlns:wpg="http://schemas.microsoft.com/office/word/2010/wordprocessingGroup" xmlns:wpi="http://schemas.microsoft.com/office/word/2010/wordprocessingInk" xmlns:wne="http://schemas.microsoft.com/office/word/2006/wordml" xmlns:wps="http://schemas.microsoft.com/office/word/2010/wordprocessingShape" mc:Ignorable="w14 w15 w16se w16cid w16 w16cex w16sdtdh w16du wp14">
+<w:hdr xmlns:wpc="http://schemas.microsoft.com/office/word/2010/wordprocessingCanvas" xmlns:cx="http://schemas.microsoft.com/office/drawing/2014/chartex" xmlns:cx1="http://schemas.microsoft.com/office/drawing/2015/9/8/chartex" xmlns:cx2="http://schemas.microsoft.com/office/drawing/2015/10/21/chartex" xmlns:cx3="http://schemas.microsoft.com/office/drawing/2016/5/9/chartex" xmlns:cx4="http://schemas.microsoft.com/office/drawing/2016/5/10/chartex" xmlns:cx5="http://schemas.microsoft.com/office/drawing/2016/5/11/chartex" xmlns:cx6="http://schemas.microsoft.com/office/drawing/2016/5/12/chartex" xmlns:cx7="http://schemas.microsoft.com/office/drawing/2016/5/13/chartex" xmlns:cx8="http://schemas.microsoft.com/office/drawing/2016/5/14/chartex" xmlns:mc="http://schemas.openxmlformats.org/markup-compatibility/2006" xmlns:aink="http://schemas.microsoft.com/office/drawing/2016/ink" xmlns:am3d="http://schemas.microsoft.com/office/drawing/2017/model3d" xmlns:o="urn:schemas-microsoft-com:office:office" xmlns:oel="http://schemas.microsoft.com/office/2019/extlst" xmlns:r="http://schemas.openxmlformats.org/officeDocument/2006/relationships" xmlns:m="http://schemas.openxmlformats.org/officeDocument/2006/math" xmlns:v="urn:schemas-microsoft-com:vml" xmlns:wp14="http://schemas.microsoft.com/office/word/2010/wordprocessingDrawing" xmlns:wp="http://schemas.openxmlformats.org/drawingml/2006/wordprocessingDrawing" xmlns:w10="urn:schemas-microsoft-com:office:word" xmlns:w="http://schemas.openxmlformats.org/wordprocessingml/2006/main" xmlns:w14="http://schemas.microsoft.com/office/word/2010/wordml" xmlns:w15="http://schemas.microsoft.com/office/word/2012/wordml" xmlns:w16cex="http://schemas.microsoft.com/office/word/2018/wordml/cex" xmlns:w16cid="http://schemas.microsoft.com/office/word/2016/wordml/cid" xmlns:w16="http://schemas.microsoft.com/office/word/2018/wordml" xmlns:w16du="http://schemas.microsoft.com/office/word/2023/wordml/word16du" xmlns:w16sdtdh="http://schemas.microsoft.com/office/word/2020/wordml/sdtdatahash" xmlns:w16sdtfl="http://schemas.microsoft.com/office/word/2024/wordml/sdtformatlock" xmlns:w16se="http://schemas.microsoft.com/office/word/2015/wordml/symex" xmlns:wpg="http://schemas.microsoft.com/office/word/2010/wordprocessingGroup" xmlns:wpi="http://schemas.microsoft.com/office/word/2010/wordprocessingInk" xmlns:wne="http://schemas.microsoft.com/office/word/2006/wordml" xmlns:wps="http://schemas.microsoft.com/office/word/2010/wordprocessingShape" mc:Ignorable="w14 w15 w16se w16cid w16 w16cex w16sdtdh w16sdtfl w16du wp14">
   <w:p>
     <w:pPr>
       <w:jc w:val="center"/>
@@ -7709,7 +8902,6 @@
       </w:rPr>
       <w:t xml:space="preserve">   </w:t>
     </w:r>
-    <w:proofErr w:type="spellStart"/>
     <w:r>
       <w:rPr>
         <w:rFonts w:ascii="微软雅黑" w:eastAsia="微软雅黑" w:hAnsi="微软雅黑"/>
@@ -7717,13 +8909,12 @@
       </w:rPr>
       <w:t>drill_up</w:t>
     </w:r>
-    <w:proofErr w:type="spellEnd"/>
   </w:p>
 </w:hdr>
 </file>
 
 <file path=word/styles.xml><?xml version="1.0" encoding="utf-8"?>
-<w:styles xmlns:mc="http://schemas.openxmlformats.org/markup-compatibility/2006" xmlns:r="http://schemas.openxmlformats.org/officeDocument/2006/relationships" xmlns:w="http://schemas.openxmlformats.org/wordprocessingml/2006/main" xmlns:w14="http://schemas.microsoft.com/office/word/2010/wordml" xmlns:w15="http://schemas.microsoft.com/office/word/2012/wordml" xmlns:w16cex="http://schemas.microsoft.com/office/word/2018/wordml/cex" xmlns:w16cid="http://schemas.microsoft.com/office/word/2016/wordml/cid" xmlns:w16="http://schemas.microsoft.com/office/word/2018/wordml" xmlns:w16du="http://schemas.microsoft.com/office/word/2023/wordml/word16du" xmlns:w16sdtdh="http://schemas.microsoft.com/office/word/2020/wordml/sdtdatahash" xmlns:w16se="http://schemas.microsoft.com/office/word/2015/wordml/symex" mc:Ignorable="w14 w15 w16se w16cid w16 w16cex w16sdtdh w16du">
+<w:styles xmlns:mc="http://schemas.openxmlformats.org/markup-compatibility/2006" xmlns:r="http://schemas.openxmlformats.org/officeDocument/2006/relationships" xmlns:w="http://schemas.openxmlformats.org/wordprocessingml/2006/main" xmlns:w14="http://schemas.microsoft.com/office/word/2010/wordml" xmlns:w15="http://schemas.microsoft.com/office/word/2012/wordml" xmlns:w16cex="http://schemas.microsoft.com/office/word/2018/wordml/cex" xmlns:w16cid="http://schemas.microsoft.com/office/word/2016/wordml/cid" xmlns:w16="http://schemas.microsoft.com/office/word/2018/wordml" xmlns:w16du="http://schemas.microsoft.com/office/word/2023/wordml/word16du" xmlns:w16sdtdh="http://schemas.microsoft.com/office/word/2020/wordml/sdtdatahash" xmlns:w16sdtfl="http://schemas.microsoft.com/office/word/2024/wordml/sdtformatlock" xmlns:w16se="http://schemas.microsoft.com/office/word/2015/wordml/symex" mc:Ignorable="w14 w15 w16se w16cid w16 w16cex w16sdtdh w16sdtfl w16du">
   <w:docDefaults>
     <w:rPrDefault>
       <w:rPr>

--- a/插件详细手册/14.鼠标/解谜设计-限时拼图.docx
+++ b/插件详细手册/14.鼠标/解谜设计-限时拼图.docx
@@ -13,8 +13,20 @@
         <w:rPr>
           <w:rFonts w:hint="eastAsia"/>
         </w:rPr>
+        <w:t>===</w:t>
+      </w:r>
+      <w:r>
+        <w:rPr>
+          <w:rFonts w:hint="eastAsia"/>
+        </w:rPr>
         <w:t>概述</w:t>
       </w:r>
+      <w:r>
+        <w:rPr>
+          <w:rFonts w:hint="eastAsia"/>
+        </w:rPr>
+        <w:t>===</w:t>
+      </w:r>
     </w:p>
     <w:p>
       <w:pPr>
@@ -27,13 +39,7 @@
         <w:rPr>
           <w:rFonts w:hint="eastAsia"/>
         </w:rPr>
-        <w:t>基础</w:t>
-      </w:r>
-      <w:r>
-        <w:rPr>
-          <w:rFonts w:hint="eastAsia"/>
-        </w:rPr>
-        <w:t>插件</w:t>
+        <w:t>示例图</w:t>
       </w:r>
     </w:p>
     <w:p>
@@ -101,9 +107,9 @@
           <w:szCs w:val="24"/>
         </w:rPr>
         <w:drawing>
-          <wp:inline distT="0" distB="0" distL="0" distR="0" wp14:anchorId="505895F7" wp14:editId="685F7510">
-            <wp:extent cx="3139440" cy="1962812"/>
-            <wp:effectExtent l="0" t="0" r="3810" b="0"/>
+          <wp:inline distT="0" distB="0" distL="0" distR="0" wp14:anchorId="505895F7" wp14:editId="561C93CB">
+            <wp:extent cx="4192635" cy="2621280"/>
+            <wp:effectExtent l="0" t="0" r="0" b="7620"/>
             <wp:docPr id="820280162" name="图片 8"/>
             <wp:cNvGraphicFramePr>
               <a:graphicFrameLocks xmlns:a="http://schemas.openxmlformats.org/drawingml/2006/main" noChangeAspect="1"/>
@@ -133,7 +139,7 @@
                   <pic:spPr bwMode="auto">
                     <a:xfrm>
                       <a:off x="0" y="0"/>
-                      <a:ext cx="3158485" cy="1974719"/>
+                      <a:ext cx="4225013" cy="2641523"/>
                     </a:xfrm>
                     <a:prstGeom prst="rect">
                       <a:avLst/>
@@ -154,640 +160,21 @@
       <w:pPr>
         <w:widowControl/>
         <w:adjustRightInd w:val="0"/>
-        <w:snapToGrid w:val="0"/>
-        <w:jc w:val="left"/>
-        <w:rPr>
-          <w:rFonts w:ascii="Tahoma" w:eastAsia="微软雅黑" w:hAnsi="Tahoma"/>
-          <w:kern w:val="0"/>
-          <w:sz w:val="22"/>
-        </w:rPr>
-      </w:pPr>
-      <w:r>
-        <w:rPr>
-          <w:rFonts w:ascii="Tahoma" w:eastAsia="微软雅黑" w:hAnsi="Tahoma" w:hint="eastAsia"/>
-          <w:kern w:val="0"/>
-          <w:sz w:val="22"/>
-        </w:rPr>
-        <w:t>如果要从零开始设计，</w:t>
-      </w:r>
-      <w:r>
-        <w:rPr>
-          <w:rFonts w:ascii="Tahoma" w:eastAsia="微软雅黑" w:hAnsi="Tahoma" w:hint="eastAsia"/>
-          <w:kern w:val="0"/>
-          <w:sz w:val="22"/>
-        </w:rPr>
-        <w:t>需要下图的插件：</w:t>
-      </w:r>
+        <w:rPr>
+          <w:rFonts w:ascii="Tahoma" w:eastAsia="微软雅黑" w:hAnsi="Tahoma"/>
+          <w:kern w:val="0"/>
+          <w:sz w:val="22"/>
+        </w:rPr>
+      </w:pPr>
     </w:p>
     <w:p>
       <w:pPr>
         <w:widowControl/>
         <w:adjustRightInd w:val="0"/>
-        <w:snapToGrid w:val="0"/>
-        <w:jc w:val="center"/>
-        <w:rPr>
-          <w:rFonts w:ascii="Tahoma" w:eastAsia="微软雅黑" w:hAnsi="Tahoma"/>
-          <w:kern w:val="0"/>
-          <w:sz w:val="22"/>
-        </w:rPr>
-      </w:pPr>
-      <w:r>
-        <w:rPr>
-          <w:rFonts w:hint="eastAsia"/>
-          <w:noProof/>
-        </w:rPr>
-        <w:drawing>
-          <wp:inline distT="0" distB="0" distL="0" distR="0" wp14:anchorId="30D958B5" wp14:editId="34305FFA">
-            <wp:extent cx="4930140" cy="2542827"/>
-            <wp:effectExtent l="0" t="0" r="3810" b="0"/>
-            <wp:docPr id="1464737304" name="图片 7"/>
-            <wp:cNvGraphicFramePr>
-              <a:graphicFrameLocks xmlns:a="http://schemas.openxmlformats.org/drawingml/2006/main" noChangeAspect="1"/>
-            </wp:cNvGraphicFramePr>
-            <a:graphic xmlns:a="http://schemas.openxmlformats.org/drawingml/2006/main">
-              <a:graphicData uri="http://schemas.openxmlformats.org/drawingml/2006/picture">
-                <pic:pic xmlns:pic="http://schemas.openxmlformats.org/drawingml/2006/picture">
-                  <pic:nvPicPr>
-                    <pic:cNvPr id="0" name="Picture 13"/>
-                    <pic:cNvPicPr>
-                      <a:picLocks noChangeAspect="1" noChangeArrowheads="1"/>
-                    </pic:cNvPicPr>
-                  </pic:nvPicPr>
-                  <pic:blipFill>
-                    <a:blip r:embed="rId8">
-                      <a:extLst>
-                        <a:ext uri="{28A0092B-C50C-407E-A947-70E740481C1C}">
-                          <a14:useLocalDpi xmlns:a14="http://schemas.microsoft.com/office/drawing/2010/main" val="0"/>
-                        </a:ext>
-                      </a:extLst>
-                    </a:blip>
-                    <a:srcRect/>
-                    <a:stretch>
-                      <a:fillRect/>
-                    </a:stretch>
-                  </pic:blipFill>
-                  <pic:spPr bwMode="auto">
-                    <a:xfrm>
-                      <a:off x="0" y="0"/>
-                      <a:ext cx="4937396" cy="2546569"/>
-                    </a:xfrm>
-                    <a:prstGeom prst="rect">
-                      <a:avLst/>
-                    </a:prstGeom>
-                    <a:noFill/>
-                    <a:ln>
-                      <a:noFill/>
-                    </a:ln>
-                  </pic:spPr>
-                </pic:pic>
-              </a:graphicData>
-            </a:graphic>
-          </wp:inline>
-        </w:drawing>
-      </w:r>
-    </w:p>
-    <w:p>
-      <w:pPr>
-        <w:widowControl/>
-        <w:adjustRightInd w:val="0"/>
-        <w:snapToGrid w:val="0"/>
-        <w:jc w:val="center"/>
-        <w:rPr>
-          <w:rFonts w:ascii="Tahoma" w:eastAsia="微软雅黑" w:hAnsi="Tahoma"/>
-          <w:kern w:val="0"/>
-          <w:sz w:val="22"/>
-        </w:rPr>
-      </w:pPr>
-      <w:r>
-        <w:rPr>
-          <w:rFonts w:ascii="Tahoma" w:eastAsia="微软雅黑" w:hAnsi="Tahoma" w:hint="eastAsia"/>
-          <w:noProof/>
-          <w:kern w:val="0"/>
-          <w:sz w:val="22"/>
-        </w:rPr>
-        <w:drawing>
-          <wp:inline distT="0" distB="0" distL="0" distR="0" wp14:anchorId="22E955D7" wp14:editId="001639A6">
-            <wp:extent cx="4930140" cy="1713618"/>
-            <wp:effectExtent l="0" t="0" r="3810" b="1270"/>
-            <wp:docPr id="409145494" name="图片 8"/>
-            <wp:cNvGraphicFramePr>
-              <a:graphicFrameLocks xmlns:a="http://schemas.openxmlformats.org/drawingml/2006/main" noChangeAspect="1"/>
-            </wp:cNvGraphicFramePr>
-            <a:graphic xmlns:a="http://schemas.openxmlformats.org/drawingml/2006/main">
-              <a:graphicData uri="http://schemas.openxmlformats.org/drawingml/2006/picture">
-                <pic:pic xmlns:pic="http://schemas.openxmlformats.org/drawingml/2006/picture">
-                  <pic:nvPicPr>
-                    <pic:cNvPr id="0" name="Picture 15"/>
-                    <pic:cNvPicPr>
-                      <a:picLocks noChangeAspect="1" noChangeArrowheads="1"/>
-                    </pic:cNvPicPr>
-                  </pic:nvPicPr>
-                  <pic:blipFill>
-                    <a:blip r:embed="rId9">
-                      <a:extLst>
-                        <a:ext uri="{28A0092B-C50C-407E-A947-70E740481C1C}">
-                          <a14:useLocalDpi xmlns:a14="http://schemas.microsoft.com/office/drawing/2010/main" val="0"/>
-                        </a:ext>
-                      </a:extLst>
-                    </a:blip>
-                    <a:srcRect/>
-                    <a:stretch>
-                      <a:fillRect/>
-                    </a:stretch>
-                  </pic:blipFill>
-                  <pic:spPr bwMode="auto">
-                    <a:xfrm>
-                      <a:off x="0" y="0"/>
-                      <a:ext cx="4940980" cy="1717386"/>
-                    </a:xfrm>
-                    <a:prstGeom prst="rect">
-                      <a:avLst/>
-                    </a:prstGeom>
-                    <a:noFill/>
-                    <a:ln>
-                      <a:noFill/>
-                    </a:ln>
-                  </pic:spPr>
-                </pic:pic>
-              </a:graphicData>
-            </a:graphic>
-          </wp:inline>
-        </w:drawing>
-      </w:r>
-    </w:p>
-    <w:p>
-      <w:pPr>
-        <w:widowControl/>
-        <w:snapToGrid w:val="0"/>
-        <w:jc w:val="left"/>
-        <w:rPr>
-          <w:rFonts w:ascii="Tahoma" w:eastAsia="微软雅黑" w:hAnsi="Tahoma"/>
-          <w:b/>
-          <w:bCs/>
-          <w:kern w:val="0"/>
-          <w:sz w:val="22"/>
-        </w:rPr>
-      </w:pPr>
-      <w:r>
-        <w:rPr>
-          <w:rFonts w:ascii="Tahoma" w:eastAsia="微软雅黑" w:hAnsi="Tahoma" w:hint="eastAsia"/>
-          <w:b/>
-          <w:bCs/>
-          <w:kern w:val="0"/>
-          <w:sz w:val="22"/>
-        </w:rPr>
-        <w:t>注意，该文档</w:t>
-      </w:r>
-      <w:r>
-        <w:rPr>
-          <w:rFonts w:ascii="Tahoma" w:eastAsia="微软雅黑" w:hAnsi="Tahoma" w:hint="eastAsia"/>
-          <w:b/>
-          <w:bCs/>
-          <w:kern w:val="0"/>
-          <w:sz w:val="22"/>
-        </w:rPr>
-        <w:t>只</w:t>
-      </w:r>
-      <w:r>
-        <w:rPr>
-          <w:rFonts w:ascii="Tahoma" w:eastAsia="微软雅黑" w:hAnsi="Tahoma" w:hint="eastAsia"/>
-          <w:b/>
-          <w:bCs/>
-          <w:kern w:val="0"/>
-          <w:sz w:val="22"/>
-        </w:rPr>
-        <w:t>详细说明</w:t>
-      </w:r>
-      <w:r>
-        <w:rPr>
-          <w:rFonts w:ascii="Tahoma" w:eastAsia="微软雅黑" w:hAnsi="Tahoma" w:hint="eastAsia"/>
-          <w:b/>
-          <w:bCs/>
-          <w:kern w:val="0"/>
-          <w:sz w:val="22"/>
-        </w:rPr>
-        <w:t xml:space="preserve"> </w:t>
-      </w:r>
-      <w:r>
-        <w:rPr>
-          <w:rFonts w:ascii="Tahoma" w:eastAsia="微软雅黑" w:hAnsi="Tahoma" w:hint="eastAsia"/>
-          <w:b/>
-          <w:bCs/>
-          <w:kern w:val="0"/>
-          <w:sz w:val="22"/>
-        </w:rPr>
-        <w:t>整体</w:t>
-      </w:r>
-      <w:r>
-        <w:rPr>
-          <w:rFonts w:ascii="Tahoma" w:eastAsia="微软雅黑" w:hAnsi="Tahoma" w:hint="eastAsia"/>
-          <w:b/>
-          <w:bCs/>
-          <w:kern w:val="0"/>
-          <w:sz w:val="22"/>
-        </w:rPr>
-        <w:t>设计</w:t>
-      </w:r>
-      <w:r>
-        <w:rPr>
-          <w:rFonts w:ascii="Tahoma" w:eastAsia="微软雅黑" w:hAnsi="Tahoma" w:hint="eastAsia"/>
-          <w:b/>
-          <w:bCs/>
-          <w:kern w:val="0"/>
-          <w:sz w:val="22"/>
-        </w:rPr>
-        <w:t>思路</w:t>
-      </w:r>
-      <w:r>
-        <w:rPr>
-          <w:rFonts w:ascii="Tahoma" w:eastAsia="微软雅黑" w:hAnsi="Tahoma" w:hint="eastAsia"/>
-          <w:b/>
-          <w:bCs/>
-          <w:kern w:val="0"/>
-          <w:sz w:val="22"/>
-        </w:rPr>
-        <w:t xml:space="preserve"> </w:t>
-      </w:r>
-      <w:r>
-        <w:rPr>
-          <w:rFonts w:ascii="Tahoma" w:eastAsia="微软雅黑" w:hAnsi="Tahoma" w:hint="eastAsia"/>
-          <w:b/>
-          <w:bCs/>
-          <w:kern w:val="0"/>
-          <w:sz w:val="22"/>
-        </w:rPr>
-        <w:t>和</w:t>
-      </w:r>
-      <w:r>
-        <w:rPr>
-          <w:rFonts w:ascii="Tahoma" w:eastAsia="微软雅黑" w:hAnsi="Tahoma" w:hint="eastAsia"/>
-          <w:b/>
-          <w:bCs/>
-          <w:kern w:val="0"/>
-          <w:sz w:val="22"/>
-        </w:rPr>
-        <w:t xml:space="preserve"> </w:t>
-      </w:r>
-      <w:r>
-        <w:rPr>
-          <w:rFonts w:ascii="Tahoma" w:eastAsia="微软雅黑" w:hAnsi="Tahoma" w:hint="eastAsia"/>
-          <w:b/>
-          <w:bCs/>
-          <w:kern w:val="0"/>
-          <w:sz w:val="22"/>
-        </w:rPr>
-        <w:t>解谜方法</w:t>
-      </w:r>
-      <w:r>
-        <w:rPr>
-          <w:rFonts w:ascii="Tahoma" w:eastAsia="微软雅黑" w:hAnsi="Tahoma" w:hint="eastAsia"/>
-          <w:b/>
-          <w:bCs/>
-          <w:kern w:val="0"/>
-          <w:sz w:val="22"/>
-        </w:rPr>
-        <w:t xml:space="preserve"> </w:t>
-      </w:r>
-      <w:r>
-        <w:rPr>
-          <w:rFonts w:ascii="Tahoma" w:eastAsia="微软雅黑" w:hAnsi="Tahoma" w:hint="eastAsia"/>
-          <w:b/>
-          <w:bCs/>
-          <w:kern w:val="0"/>
-          <w:sz w:val="22"/>
-        </w:rPr>
-        <w:t>。</w:t>
-      </w:r>
-    </w:p>
-    <w:p>
-      <w:pPr>
-        <w:widowControl/>
-        <w:snapToGrid w:val="0"/>
-        <w:jc w:val="left"/>
-        <w:rPr>
-          <w:rFonts w:ascii="Tahoma" w:eastAsia="微软雅黑" w:hAnsi="Tahoma"/>
-          <w:b/>
-          <w:bCs/>
-          <w:kern w:val="0"/>
-          <w:sz w:val="22"/>
-        </w:rPr>
-      </w:pPr>
-      <w:r>
-        <w:rPr>
-          <w:rFonts w:ascii="Tahoma" w:eastAsia="微软雅黑" w:hAnsi="Tahoma" w:hint="eastAsia"/>
-          <w:b/>
-          <w:bCs/>
-          <w:kern w:val="0"/>
-          <w:sz w:val="22"/>
-        </w:rPr>
-        <w:t>对于</w:t>
-      </w:r>
-      <w:r>
-        <w:rPr>
-          <w:rFonts w:ascii="Tahoma" w:eastAsia="微软雅黑" w:hAnsi="Tahoma" w:hint="eastAsia"/>
-          <w:b/>
-          <w:bCs/>
-          <w:kern w:val="0"/>
-          <w:sz w:val="22"/>
-        </w:rPr>
-        <w:t>具体</w:t>
-      </w:r>
-      <w:r>
-        <w:rPr>
-          <w:rFonts w:ascii="Tahoma" w:eastAsia="微软雅黑" w:hAnsi="Tahoma" w:hint="eastAsia"/>
-          <w:b/>
-          <w:bCs/>
-          <w:kern w:val="0"/>
-          <w:sz w:val="22"/>
-        </w:rPr>
-        <w:t xml:space="preserve"> </w:t>
-      </w:r>
-      <w:r>
-        <w:rPr>
-          <w:rFonts w:ascii="Tahoma" w:eastAsia="微软雅黑" w:hAnsi="Tahoma" w:hint="eastAsia"/>
-          <w:b/>
-          <w:bCs/>
-          <w:kern w:val="0"/>
-          <w:sz w:val="22"/>
-        </w:rPr>
-        <w:t>事件如何写</w:t>
-      </w:r>
-      <w:r>
-        <w:rPr>
-          <w:rFonts w:ascii="Tahoma" w:eastAsia="微软雅黑" w:hAnsi="Tahoma" w:hint="eastAsia"/>
-          <w:b/>
-          <w:bCs/>
-          <w:kern w:val="0"/>
-          <w:sz w:val="22"/>
-        </w:rPr>
-        <w:t xml:space="preserve"> </w:t>
-      </w:r>
-      <w:r>
-        <w:rPr>
-          <w:rFonts w:ascii="Tahoma" w:eastAsia="微软雅黑" w:hAnsi="Tahoma" w:hint="eastAsia"/>
-          <w:b/>
-          <w:bCs/>
-          <w:kern w:val="0"/>
-          <w:sz w:val="22"/>
-        </w:rPr>
-        <w:t>，需要去</w:t>
-      </w:r>
-      <w:r>
-        <w:rPr>
-          <w:rFonts w:ascii="Tahoma" w:eastAsia="微软雅黑" w:hAnsi="Tahoma" w:hint="eastAsia"/>
-          <w:b/>
-          <w:bCs/>
-          <w:kern w:val="0"/>
-          <w:sz w:val="22"/>
-        </w:rPr>
-        <w:t>示例中</w:t>
-      </w:r>
-      <w:r>
-        <w:rPr>
-          <w:rFonts w:ascii="Tahoma" w:eastAsia="微软雅黑" w:hAnsi="Tahoma" w:hint="eastAsia"/>
-          <w:b/>
-          <w:bCs/>
-          <w:kern w:val="0"/>
-          <w:sz w:val="22"/>
-        </w:rPr>
-        <w:t xml:space="preserve"> </w:t>
-      </w:r>
-      <w:r>
-        <w:rPr>
-          <w:rFonts w:ascii="Tahoma" w:eastAsia="微软雅黑" w:hAnsi="Tahoma" w:hint="eastAsia"/>
-          <w:b/>
-          <w:bCs/>
-          <w:color w:val="00B050"/>
-          <w:kern w:val="0"/>
-          <w:sz w:val="22"/>
-        </w:rPr>
-        <w:t>图片</w:t>
-      </w:r>
-      <w:r>
-        <w:rPr>
-          <w:rFonts w:ascii="Tahoma" w:eastAsia="微软雅黑" w:hAnsi="Tahoma" w:hint="eastAsia"/>
-          <w:b/>
-          <w:bCs/>
-          <w:color w:val="00B050"/>
-          <w:kern w:val="0"/>
-          <w:sz w:val="22"/>
-        </w:rPr>
-        <w:t>管理层</w:t>
-      </w:r>
-      <w:r>
-        <w:rPr>
-          <w:rFonts w:ascii="Tahoma" w:eastAsia="微软雅黑" w:hAnsi="Tahoma" w:hint="eastAsia"/>
-          <w:b/>
-          <w:bCs/>
-          <w:kern w:val="0"/>
-          <w:sz w:val="22"/>
-        </w:rPr>
-        <w:t xml:space="preserve"> </w:t>
-      </w:r>
-      <w:r>
-        <w:rPr>
-          <w:rFonts w:ascii="Tahoma" w:eastAsia="微软雅黑" w:hAnsi="Tahoma" w:hint="eastAsia"/>
-          <w:b/>
-          <w:bCs/>
-          <w:kern w:val="0"/>
-          <w:sz w:val="22"/>
-        </w:rPr>
-        <w:t>了解一下</w:t>
-      </w:r>
-      <w:r>
-        <w:rPr>
-          <w:rFonts w:ascii="Tahoma" w:eastAsia="微软雅黑" w:hAnsi="Tahoma"/>
-          <w:b/>
-          <w:bCs/>
-          <w:kern w:val="0"/>
-          <w:sz w:val="22"/>
-        </w:rPr>
-        <w:t xml:space="preserve"> </w:t>
-      </w:r>
-      <w:r>
-        <w:rPr>
-          <w:rFonts w:ascii="Tahoma" w:eastAsia="微软雅黑" w:hAnsi="Tahoma" w:hint="eastAsia"/>
-          <w:b/>
-          <w:bCs/>
-          <w:kern w:val="0"/>
-          <w:sz w:val="22"/>
-        </w:rPr>
-        <w:t>吸附槽</w:t>
-      </w:r>
-      <w:r>
-        <w:rPr>
-          <w:rFonts w:ascii="Tahoma" w:eastAsia="微软雅黑" w:hAnsi="Tahoma" w:hint="eastAsia"/>
-          <w:b/>
-          <w:bCs/>
-          <w:kern w:val="0"/>
-          <w:sz w:val="22"/>
-        </w:rPr>
-        <w:t xml:space="preserve"> </w:t>
-      </w:r>
-      <w:r>
-        <w:rPr>
-          <w:rFonts w:ascii="Tahoma" w:eastAsia="微软雅黑" w:hAnsi="Tahoma" w:hint="eastAsia"/>
-          <w:b/>
-          <w:bCs/>
-          <w:kern w:val="0"/>
-          <w:sz w:val="22"/>
-        </w:rPr>
-        <w:t>的使用。</w:t>
-      </w:r>
-    </w:p>
-    <w:p>
-      <w:pPr>
-        <w:widowControl/>
-        <w:snapToGrid w:val="0"/>
-        <w:jc w:val="left"/>
-        <w:rPr>
-          <w:rFonts w:ascii="Tahoma" w:eastAsia="微软雅黑" w:hAnsi="Tahoma"/>
-          <w:b/>
-          <w:bCs/>
-          <w:kern w:val="0"/>
-          <w:sz w:val="22"/>
-        </w:rPr>
-      </w:pPr>
-      <w:r>
-        <w:rPr>
-          <w:rFonts w:ascii="Tahoma" w:eastAsia="微软雅黑" w:hAnsi="Tahoma" w:hint="eastAsia"/>
-          <w:b/>
-          <w:bCs/>
-          <w:kern w:val="0"/>
-          <w:sz w:val="22"/>
-        </w:rPr>
-        <w:t>想了解图片控制具体如何写，去看看</w:t>
-      </w:r>
-      <w:r>
-        <w:rPr>
-          <w:rFonts w:ascii="Tahoma" w:eastAsia="微软雅黑" w:hAnsi="Tahoma"/>
-          <w:b/>
-          <w:bCs/>
-          <w:kern w:val="0"/>
-          <w:sz w:val="22"/>
-        </w:rPr>
-        <w:t xml:space="preserve"> </w:t>
-      </w:r>
-      <w:r>
-        <w:rPr>
-          <w:rFonts w:ascii="Tahoma" w:eastAsia="微软雅黑" w:hAnsi="Tahoma"/>
-          <w:b/>
-          <w:bCs/>
-          <w:kern w:val="0"/>
-          <w:sz w:val="22"/>
-        </w:rPr>
-        <w:t>"</w:t>
-      </w:r>
-      <w:r>
-        <w:rPr>
-          <w:rFonts w:ascii="Tahoma" w:eastAsia="微软雅黑" w:hAnsi="Tahoma"/>
-          <w:b/>
-          <w:bCs/>
-          <w:kern w:val="0"/>
-          <w:sz w:val="22"/>
-        </w:rPr>
-        <w:t>1</w:t>
-      </w:r>
-      <w:r>
-        <w:rPr>
-          <w:rFonts w:ascii="Tahoma" w:eastAsia="微软雅黑" w:hAnsi="Tahoma" w:hint="eastAsia"/>
-          <w:b/>
-          <w:bCs/>
-          <w:kern w:val="0"/>
-          <w:sz w:val="22"/>
-        </w:rPr>
-        <w:t>6</w:t>
-      </w:r>
-      <w:r>
-        <w:rPr>
-          <w:rFonts w:ascii="Tahoma" w:eastAsia="微软雅黑" w:hAnsi="Tahoma"/>
-          <w:b/>
-          <w:bCs/>
-          <w:kern w:val="0"/>
-          <w:sz w:val="22"/>
-        </w:rPr>
-        <w:t>.</w:t>
-      </w:r>
-      <w:r>
-        <w:rPr>
-          <w:rFonts w:ascii="Tahoma" w:eastAsia="微软雅黑" w:hAnsi="Tahoma" w:hint="eastAsia"/>
-          <w:b/>
-          <w:bCs/>
-          <w:kern w:val="0"/>
-          <w:sz w:val="22"/>
-        </w:rPr>
-        <w:t>图片</w:t>
-      </w:r>
-      <w:r>
-        <w:rPr>
-          <w:rFonts w:ascii="Tahoma" w:eastAsia="微软雅黑" w:hAnsi="Tahoma" w:hint="eastAsia"/>
-          <w:b/>
-          <w:bCs/>
-          <w:kern w:val="0"/>
-          <w:sz w:val="22"/>
-        </w:rPr>
-        <w:t xml:space="preserve"> </w:t>
-      </w:r>
-      <w:r>
-        <w:rPr>
-          <w:rFonts w:ascii="Tahoma" w:eastAsia="微软雅黑" w:hAnsi="Tahoma"/>
-          <w:b/>
-          <w:bCs/>
-          <w:kern w:val="0"/>
-          <w:sz w:val="22"/>
-        </w:rPr>
-        <w:t xml:space="preserve">&gt; </w:t>
-      </w:r>
-      <w:r>
-        <w:rPr>
-          <w:rFonts w:ascii="Tahoma" w:eastAsia="微软雅黑" w:hAnsi="Tahoma" w:hint="eastAsia"/>
-          <w:b/>
-          <w:bCs/>
-          <w:kern w:val="0"/>
-          <w:sz w:val="22"/>
-        </w:rPr>
-        <w:t>关于鼠标拖拽图片</w:t>
-      </w:r>
-      <w:r>
-        <w:rPr>
-          <w:rFonts w:ascii="Tahoma" w:eastAsia="微软雅黑" w:hAnsi="Tahoma"/>
-          <w:b/>
-          <w:bCs/>
-          <w:kern w:val="0"/>
-          <w:sz w:val="22"/>
-        </w:rPr>
-        <w:t>.docx"</w:t>
-      </w:r>
-      <w:r>
-        <w:rPr>
-          <w:rFonts w:ascii="Tahoma" w:eastAsia="微软雅黑" w:hAnsi="Tahoma"/>
-          <w:b/>
-          <w:bCs/>
-          <w:kern w:val="0"/>
-          <w:sz w:val="22"/>
-        </w:rPr>
-        <w:t xml:space="preserve"> </w:t>
-      </w:r>
-      <w:r>
-        <w:rPr>
-          <w:rFonts w:ascii="Tahoma" w:eastAsia="微软雅黑" w:hAnsi="Tahoma"/>
-          <w:b/>
-          <w:bCs/>
-          <w:kern w:val="0"/>
-          <w:sz w:val="22"/>
-        </w:rPr>
-        <w:t>。</w:t>
-      </w:r>
-    </w:p>
-    <w:p>
-      <w:pPr>
-        <w:widowControl/>
-        <w:jc w:val="left"/>
-        <w:rPr>
-          <w:rFonts w:ascii="宋体" w:eastAsia="宋体" w:hAnsi="宋体" w:cs="宋体" w:hint="eastAsia"/>
-          <w:kern w:val="0"/>
-          <w:sz w:val="24"/>
-          <w:szCs w:val="24"/>
+        <w:rPr>
+          <w:rFonts w:ascii="Tahoma" w:eastAsia="微软雅黑" w:hAnsi="Tahoma" w:hint="eastAsia"/>
+          <w:kern w:val="0"/>
+          <w:sz w:val="22"/>
         </w:rPr>
       </w:pPr>
     </w:p>
@@ -802,8 +189,13 @@
         <w:rPr>
           <w:rFonts w:hint="eastAsia"/>
         </w:rPr>
-        <w:lastRenderedPageBreak/>
-        <w:t>基础工程示例</w:t>
+        <w:t>示例</w:t>
+      </w:r>
+      <w:r>
+        <w:rPr>
+          <w:rFonts w:hint="eastAsia"/>
+        </w:rPr>
+        <w:t>工程</w:t>
       </w:r>
     </w:p>
     <w:p>
@@ -914,7 +306,7 @@
               </w:rPr>
               <w:t xml:space="preserve">: </w:t>
             </w:r>
-            <w:hyperlink r:id="rId10" w:history="1">
+            <w:hyperlink r:id="rId8" w:history="1">
               <w:r>
                 <w:rPr>
                   <w:rStyle w:val="a4"/>
@@ -1032,13 +424,600 @@
           <w:rFonts w:hint="eastAsia"/>
         </w:rPr>
         <w:lastRenderedPageBreak/>
-        <w:t>基础</w:t>
-      </w:r>
-      <w:r>
-        <w:rPr>
-          <w:rFonts w:hint="eastAsia"/>
-        </w:rPr>
-        <w:t>配置</w:t>
+        <w:t>灵感来源</w:t>
+      </w:r>
+    </w:p>
+    <w:p>
+      <w:pPr>
+        <w:widowControl/>
+        <w:snapToGrid w:val="0"/>
+        <w:jc w:val="left"/>
+        <w:rPr>
+          <w:rFonts w:ascii="Tahoma" w:eastAsia="微软雅黑" w:hAnsi="Tahoma"/>
+          <w:kern w:val="0"/>
+          <w:sz w:val="22"/>
+        </w:rPr>
+      </w:pPr>
+      <w:r>
+        <w:rPr>
+          <w:rFonts w:ascii="Tahoma" w:eastAsia="微软雅黑" w:hAnsi="Tahoma" w:hint="eastAsia"/>
+          <w:kern w:val="0"/>
+          <w:sz w:val="22"/>
+        </w:rPr>
+        <w:t>2021</w:t>
+      </w:r>
+      <w:r>
+        <w:rPr>
+          <w:rFonts w:ascii="Tahoma" w:eastAsia="微软雅黑" w:hAnsi="Tahoma" w:hint="eastAsia"/>
+          <w:kern w:val="0"/>
+          <w:sz w:val="22"/>
+        </w:rPr>
+        <w:t>年</w:t>
+      </w:r>
+      <w:r>
+        <w:rPr>
+          <w:rFonts w:ascii="Tahoma" w:eastAsia="微软雅黑" w:hAnsi="Tahoma" w:hint="eastAsia"/>
+          <w:kern w:val="0"/>
+          <w:sz w:val="22"/>
+        </w:rPr>
+        <w:t>10</w:t>
+      </w:r>
+      <w:r>
+        <w:rPr>
+          <w:rFonts w:ascii="Tahoma" w:eastAsia="微软雅黑" w:hAnsi="Tahoma" w:hint="eastAsia"/>
+          <w:kern w:val="0"/>
+          <w:sz w:val="22"/>
+        </w:rPr>
+        <w:t>月</w:t>
+      </w:r>
+      <w:r>
+        <w:rPr>
+          <w:rFonts w:ascii="Tahoma" w:eastAsia="微软雅黑" w:hAnsi="Tahoma" w:hint="eastAsia"/>
+          <w:kern w:val="0"/>
+          <w:sz w:val="22"/>
+        </w:rPr>
+        <w:t>17</w:t>
+      </w:r>
+      <w:r>
+        <w:rPr>
+          <w:rFonts w:ascii="Tahoma" w:eastAsia="微软雅黑" w:hAnsi="Tahoma" w:hint="eastAsia"/>
+          <w:kern w:val="0"/>
+          <w:sz w:val="22"/>
+        </w:rPr>
+        <w:t>日，作者我在</w:t>
+      </w:r>
+      <w:r>
+        <w:rPr>
+          <w:rFonts w:ascii="Tahoma" w:eastAsia="微软雅黑" w:hAnsi="Tahoma" w:hint="eastAsia"/>
+          <w:kern w:val="0"/>
+          <w:sz w:val="22"/>
+        </w:rPr>
+        <w:t>4399</w:t>
+      </w:r>
+      <w:r>
+        <w:rPr>
+          <w:rFonts w:ascii="Tahoma" w:eastAsia="微软雅黑" w:hAnsi="Tahoma" w:hint="eastAsia"/>
+          <w:kern w:val="0"/>
+          <w:sz w:val="22"/>
+        </w:rPr>
+        <w:t>上玩一个游戏：</w:t>
+      </w:r>
+    </w:p>
+    <w:p>
+      <w:pPr>
+        <w:widowControl/>
+        <w:jc w:val="left"/>
+        <w:rPr>
+          <w:rFonts w:ascii="Tahoma" w:eastAsia="微软雅黑" w:hAnsi="Tahoma"/>
+          <w:kern w:val="0"/>
+          <w:sz w:val="22"/>
+        </w:rPr>
+      </w:pPr>
+      <w:hyperlink r:id="rId9" w:anchor="his_default_3" w:history="1">
+        <w:r>
+          <w:rPr>
+            <w:rStyle w:val="a4"/>
+            <w:rFonts w:ascii="Tahoma" w:eastAsia="微软雅黑" w:hAnsi="Tahoma" w:hint="eastAsia"/>
+            <w:kern w:val="0"/>
+            <w:sz w:val="22"/>
+          </w:rPr>
+          <w:t>http://www.4399.com/flash/6605_1.htm#his_default_3</w:t>
+        </w:r>
+      </w:hyperlink>
+      <w:r>
+        <w:rPr>
+          <w:rFonts w:ascii="Tahoma" w:eastAsia="微软雅黑" w:hAnsi="Tahoma" w:hint="eastAsia"/>
+          <w:kern w:val="0"/>
+          <w:sz w:val="22"/>
+        </w:rPr>
+        <w:t xml:space="preserve"> </w:t>
+      </w:r>
+    </w:p>
+    <w:p>
+      <w:pPr>
+        <w:widowControl/>
+        <w:snapToGrid w:val="0"/>
+        <w:rPr>
+          <w:rFonts w:ascii="Tahoma" w:eastAsia="微软雅黑" w:hAnsi="Tahoma"/>
+          <w:kern w:val="0"/>
+          <w:sz w:val="22"/>
+        </w:rPr>
+      </w:pPr>
+      <w:r>
+        <w:rPr>
+          <w:rFonts w:ascii="Tahoma" w:eastAsia="微软雅黑" w:hAnsi="Tahoma" w:hint="eastAsia"/>
+          <w:kern w:val="0"/>
+          <w:sz w:val="22"/>
+        </w:rPr>
+        <w:t>这个游戏通过方向键控制猫咪移动房间，用现有插件无法制作，差距很大。</w:t>
+      </w:r>
+    </w:p>
+    <w:p>
+      <w:pPr>
+        <w:widowControl/>
+        <w:snapToGrid w:val="0"/>
+        <w:jc w:val="left"/>
+        <w:rPr>
+          <w:rFonts w:ascii="Tahoma" w:eastAsia="微软雅黑" w:hAnsi="Tahoma"/>
+          <w:kern w:val="0"/>
+          <w:sz w:val="22"/>
+        </w:rPr>
+      </w:pPr>
+      <w:r>
+        <w:rPr>
+          <w:rFonts w:ascii="Tahoma" w:eastAsia="微软雅黑" w:hAnsi="Tahoma" w:hint="eastAsia"/>
+          <w:kern w:val="0"/>
+          <w:sz w:val="22"/>
+        </w:rPr>
+        <w:t>所以作者我并没有开坑。</w:t>
+      </w:r>
+    </w:p>
+    <w:p>
+      <w:pPr>
+        <w:widowControl/>
+        <w:snapToGrid w:val="0"/>
+        <w:jc w:val="center"/>
+        <w:rPr>
+          <w:rFonts w:ascii="Tahoma" w:eastAsia="微软雅黑" w:hAnsi="Tahoma"/>
+          <w:kern w:val="0"/>
+          <w:sz w:val="22"/>
+        </w:rPr>
+      </w:pPr>
+      <w:r>
+        <w:rPr>
+          <w:noProof/>
+        </w:rPr>
+        <w:drawing>
+          <wp:inline distT="0" distB="0" distL="0" distR="0" wp14:anchorId="5FAE46CB" wp14:editId="3BDECD5C">
+            <wp:extent cx="2746427" cy="2026920"/>
+            <wp:effectExtent l="0" t="0" r="0" b="0"/>
+            <wp:docPr id="1406732439" name="图片 1"/>
+            <wp:cNvGraphicFramePr>
+              <a:graphicFrameLocks xmlns:a="http://schemas.openxmlformats.org/drawingml/2006/main" noChangeAspect="1"/>
+            </wp:cNvGraphicFramePr>
+            <a:graphic xmlns:a="http://schemas.openxmlformats.org/drawingml/2006/main">
+              <a:graphicData uri="http://schemas.openxmlformats.org/drawingml/2006/picture">
+                <pic:pic xmlns:pic="http://schemas.openxmlformats.org/drawingml/2006/picture">
+                  <pic:nvPicPr>
+                    <pic:cNvPr id="0" name="Picture 1"/>
+                    <pic:cNvPicPr>
+                      <a:picLocks noChangeAspect="1" noChangeArrowheads="1"/>
+                    </pic:cNvPicPr>
+                  </pic:nvPicPr>
+                  <pic:blipFill>
+                    <a:blip r:embed="rId10" cstate="print">
+                      <a:extLst>
+                        <a:ext uri="{28A0092B-C50C-407E-A947-70E740481C1C}">
+                          <a14:useLocalDpi xmlns:a14="http://schemas.microsoft.com/office/drawing/2010/main" val="0"/>
+                        </a:ext>
+                      </a:extLst>
+                    </a:blip>
+                    <a:srcRect/>
+                    <a:stretch>
+                      <a:fillRect/>
+                    </a:stretch>
+                  </pic:blipFill>
+                  <pic:spPr bwMode="auto">
+                    <a:xfrm>
+                      <a:off x="0" y="0"/>
+                      <a:ext cx="2762420" cy="2038723"/>
+                    </a:xfrm>
+                    <a:prstGeom prst="rect">
+                      <a:avLst/>
+                    </a:prstGeom>
+                    <a:noFill/>
+                    <a:ln>
+                      <a:noFill/>
+                    </a:ln>
+                  </pic:spPr>
+                </pic:pic>
+              </a:graphicData>
+            </a:graphic>
+          </wp:inline>
+        </w:drawing>
+      </w:r>
+    </w:p>
+    <w:p>
+      <w:pPr>
+        <w:widowControl/>
+        <w:snapToGrid w:val="0"/>
+        <w:rPr>
+          <w:rFonts w:ascii="Tahoma" w:eastAsia="微软雅黑" w:hAnsi="Tahoma"/>
+          <w:kern w:val="0"/>
+          <w:sz w:val="22"/>
+        </w:rPr>
+      </w:pPr>
+      <w:r>
+        <w:rPr>
+          <w:rFonts w:ascii="Tahoma" w:eastAsia="微软雅黑" w:hAnsi="Tahoma" w:hint="eastAsia"/>
+          <w:kern w:val="0"/>
+          <w:sz w:val="22"/>
+        </w:rPr>
+        <w:t>但后来，群友跟我说，该去修一下</w:t>
+      </w:r>
+      <w:r>
+        <w:rPr>
+          <w:rFonts w:ascii="Tahoma" w:eastAsia="微软雅黑" w:hAnsi="Tahoma" w:hint="eastAsia"/>
+          <w:kern w:val="0"/>
+          <w:sz w:val="22"/>
+        </w:rPr>
+        <w:t xml:space="preserve"> </w:t>
+      </w:r>
+      <w:r>
+        <w:rPr>
+          <w:rFonts w:ascii="Tahoma" w:eastAsia="微软雅黑" w:hAnsi="Tahoma" w:hint="eastAsia"/>
+          <w:kern w:val="0"/>
+          <w:sz w:val="22"/>
+        </w:rPr>
+        <w:t>图片吸附槽</w:t>
+      </w:r>
+      <w:r>
+        <w:rPr>
+          <w:rFonts w:ascii="Tahoma" w:eastAsia="微软雅黑" w:hAnsi="Tahoma" w:hint="eastAsia"/>
+          <w:kern w:val="0"/>
+          <w:sz w:val="22"/>
+        </w:rPr>
+        <w:t xml:space="preserve"> </w:t>
+      </w:r>
+      <w:r>
+        <w:rPr>
+          <w:rFonts w:ascii="Tahoma" w:eastAsia="微软雅黑" w:hAnsi="Tahoma" w:hint="eastAsia"/>
+          <w:kern w:val="0"/>
+          <w:sz w:val="22"/>
+        </w:rPr>
+        <w:t>的</w:t>
+      </w:r>
+      <w:r>
+        <w:rPr>
+          <w:rFonts w:ascii="Tahoma" w:eastAsia="微软雅黑" w:hAnsi="Tahoma" w:hint="eastAsia"/>
+          <w:kern w:val="0"/>
+          <w:sz w:val="22"/>
+        </w:rPr>
+        <w:t>bug</w:t>
+      </w:r>
+      <w:r>
+        <w:rPr>
+          <w:rFonts w:ascii="Tahoma" w:eastAsia="微软雅黑" w:hAnsi="Tahoma" w:hint="eastAsia"/>
+          <w:kern w:val="0"/>
+          <w:sz w:val="22"/>
+        </w:rPr>
+        <w:t>了。</w:t>
+      </w:r>
+    </w:p>
+    <w:p>
+      <w:pPr>
+        <w:widowControl/>
+        <w:snapToGrid w:val="0"/>
+        <w:spacing w:after="200"/>
+        <w:rPr>
+          <w:rFonts w:ascii="Tahoma" w:eastAsia="微软雅黑" w:hAnsi="Tahoma"/>
+          <w:kern w:val="0"/>
+          <w:sz w:val="22"/>
+        </w:rPr>
+      </w:pPr>
+      <w:r>
+        <w:rPr>
+          <w:rFonts w:ascii="Tahoma" w:eastAsia="微软雅黑" w:hAnsi="Tahoma" w:hint="eastAsia"/>
+          <w:kern w:val="0"/>
+          <w:sz w:val="22"/>
+        </w:rPr>
+        <w:t>再然后，群友又问我，图片吸附槽有没有具体的介绍，示例就一个事件，没讲清楚。</w:t>
+      </w:r>
+    </w:p>
+    <w:p>
+      <w:pPr>
+        <w:widowControl/>
+        <w:snapToGrid w:val="0"/>
+        <w:rPr>
+          <w:rFonts w:ascii="Tahoma" w:eastAsia="微软雅黑" w:hAnsi="Tahoma"/>
+          <w:kern w:val="0"/>
+          <w:sz w:val="22"/>
+        </w:rPr>
+      </w:pPr>
+      <w:r>
+        <w:rPr>
+          <w:rFonts w:ascii="Tahoma" w:eastAsia="微软雅黑" w:hAnsi="Tahoma" w:hint="eastAsia"/>
+          <w:kern w:val="0"/>
+          <w:sz w:val="22"/>
+        </w:rPr>
+        <w:t>图片吸附槽插件我在</w:t>
+      </w:r>
+      <w:r>
+        <w:rPr>
+          <w:rFonts w:ascii="Tahoma" w:eastAsia="微软雅黑" w:hAnsi="Tahoma" w:hint="eastAsia"/>
+          <w:kern w:val="0"/>
+          <w:sz w:val="22"/>
+        </w:rPr>
+        <w:t>2020</w:t>
+      </w:r>
+      <w:r>
+        <w:rPr>
+          <w:rFonts w:ascii="Tahoma" w:eastAsia="微软雅黑" w:hAnsi="Tahoma" w:hint="eastAsia"/>
+          <w:kern w:val="0"/>
+          <w:sz w:val="22"/>
+        </w:rPr>
+        <w:t>年</w:t>
+      </w:r>
+      <w:r>
+        <w:rPr>
+          <w:rFonts w:ascii="Tahoma" w:eastAsia="微软雅黑" w:hAnsi="Tahoma" w:hint="eastAsia"/>
+          <w:kern w:val="0"/>
+          <w:sz w:val="22"/>
+        </w:rPr>
+        <w:t>11</w:t>
+      </w:r>
+      <w:r>
+        <w:rPr>
+          <w:rFonts w:ascii="Tahoma" w:eastAsia="微软雅黑" w:hAnsi="Tahoma" w:hint="eastAsia"/>
+          <w:kern w:val="0"/>
+          <w:sz w:val="22"/>
+        </w:rPr>
+        <w:t>月就写了，但是有</w:t>
+      </w:r>
+      <w:r>
+        <w:rPr>
+          <w:rFonts w:ascii="Tahoma" w:eastAsia="微软雅黑" w:hAnsi="Tahoma" w:hint="eastAsia"/>
+          <w:kern w:val="0"/>
+          <w:sz w:val="22"/>
+        </w:rPr>
+        <w:t>bug</w:t>
+      </w:r>
+      <w:r>
+        <w:rPr>
+          <w:rFonts w:ascii="Tahoma" w:eastAsia="微软雅黑" w:hAnsi="Tahoma" w:hint="eastAsia"/>
+          <w:kern w:val="0"/>
+          <w:sz w:val="22"/>
+        </w:rPr>
+        <w:t>，一直没时间深入那个插件。</w:t>
+      </w:r>
+    </w:p>
+    <w:p>
+      <w:pPr>
+        <w:widowControl/>
+        <w:snapToGrid w:val="0"/>
+        <w:spacing w:after="200"/>
+        <w:rPr>
+          <w:rFonts w:ascii="Tahoma" w:eastAsia="微软雅黑" w:hAnsi="Tahoma"/>
+          <w:kern w:val="0"/>
+          <w:sz w:val="22"/>
+        </w:rPr>
+      </w:pPr>
+      <w:r>
+        <w:rPr>
+          <w:rFonts w:ascii="Tahoma" w:eastAsia="微软雅黑" w:hAnsi="Tahoma" w:hint="eastAsia"/>
+          <w:kern w:val="0"/>
+          <w:sz w:val="22"/>
+        </w:rPr>
+        <w:t>好吧，那就写个</w:t>
+      </w:r>
+      <w:r>
+        <w:rPr>
+          <w:rFonts w:ascii="Tahoma" w:eastAsia="微软雅黑" w:hAnsi="Tahoma" w:hint="eastAsia"/>
+          <w:kern w:val="0"/>
+          <w:sz w:val="22"/>
+        </w:rPr>
+        <w:t xml:space="preserve"> </w:t>
+      </w:r>
+      <w:r>
+        <w:rPr>
+          <w:rFonts w:ascii="Tahoma" w:eastAsia="微软雅黑" w:hAnsi="Tahoma" w:hint="eastAsia"/>
+          <w:kern w:val="0"/>
+          <w:sz w:val="22"/>
+        </w:rPr>
+        <w:t>图片吸附槽</w:t>
+      </w:r>
+      <w:r>
+        <w:rPr>
+          <w:rFonts w:ascii="Tahoma" w:eastAsia="微软雅黑" w:hAnsi="Tahoma" w:hint="eastAsia"/>
+          <w:kern w:val="0"/>
+          <w:sz w:val="22"/>
+        </w:rPr>
+        <w:t xml:space="preserve"> </w:t>
+      </w:r>
+      <w:r>
+        <w:rPr>
+          <w:rFonts w:ascii="Tahoma" w:eastAsia="微软雅黑" w:hAnsi="Tahoma" w:hint="eastAsia"/>
+          <w:kern w:val="0"/>
+          <w:sz w:val="22"/>
+        </w:rPr>
+        <w:t>的具体应用吧。</w:t>
+      </w:r>
+    </w:p>
+    <w:p>
+      <w:pPr>
+        <w:widowControl/>
+        <w:snapToGrid w:val="0"/>
+        <w:rPr>
+          <w:rFonts w:ascii="Tahoma" w:eastAsia="微软雅黑" w:hAnsi="Tahoma"/>
+          <w:kern w:val="0"/>
+          <w:sz w:val="22"/>
+        </w:rPr>
+      </w:pPr>
+      <w:r>
+        <w:rPr>
+          <w:rFonts w:ascii="Tahoma" w:eastAsia="微软雅黑" w:hAnsi="Tahoma" w:hint="eastAsia"/>
+          <w:kern w:val="0"/>
+          <w:sz w:val="22"/>
+        </w:rPr>
+        <w:t>看这个游戏横纵分割成了许多方格房间。</w:t>
+      </w:r>
+    </w:p>
+    <w:p>
+      <w:pPr>
+        <w:widowControl/>
+        <w:snapToGrid w:val="0"/>
+        <w:jc w:val="left"/>
+        <w:rPr>
+          <w:rFonts w:ascii="Tahoma" w:eastAsia="微软雅黑" w:hAnsi="Tahoma"/>
+          <w:kern w:val="0"/>
+          <w:sz w:val="22"/>
+        </w:rPr>
+      </w:pPr>
+      <w:r>
+        <w:rPr>
+          <w:rFonts w:ascii="Tahoma" w:eastAsia="微软雅黑" w:hAnsi="Tahoma" w:hint="eastAsia"/>
+          <w:kern w:val="0"/>
+          <w:sz w:val="22"/>
+        </w:rPr>
+        <w:t>突然灵感涌现，我可以使用吸附槽，制作拼图小游戏呀，像图中横竖切片这样。</w:t>
+      </w:r>
+    </w:p>
+    <w:p>
+      <w:pPr>
+        <w:widowControl/>
+        <w:snapToGrid w:val="0"/>
+        <w:jc w:val="left"/>
+        <w:rPr>
+          <w:rFonts w:ascii="Tahoma" w:eastAsia="微软雅黑" w:hAnsi="Tahoma"/>
+          <w:kern w:val="0"/>
+          <w:sz w:val="22"/>
+        </w:rPr>
+      </w:pPr>
+      <w:r>
+        <w:rPr>
+          <w:rFonts w:ascii="Tahoma" w:eastAsia="微软雅黑" w:hAnsi="Tahoma" w:hint="eastAsia"/>
+          <w:kern w:val="0"/>
+          <w:sz w:val="22"/>
+        </w:rPr>
+        <w:t>如果只是单纯拼图，可能没什么难度。这个小游戏限时，我也可以给拼图加限时设置。</w:t>
+      </w:r>
+    </w:p>
+    <w:p>
+      <w:pPr>
+        <w:widowControl/>
+        <w:snapToGrid w:val="0"/>
+        <w:jc w:val="left"/>
+        <w:rPr>
+          <w:rFonts w:ascii="Tahoma" w:eastAsia="微软雅黑" w:hAnsi="Tahoma"/>
+          <w:kern w:val="0"/>
+          <w:sz w:val="22"/>
+        </w:rPr>
+      </w:pPr>
+      <w:r>
+        <w:rPr>
+          <w:rFonts w:ascii="Tahoma" w:eastAsia="微软雅黑" w:hAnsi="Tahoma" w:hint="eastAsia"/>
+          <w:kern w:val="0"/>
+          <w:sz w:val="22"/>
+        </w:rPr>
+        <w:t>于是就开坑了。</w:t>
+      </w:r>
+    </w:p>
+    <w:p>
+      <w:pPr>
+        <w:widowControl/>
+        <w:jc w:val="left"/>
+        <w:rPr>
+          <w:rFonts w:ascii="Tahoma" w:eastAsia="微软雅黑" w:hAnsi="Tahoma"/>
+          <w:kern w:val="0"/>
+          <w:sz w:val="22"/>
+        </w:rPr>
+      </w:pPr>
+      <w:r>
+        <w:rPr>
+          <w:rFonts w:ascii="Tahoma" w:eastAsia="微软雅黑" w:hAnsi="Tahoma"/>
+          <w:kern w:val="0"/>
+          <w:sz w:val="22"/>
+        </w:rPr>
+        <w:br w:type="page"/>
+      </w:r>
+    </w:p>
+    <w:p>
+      <w:pPr>
+        <w:pStyle w:val="2"/>
+        <w:rPr>
+          <w:rFonts w:hint="eastAsia"/>
+        </w:rPr>
+      </w:pPr>
+      <w:r>
+        <w:rPr>
+          <w:rFonts w:hint="eastAsia"/>
+        </w:rPr>
+        <w:lastRenderedPageBreak/>
+        <w:t>===</w:t>
+      </w:r>
+      <w:r>
+        <w:rPr>
+          <w:rFonts w:hint="eastAsia"/>
+        </w:rPr>
+        <w:t>限时拼图</w:t>
+      </w:r>
+      <w:r>
+        <w:rPr>
+          <w:rFonts w:hint="eastAsia"/>
+        </w:rPr>
+        <w:t xml:space="preserve"> </w:t>
+      </w:r>
+      <w:r>
+        <w:rPr>
+          <w:rFonts w:hint="eastAsia"/>
+        </w:rPr>
+        <w:t>-</w:t>
+      </w:r>
+      <w:r>
+        <w:rPr>
+          <w:rFonts w:hint="eastAsia"/>
+        </w:rPr>
+        <w:t xml:space="preserve"> 游戏===</w:t>
+      </w:r>
+    </w:p>
+    <w:p>
+      <w:pPr>
+        <w:pStyle w:val="3"/>
+        <w:rPr>
+          <w:rFonts w:hint="eastAsia"/>
+        </w:rPr>
+      </w:pPr>
+      <w:r>
+        <w:rPr>
+          <w:rFonts w:hint="eastAsia"/>
+        </w:rPr>
+        <w:t>游戏</w:t>
+      </w:r>
+      <w:r>
+        <w:rPr>
+          <w:rFonts w:hint="eastAsia"/>
+        </w:rPr>
+        <w:t>简介</w:t>
+      </w:r>
+    </w:p>
+    <w:p>
+      <w:pPr>
+        <w:pStyle w:val="4"/>
+        <w:rPr>
+          <w:rFonts w:hint="eastAsia"/>
+        </w:rPr>
+      </w:pPr>
+      <w:r>
+        <w:rPr>
+          <w:rFonts w:hint="eastAsia"/>
+        </w:rPr>
+        <w:t>1）</w:t>
+      </w:r>
+      <w:r>
+        <w:rPr>
+          <w:rFonts w:hint="eastAsia"/>
+        </w:rPr>
+        <w:t>游戏规则</w:t>
       </w:r>
     </w:p>
     <w:p>
@@ -1046,6 +1025,455 @@
         <w:widowControl/>
         <w:adjustRightInd w:val="0"/>
         <w:snapToGrid w:val="0"/>
+        <w:jc w:val="left"/>
+        <w:rPr>
+          <w:rFonts w:ascii="Tahoma" w:eastAsia="微软雅黑" w:hAnsi="Tahoma"/>
+          <w:kern w:val="0"/>
+          <w:sz w:val="22"/>
+        </w:rPr>
+      </w:pPr>
+      <w:r>
+        <w:rPr>
+          <w:rFonts w:ascii="Tahoma" w:eastAsia="微软雅黑" w:hAnsi="Tahoma" w:hint="eastAsia"/>
+          <w:kern w:val="0"/>
+          <w:sz w:val="22"/>
+        </w:rPr>
+        <w:t>纯</w:t>
+      </w:r>
+      <w:r>
+        <w:rPr>
+          <w:rFonts w:ascii="Tahoma" w:eastAsia="微软雅黑" w:hAnsi="Tahoma" w:hint="eastAsia"/>
+          <w:kern w:val="0"/>
+          <w:sz w:val="22"/>
+        </w:rPr>
+        <w:t>鼠标控制的游戏，鼠标左键或右键拖拽</w:t>
+      </w:r>
+      <w:r>
+        <w:rPr>
+          <w:rFonts w:ascii="Tahoma" w:eastAsia="微软雅黑" w:hAnsi="Tahoma" w:hint="eastAsia"/>
+          <w:kern w:val="0"/>
+          <w:sz w:val="22"/>
+        </w:rPr>
+        <w:t>拼图</w:t>
+      </w:r>
+      <w:r>
+        <w:rPr>
+          <w:rFonts w:ascii="Tahoma" w:eastAsia="微软雅黑" w:hAnsi="Tahoma" w:hint="eastAsia"/>
+          <w:kern w:val="0"/>
+          <w:sz w:val="22"/>
+        </w:rPr>
+        <w:t>。</w:t>
+      </w:r>
+    </w:p>
+    <w:p>
+      <w:pPr>
+        <w:widowControl/>
+        <w:adjustRightInd w:val="0"/>
+        <w:snapToGrid w:val="0"/>
+        <w:jc w:val="left"/>
+        <w:rPr>
+          <w:rFonts w:ascii="Tahoma" w:eastAsia="微软雅黑" w:hAnsi="Tahoma"/>
+          <w:kern w:val="0"/>
+          <w:sz w:val="22"/>
+        </w:rPr>
+      </w:pPr>
+      <w:r>
+        <w:rPr>
+          <w:rFonts w:ascii="Tahoma" w:eastAsia="微软雅黑" w:hAnsi="Tahoma" w:hint="eastAsia"/>
+          <w:kern w:val="0"/>
+          <w:sz w:val="22"/>
+        </w:rPr>
+        <w:t>需要在规定的时间内完成拼图</w:t>
+      </w:r>
+      <w:r>
+        <w:rPr>
+          <w:rFonts w:ascii="Tahoma" w:eastAsia="微软雅黑" w:hAnsi="Tahoma" w:hint="eastAsia"/>
+          <w:kern w:val="0"/>
+          <w:sz w:val="22"/>
+        </w:rPr>
+        <w:t>。</w:t>
+      </w:r>
+    </w:p>
+    <w:p>
+      <w:pPr>
+        <w:widowControl/>
+        <w:adjustRightInd w:val="0"/>
+        <w:snapToGrid w:val="0"/>
+        <w:jc w:val="left"/>
+        <w:rPr>
+          <w:rFonts w:ascii="Tahoma" w:eastAsia="微软雅黑" w:hAnsi="Tahoma"/>
+          <w:kern w:val="0"/>
+          <w:sz w:val="22"/>
+        </w:rPr>
+      </w:pPr>
+      <w:r>
+        <w:rPr>
+          <w:rFonts w:ascii="Tahoma" w:eastAsia="微软雅黑" w:hAnsi="Tahoma" w:hint="eastAsia"/>
+          <w:kern w:val="0"/>
+          <w:sz w:val="22"/>
+        </w:rPr>
+        <w:t>拼图全部完成，并且图形合理（顺序一致）</w:t>
+      </w:r>
+      <w:r>
+        <w:rPr>
+          <w:rFonts w:ascii="Tahoma" w:eastAsia="微软雅黑" w:hAnsi="Tahoma" w:hint="eastAsia"/>
+          <w:kern w:val="0"/>
+          <w:sz w:val="22"/>
+        </w:rPr>
+        <w:t>才可通关。</w:t>
+      </w:r>
+    </w:p>
+    <w:p>
+      <w:pPr>
+        <w:widowControl/>
+        <w:adjustRightInd w:val="0"/>
+        <w:snapToGrid w:val="0"/>
+        <w:jc w:val="left"/>
+        <w:rPr>
+          <w:rFonts w:ascii="Tahoma" w:eastAsia="微软雅黑" w:hAnsi="Tahoma"/>
+          <w:kern w:val="0"/>
+          <w:sz w:val="22"/>
+        </w:rPr>
+      </w:pPr>
+      <w:r>
+        <w:rPr>
+          <w:rFonts w:ascii="Tahoma" w:eastAsia="微软雅黑" w:hAnsi="Tahoma" w:hint="eastAsia"/>
+          <w:kern w:val="0"/>
+          <w:sz w:val="22"/>
+        </w:rPr>
+        <w:t>规则细节：</w:t>
+      </w:r>
+      <w:r>
+        <w:rPr>
+          <w:rFonts w:ascii="Tahoma" w:eastAsia="微软雅黑" w:hAnsi="Tahoma" w:hint="eastAsia"/>
+          <w:b/>
+          <w:bCs/>
+          <w:kern w:val="0"/>
+          <w:sz w:val="22"/>
+        </w:rPr>
+        <w:t>不要出现两个图像完全一样的拼图（比如空白的拼图块）</w:t>
+      </w:r>
+      <w:r>
+        <w:rPr>
+          <w:rFonts w:ascii="Tahoma" w:eastAsia="微软雅黑" w:hAnsi="Tahoma" w:hint="eastAsia"/>
+          <w:kern w:val="0"/>
+          <w:sz w:val="22"/>
+        </w:rPr>
+        <w:t>，这样会</w:t>
+      </w:r>
+      <w:r>
+        <w:rPr>
+          <w:rFonts w:ascii="Tahoma" w:eastAsia="微软雅黑" w:hAnsi="Tahoma" w:hint="eastAsia"/>
+          <w:kern w:val="0"/>
+          <w:sz w:val="22"/>
+        </w:rPr>
+        <w:t>直接破坏</w:t>
+      </w:r>
+      <w:r>
+        <w:rPr>
+          <w:rFonts w:ascii="Tahoma" w:eastAsia="微软雅黑" w:hAnsi="Tahoma" w:hint="eastAsia"/>
+          <w:kern w:val="0"/>
+          <w:sz w:val="22"/>
+        </w:rPr>
+        <w:t>拼图</w:t>
+      </w:r>
+      <w:r>
+        <w:rPr>
+          <w:rFonts w:ascii="Tahoma" w:eastAsia="微软雅黑" w:hAnsi="Tahoma" w:hint="eastAsia"/>
+          <w:kern w:val="0"/>
+          <w:sz w:val="22"/>
+        </w:rPr>
+        <w:t>的</w:t>
+      </w:r>
+      <w:r>
+        <w:rPr>
+          <w:rFonts w:ascii="Tahoma" w:eastAsia="微软雅黑" w:hAnsi="Tahoma" w:hint="eastAsia"/>
+          <w:kern w:val="0"/>
+          <w:sz w:val="22"/>
+        </w:rPr>
+        <w:t>判定</w:t>
+      </w:r>
+      <w:r>
+        <w:rPr>
+          <w:rFonts w:ascii="Tahoma" w:eastAsia="微软雅黑" w:hAnsi="Tahoma" w:hint="eastAsia"/>
+          <w:kern w:val="0"/>
+          <w:sz w:val="22"/>
+        </w:rPr>
+        <w:t>条件</w:t>
+      </w:r>
+      <w:r>
+        <w:rPr>
+          <w:rFonts w:ascii="Tahoma" w:eastAsia="微软雅黑" w:hAnsi="Tahoma" w:hint="eastAsia"/>
+          <w:kern w:val="0"/>
+          <w:sz w:val="22"/>
+        </w:rPr>
+        <w:t>。</w:t>
+      </w:r>
+    </w:p>
+    <w:p>
+      <w:pPr>
+        <w:widowControl/>
+        <w:adjustRightInd w:val="0"/>
+        <w:snapToGrid w:val="0"/>
+        <w:jc w:val="left"/>
+        <w:rPr>
+          <w:rFonts w:ascii="Tahoma" w:eastAsia="微软雅黑" w:hAnsi="Tahoma"/>
+          <w:kern w:val="0"/>
+          <w:sz w:val="22"/>
+        </w:rPr>
+      </w:pPr>
+    </w:p>
+    <w:p>
+      <w:pPr>
+        <w:pStyle w:val="4"/>
+        <w:rPr>
+          <w:rFonts w:hint="eastAsia"/>
+        </w:rPr>
+      </w:pPr>
+      <w:r>
+        <w:t>2</w:t>
+      </w:r>
+      <w:r>
+        <w:rPr>
+          <w:rFonts w:hint="eastAsia"/>
+        </w:rPr>
+        <w:t>）难度分配</w:t>
+      </w:r>
+    </w:p>
+    <w:p>
+      <w:pPr>
+        <w:widowControl/>
+        <w:adjustRightInd w:val="0"/>
+        <w:snapToGrid w:val="0"/>
+        <w:jc w:val="left"/>
+        <w:rPr>
+          <w:rFonts w:ascii="Tahoma" w:eastAsia="微软雅黑" w:hAnsi="Tahoma"/>
+          <w:kern w:val="0"/>
+          <w:sz w:val="22"/>
+        </w:rPr>
+      </w:pPr>
+      <w:r>
+        <w:rPr>
+          <w:rFonts w:ascii="Tahoma" w:eastAsia="微软雅黑" w:hAnsi="Tahoma" w:hint="eastAsia"/>
+          <w:kern w:val="0"/>
+          <w:sz w:val="22"/>
+        </w:rPr>
+        <w:t>时间长短</w:t>
+      </w:r>
+      <w:r>
+        <w:rPr>
+          <w:rFonts w:ascii="Tahoma" w:eastAsia="微软雅黑" w:hAnsi="Tahoma" w:hint="eastAsia"/>
+          <w:kern w:val="0"/>
+          <w:sz w:val="22"/>
+        </w:rPr>
+        <w:t>，能影响关卡难度</w:t>
+      </w:r>
+      <w:r>
+        <w:rPr>
+          <w:rFonts w:ascii="Tahoma" w:eastAsia="微软雅黑" w:hAnsi="Tahoma" w:hint="eastAsia"/>
+          <w:kern w:val="0"/>
+          <w:sz w:val="22"/>
+        </w:rPr>
+        <w:t>。</w:t>
+      </w:r>
+    </w:p>
+    <w:p>
+      <w:pPr>
+        <w:widowControl/>
+        <w:adjustRightInd w:val="0"/>
+        <w:snapToGrid w:val="0"/>
+        <w:jc w:val="left"/>
+        <w:rPr>
+          <w:rFonts w:ascii="Tahoma" w:eastAsia="微软雅黑" w:hAnsi="Tahoma"/>
+          <w:kern w:val="0"/>
+          <w:sz w:val="22"/>
+        </w:rPr>
+      </w:pPr>
+      <w:r>
+        <w:rPr>
+          <w:rFonts w:ascii="Tahoma" w:eastAsia="微软雅黑" w:hAnsi="Tahoma" w:hint="eastAsia"/>
+          <w:kern w:val="0"/>
+          <w:sz w:val="22"/>
+        </w:rPr>
+        <w:t>拼图数量</w:t>
+      </w:r>
+      <w:r>
+        <w:rPr>
+          <w:rFonts w:ascii="Tahoma" w:eastAsia="微软雅黑" w:hAnsi="Tahoma" w:hint="eastAsia"/>
+          <w:kern w:val="0"/>
+          <w:sz w:val="22"/>
+        </w:rPr>
+        <w:t>，能影响关卡难度</w:t>
+      </w:r>
+      <w:r>
+        <w:rPr>
+          <w:rFonts w:ascii="Tahoma" w:eastAsia="微软雅黑" w:hAnsi="Tahoma" w:hint="eastAsia"/>
+          <w:kern w:val="0"/>
+          <w:sz w:val="22"/>
+        </w:rPr>
+        <w:t>。</w:t>
+      </w:r>
+    </w:p>
+    <w:p>
+      <w:pPr>
+        <w:widowControl/>
+        <w:adjustRightInd w:val="0"/>
+        <w:snapToGrid w:val="0"/>
+        <w:jc w:val="left"/>
+        <w:rPr>
+          <w:rFonts w:ascii="Tahoma" w:eastAsia="微软雅黑" w:hAnsi="Tahoma"/>
+          <w:kern w:val="0"/>
+          <w:sz w:val="22"/>
+        </w:rPr>
+      </w:pPr>
+      <w:r>
+        <w:rPr>
+          <w:rFonts w:ascii="Tahoma" w:eastAsia="微软雅黑" w:hAnsi="Tahoma" w:hint="eastAsia"/>
+          <w:kern w:val="0"/>
+          <w:sz w:val="22"/>
+        </w:rPr>
+        <w:t>有无预览图，能影响关卡难度。</w:t>
+      </w:r>
+    </w:p>
+    <w:p>
+      <w:pPr>
+        <w:widowControl/>
+        <w:adjustRightInd w:val="0"/>
+        <w:snapToGrid w:val="0"/>
+        <w:jc w:val="left"/>
+        <w:rPr>
+          <w:rFonts w:ascii="Tahoma" w:eastAsia="微软雅黑" w:hAnsi="Tahoma"/>
+          <w:kern w:val="0"/>
+          <w:sz w:val="22"/>
+        </w:rPr>
+      </w:pPr>
+      <w:r>
+        <w:rPr>
+          <w:rFonts w:ascii="Tahoma" w:eastAsia="微软雅黑" w:hAnsi="Tahoma" w:hint="eastAsia"/>
+          <w:kern w:val="0"/>
+          <w:sz w:val="22"/>
+        </w:rPr>
+        <w:t>拼图的图案相似程度，能影响关卡难度。</w:t>
+      </w:r>
+    </w:p>
+    <w:p>
+      <w:pPr>
+        <w:widowControl/>
+        <w:adjustRightInd w:val="0"/>
+        <w:snapToGrid w:val="0"/>
+        <w:jc w:val="left"/>
+        <w:rPr>
+          <w:rFonts w:ascii="Tahoma" w:eastAsia="微软雅黑" w:hAnsi="Tahoma"/>
+          <w:kern w:val="0"/>
+          <w:sz w:val="22"/>
+        </w:rPr>
+      </w:pPr>
+      <w:r>
+        <w:rPr>
+          <w:rFonts w:ascii="Tahoma" w:eastAsia="微软雅黑" w:hAnsi="Tahoma" w:hint="eastAsia"/>
+          <w:kern w:val="0"/>
+          <w:sz w:val="22"/>
+        </w:rPr>
+        <w:t>拼图形状，能影响关卡难度。</w:t>
+      </w:r>
+    </w:p>
+    <w:p>
+      <w:pPr>
+        <w:widowControl/>
+        <w:adjustRightInd w:val="0"/>
+        <w:snapToGrid w:val="0"/>
+        <w:jc w:val="left"/>
+        <w:rPr>
+          <w:rFonts w:ascii="Tahoma" w:eastAsia="微软雅黑" w:hAnsi="Tahoma"/>
+          <w:kern w:val="0"/>
+          <w:sz w:val="22"/>
+        </w:rPr>
+      </w:pPr>
+    </w:p>
+    <w:p>
+      <w:pPr>
+        <w:pStyle w:val="4"/>
+        <w:rPr>
+          <w:rFonts w:hint="eastAsia"/>
+        </w:rPr>
+      </w:pPr>
+      <w:bookmarkStart w:id="0" w:name="_Hlk74556982"/>
+      <w:r>
+        <w:t>3</w:t>
+      </w:r>
+      <w:r>
+        <w:rPr>
+          <w:rFonts w:hint="eastAsia"/>
+        </w:rPr>
+        <w:t>）禁用能力</w:t>
+      </w:r>
+    </w:p>
+    <w:p>
+      <w:pPr>
+        <w:widowControl/>
+        <w:adjustRightInd w:val="0"/>
+        <w:snapToGrid w:val="0"/>
+        <w:jc w:val="left"/>
+        <w:rPr>
+          <w:rFonts w:ascii="Tahoma" w:eastAsia="微软雅黑" w:hAnsi="Tahoma"/>
+          <w:kern w:val="0"/>
+          <w:sz w:val="22"/>
+        </w:rPr>
+      </w:pPr>
+      <w:r>
+        <w:rPr>
+          <w:rFonts w:ascii="Tahoma" w:eastAsia="微软雅黑" w:hAnsi="Tahoma" w:hint="eastAsia"/>
+          <w:kern w:val="0"/>
+          <w:sz w:val="22"/>
+        </w:rPr>
+        <w:t>禁跳跃</w:t>
+      </w:r>
+      <w:r>
+        <w:rPr>
+          <w:rFonts w:ascii="Tahoma" w:eastAsia="微软雅黑" w:hAnsi="Tahoma" w:hint="eastAsia"/>
+          <w:kern w:val="0"/>
+          <w:sz w:val="22"/>
+        </w:rPr>
+        <w:t>。</w:t>
+      </w:r>
+    </w:p>
+    <w:bookmarkEnd w:id="0"/>
+    <w:p>
+      <w:pPr>
+        <w:widowControl/>
+        <w:adjustRightInd w:val="0"/>
+        <w:snapToGrid w:val="0"/>
+        <w:jc w:val="left"/>
+        <w:rPr>
+          <w:rFonts w:ascii="Tahoma" w:eastAsia="微软雅黑" w:hAnsi="Tahoma"/>
+          <w:kern w:val="0"/>
+          <w:sz w:val="22"/>
+        </w:rPr>
+      </w:pPr>
+    </w:p>
+    <w:p>
+      <w:pPr>
+        <w:pStyle w:val="4"/>
+        <w:rPr>
+          <w:rFonts w:hint="eastAsia"/>
+        </w:rPr>
+      </w:pPr>
+      <w:bookmarkStart w:id="1" w:name="_Hlk75009677"/>
+      <w:r>
+        <w:t>4</w:t>
+      </w:r>
+      <w:r>
+        <w:rPr>
+          <w:rFonts w:hint="eastAsia"/>
+        </w:rPr>
+        <w:t>）卡关注意事项</w:t>
+      </w:r>
+    </w:p>
+    <w:p>
+      <w:pPr>
+        <w:widowControl/>
+        <w:adjustRightInd w:val="0"/>
+        <w:snapToGrid w:val="0"/>
         <w:spacing w:after="200"/>
         <w:jc w:val="left"/>
         <w:rPr>
@@ -1060,6 +1488,1462 @@
           <w:kern w:val="0"/>
           <w:sz w:val="22"/>
         </w:rPr>
+        <w:t>该解谜</w:t>
+      </w:r>
+      <w:r>
+        <w:rPr>
+          <w:rFonts w:ascii="Tahoma" w:eastAsia="微软雅黑" w:hAnsi="Tahoma" w:hint="eastAsia"/>
+          <w:kern w:val="0"/>
+          <w:sz w:val="22"/>
+        </w:rPr>
+        <w:t>可随时用鼠标重置，</w:t>
+      </w:r>
+      <w:r>
+        <w:rPr>
+          <w:rFonts w:ascii="Tahoma" w:eastAsia="微软雅黑" w:hAnsi="Tahoma" w:hint="eastAsia"/>
+          <w:kern w:val="0"/>
+          <w:sz w:val="22"/>
+        </w:rPr>
+        <w:t>不会卡关。</w:t>
+      </w:r>
+    </w:p>
+    <w:p>
+      <w:pPr>
+        <w:widowControl/>
+        <w:adjustRightInd w:val="0"/>
+        <w:snapToGrid w:val="0"/>
+        <w:spacing w:after="200"/>
+        <w:jc w:val="left"/>
+        <w:rPr>
+          <w:rFonts w:ascii="Tahoma" w:eastAsia="微软雅黑" w:hAnsi="Tahoma"/>
+          <w:kern w:val="0"/>
+          <w:sz w:val="22"/>
+        </w:rPr>
+      </w:pPr>
+    </w:p>
+    <w:bookmarkEnd w:id="1"/>
+    <w:p>
+      <w:pPr>
+        <w:widowControl/>
+        <w:jc w:val="left"/>
+        <w:rPr>
+          <w:rFonts w:ascii="Tahoma" w:eastAsia="微软雅黑" w:hAnsi="Tahoma"/>
+          <w:kern w:val="0"/>
+          <w:sz w:val="22"/>
+        </w:rPr>
+      </w:pPr>
+      <w:r>
+        <w:rPr>
+          <w:rFonts w:ascii="Tahoma" w:eastAsia="微软雅黑" w:hAnsi="Tahoma"/>
+          <w:kern w:val="0"/>
+          <w:sz w:val="22"/>
+        </w:rPr>
+        <w:br w:type="page"/>
+      </w:r>
+    </w:p>
+    <w:p>
+      <w:pPr>
+        <w:pStyle w:val="3"/>
+        <w:rPr>
+          <w:rFonts w:hint="eastAsia"/>
+        </w:rPr>
+      </w:pPr>
+      <w:r>
+        <w:rPr>
+          <w:rFonts w:hint="eastAsia"/>
+        </w:rPr>
+        <w:lastRenderedPageBreak/>
+        <w:t>设计</w:t>
+      </w:r>
+      <w:r>
+        <w:rPr>
+          <w:rFonts w:hint="eastAsia"/>
+        </w:rPr>
+        <w:t>者视角</w:t>
+      </w:r>
+    </w:p>
+    <w:p>
+      <w:pPr>
+        <w:pStyle w:val="4"/>
+        <w:rPr>
+          <w:rFonts w:hint="eastAsia"/>
+        </w:rPr>
+      </w:pPr>
+      <w:r>
+        <w:t>1</w:t>
+      </w:r>
+      <w:r>
+        <w:rPr>
+          <w:rFonts w:hint="eastAsia"/>
+        </w:rPr>
+        <w:t>）</w:t>
+      </w:r>
+      <w:r>
+        <w:rPr>
+          <w:rFonts w:hint="eastAsia"/>
+        </w:rPr>
+        <w:t>用途</w:t>
+      </w:r>
+    </w:p>
+    <w:p>
+      <w:pPr>
+        <w:widowControl/>
+        <w:adjustRightInd w:val="0"/>
+        <w:snapToGrid w:val="0"/>
+        <w:jc w:val="left"/>
+        <w:rPr>
+          <w:rFonts w:ascii="Tahoma" w:eastAsia="微软雅黑" w:hAnsi="Tahoma"/>
+          <w:kern w:val="0"/>
+          <w:sz w:val="22"/>
+        </w:rPr>
+      </w:pPr>
+      <w:r>
+        <w:rPr>
+          <w:rFonts w:ascii="Tahoma" w:eastAsia="微软雅黑" w:hAnsi="Tahoma" w:hint="eastAsia"/>
+          <w:kern w:val="0"/>
+          <w:sz w:val="22"/>
+        </w:rPr>
+        <w:t>从</w:t>
+      </w:r>
+      <w:r>
+        <w:rPr>
+          <w:rFonts w:ascii="Tahoma" w:eastAsia="微软雅黑" w:hAnsi="Tahoma" w:hint="eastAsia"/>
+          <w:kern w:val="0"/>
+          <w:sz w:val="22"/>
+        </w:rPr>
+        <w:t>一般玩家</w:t>
+      </w:r>
+      <w:r>
+        <w:rPr>
+          <w:rFonts w:ascii="Tahoma" w:eastAsia="微软雅黑" w:hAnsi="Tahoma" w:hint="eastAsia"/>
+          <w:kern w:val="0"/>
+          <w:sz w:val="22"/>
+        </w:rPr>
+        <w:t>的角度来说，</w:t>
+      </w:r>
+      <w:r>
+        <w:rPr>
+          <w:rFonts w:ascii="Tahoma" w:eastAsia="微软雅黑" w:hAnsi="Tahoma" w:hint="eastAsia"/>
+          <w:kern w:val="0"/>
+          <w:sz w:val="22"/>
+        </w:rPr>
+        <w:t>拼图数量为</w:t>
+      </w:r>
+      <w:r>
+        <w:rPr>
+          <w:rFonts w:ascii="Tahoma" w:eastAsia="微软雅黑" w:hAnsi="Tahoma"/>
+          <w:kern w:val="0"/>
+          <w:sz w:val="22"/>
+        </w:rPr>
+        <w:t>4</w:t>
+      </w:r>
+      <w:r>
+        <w:rPr>
+          <w:rFonts w:ascii="Tahoma" w:eastAsia="微软雅黑" w:hAnsi="Tahoma" w:hint="eastAsia"/>
+          <w:kern w:val="0"/>
+          <w:sz w:val="22"/>
+        </w:rPr>
+        <w:t>x</w:t>
+      </w:r>
+      <w:r>
+        <w:rPr>
+          <w:rFonts w:ascii="Tahoma" w:eastAsia="微软雅黑" w:hAnsi="Tahoma"/>
+          <w:kern w:val="0"/>
+          <w:sz w:val="22"/>
+        </w:rPr>
+        <w:t>3</w:t>
+      </w:r>
+      <w:r>
+        <w:rPr>
+          <w:rFonts w:ascii="Tahoma" w:eastAsia="微软雅黑" w:hAnsi="Tahoma" w:hint="eastAsia"/>
+          <w:kern w:val="0"/>
+          <w:sz w:val="22"/>
+        </w:rPr>
+        <w:t>,</w:t>
+      </w:r>
+      <w:r>
+        <w:rPr>
+          <w:rFonts w:ascii="Tahoma" w:eastAsia="微软雅黑" w:hAnsi="Tahoma"/>
+          <w:kern w:val="0"/>
+          <w:sz w:val="22"/>
+        </w:rPr>
+        <w:t>4</w:t>
+      </w:r>
+      <w:r>
+        <w:rPr>
+          <w:rFonts w:ascii="Tahoma" w:eastAsia="微软雅黑" w:hAnsi="Tahoma" w:hint="eastAsia"/>
+          <w:kern w:val="0"/>
+          <w:sz w:val="22"/>
+        </w:rPr>
+        <w:t>x</w:t>
+      </w:r>
+      <w:r>
+        <w:rPr>
+          <w:rFonts w:ascii="Tahoma" w:eastAsia="微软雅黑" w:hAnsi="Tahoma"/>
+          <w:kern w:val="0"/>
+          <w:sz w:val="22"/>
+        </w:rPr>
+        <w:t>4</w:t>
+      </w:r>
+      <w:r>
+        <w:rPr>
+          <w:rFonts w:ascii="Tahoma" w:eastAsia="微软雅黑" w:hAnsi="Tahoma" w:hint="eastAsia"/>
+          <w:kern w:val="0"/>
+          <w:sz w:val="22"/>
+        </w:rPr>
+        <w:t>,</w:t>
+      </w:r>
+      <w:r>
+        <w:rPr>
+          <w:rFonts w:ascii="Tahoma" w:eastAsia="微软雅黑" w:hAnsi="Tahoma"/>
+          <w:kern w:val="0"/>
+          <w:sz w:val="22"/>
+        </w:rPr>
+        <w:t>5</w:t>
+      </w:r>
+      <w:r>
+        <w:rPr>
+          <w:rFonts w:ascii="Tahoma" w:eastAsia="微软雅黑" w:hAnsi="Tahoma" w:hint="eastAsia"/>
+          <w:kern w:val="0"/>
+          <w:sz w:val="22"/>
+        </w:rPr>
+        <w:t>x</w:t>
+      </w:r>
+      <w:r>
+        <w:rPr>
+          <w:rFonts w:ascii="Tahoma" w:eastAsia="微软雅黑" w:hAnsi="Tahoma"/>
+          <w:kern w:val="0"/>
+          <w:sz w:val="22"/>
+        </w:rPr>
+        <w:t xml:space="preserve">4 </w:t>
+      </w:r>
+      <w:r>
+        <w:rPr>
+          <w:rFonts w:ascii="Tahoma" w:eastAsia="微软雅黑" w:hAnsi="Tahoma" w:hint="eastAsia"/>
+          <w:kern w:val="0"/>
+          <w:sz w:val="22"/>
+        </w:rPr>
+        <w:t>比较合适。</w:t>
+      </w:r>
+    </w:p>
+    <w:p>
+      <w:pPr>
+        <w:widowControl/>
+        <w:adjustRightInd w:val="0"/>
+        <w:snapToGrid w:val="0"/>
+        <w:jc w:val="left"/>
+        <w:rPr>
+          <w:rFonts w:ascii="Tahoma" w:eastAsia="微软雅黑" w:hAnsi="Tahoma"/>
+          <w:kern w:val="0"/>
+          <w:sz w:val="22"/>
+        </w:rPr>
+      </w:pPr>
+      <w:r>
+        <w:rPr>
+          <w:rFonts w:ascii="Tahoma" w:eastAsia="微软雅黑" w:hAnsi="Tahoma" w:hint="eastAsia"/>
+          <w:kern w:val="0"/>
+          <w:sz w:val="22"/>
+        </w:rPr>
+        <w:t>因为拼图类游戏从一开始的定位就应该是</w:t>
+      </w:r>
+      <w:r>
+        <w:rPr>
+          <w:rFonts w:ascii="Tahoma" w:eastAsia="微软雅黑" w:hAnsi="Tahoma" w:hint="eastAsia"/>
+          <w:kern w:val="0"/>
+          <w:sz w:val="22"/>
+        </w:rPr>
+        <w:t xml:space="preserve"> </w:t>
+      </w:r>
+      <w:r>
+        <w:rPr>
+          <w:rFonts w:ascii="Tahoma" w:eastAsia="微软雅黑" w:hAnsi="Tahoma" w:hint="eastAsia"/>
+          <w:kern w:val="0"/>
+          <w:sz w:val="22"/>
+        </w:rPr>
+        <w:t>轻度解谜</w:t>
+      </w:r>
+      <w:r>
+        <w:rPr>
+          <w:rFonts w:ascii="Tahoma" w:eastAsia="微软雅黑" w:hAnsi="Tahoma" w:hint="eastAsia"/>
+          <w:kern w:val="0"/>
+          <w:sz w:val="22"/>
+        </w:rPr>
+        <w:t xml:space="preserve"> </w:t>
+      </w:r>
+      <w:r>
+        <w:rPr>
+          <w:rFonts w:ascii="Tahoma" w:eastAsia="微软雅黑" w:hAnsi="Tahoma" w:hint="eastAsia"/>
+          <w:kern w:val="0"/>
+          <w:sz w:val="22"/>
+        </w:rPr>
+        <w:t>。</w:t>
+      </w:r>
+    </w:p>
+    <w:p>
+      <w:pPr>
+        <w:widowControl/>
+        <w:adjustRightInd w:val="0"/>
+        <w:snapToGrid w:val="0"/>
+        <w:jc w:val="left"/>
+        <w:rPr>
+          <w:rFonts w:ascii="Tahoma" w:eastAsia="微软雅黑" w:hAnsi="Tahoma"/>
+          <w:kern w:val="0"/>
+          <w:sz w:val="22"/>
+        </w:rPr>
+      </w:pPr>
+      <w:r>
+        <w:rPr>
+          <w:rFonts w:ascii="Tahoma" w:eastAsia="微软雅黑" w:hAnsi="Tahoma" w:hint="eastAsia"/>
+          <w:kern w:val="0"/>
+          <w:sz w:val="22"/>
+        </w:rPr>
+        <w:t>不要让玩家在拼图游戏中花费超过</w:t>
+      </w:r>
+      <w:r>
+        <w:rPr>
+          <w:rFonts w:ascii="Tahoma" w:eastAsia="微软雅黑" w:hAnsi="Tahoma" w:hint="eastAsia"/>
+          <w:kern w:val="0"/>
+          <w:sz w:val="22"/>
+        </w:rPr>
+        <w:t>1</w:t>
+      </w:r>
+      <w:r>
+        <w:rPr>
+          <w:rFonts w:ascii="Tahoma" w:eastAsia="微软雅黑" w:hAnsi="Tahoma"/>
+          <w:kern w:val="0"/>
+          <w:sz w:val="22"/>
+        </w:rPr>
+        <w:t>0</w:t>
+      </w:r>
+      <w:r>
+        <w:rPr>
+          <w:rFonts w:ascii="Tahoma" w:eastAsia="微软雅黑" w:hAnsi="Tahoma" w:hint="eastAsia"/>
+          <w:kern w:val="0"/>
+          <w:sz w:val="22"/>
+        </w:rPr>
+        <w:t>分钟以上的游戏时间</w:t>
+      </w:r>
+      <w:r>
+        <w:rPr>
+          <w:rFonts w:ascii="Tahoma" w:eastAsia="微软雅黑" w:hAnsi="Tahoma" w:hint="eastAsia"/>
+          <w:kern w:val="0"/>
+          <w:sz w:val="22"/>
+        </w:rPr>
+        <w:t>。</w:t>
+      </w:r>
+    </w:p>
+    <w:p>
+      <w:pPr>
+        <w:widowControl/>
+        <w:adjustRightInd w:val="0"/>
+        <w:snapToGrid w:val="0"/>
+        <w:jc w:val="left"/>
+        <w:rPr>
+          <w:rFonts w:ascii="Tahoma" w:eastAsia="微软雅黑" w:hAnsi="Tahoma"/>
+          <w:kern w:val="0"/>
+          <w:sz w:val="22"/>
+        </w:rPr>
+      </w:pPr>
+    </w:p>
+    <w:p>
+      <w:pPr>
+        <w:pStyle w:val="4"/>
+        <w:rPr>
+          <w:rFonts w:hint="eastAsia"/>
+        </w:rPr>
+      </w:pPr>
+      <w:r>
+        <w:t>2</w:t>
+      </w:r>
+      <w:r>
+        <w:rPr>
+          <w:rFonts w:hint="eastAsia"/>
+        </w:rPr>
+        <w:t>）</w:t>
+      </w:r>
+      <w:r>
+        <w:rPr>
+          <w:rFonts w:hint="eastAsia"/>
+        </w:rPr>
+        <w:t>难度</w:t>
+      </w:r>
+      <w:r>
+        <w:rPr>
+          <w:rFonts w:hint="eastAsia"/>
+        </w:rPr>
+        <w:t>安排</w:t>
+      </w:r>
+    </w:p>
+    <w:p>
+      <w:pPr>
+        <w:snapToGrid w:val="0"/>
+        <w:rPr>
+          <w:rFonts w:ascii="Tahoma" w:eastAsia="微软雅黑" w:hAnsi="Tahoma"/>
+          <w:kern w:val="0"/>
+          <w:sz w:val="22"/>
+        </w:rPr>
+      </w:pPr>
+      <w:r>
+        <w:rPr>
+          <w:rFonts w:ascii="Tahoma" w:eastAsia="微软雅黑" w:hAnsi="Tahoma" w:hint="eastAsia"/>
+          <w:kern w:val="0"/>
+          <w:sz w:val="22"/>
+        </w:rPr>
+        <w:t>如果你需要在你的游戏中添加该解谜类型，</w:t>
+      </w:r>
+    </w:p>
+    <w:p>
+      <w:pPr>
+        <w:widowControl/>
+        <w:snapToGrid w:val="0"/>
+        <w:jc w:val="left"/>
+        <w:rPr>
+          <w:rFonts w:ascii="Tahoma" w:eastAsia="微软雅黑" w:hAnsi="Tahoma"/>
+          <w:kern w:val="0"/>
+          <w:sz w:val="22"/>
+        </w:rPr>
+      </w:pPr>
+      <w:r>
+        <w:rPr>
+          <w:rFonts w:ascii="Tahoma" w:eastAsia="微软雅黑" w:hAnsi="Tahoma" w:hint="eastAsia"/>
+          <w:kern w:val="0"/>
+          <w:sz w:val="22"/>
+        </w:rPr>
+        <w:t>关卡建议最多</w:t>
+      </w:r>
+      <w:r>
+        <w:rPr>
+          <w:rFonts w:ascii="Tahoma" w:eastAsia="微软雅黑" w:hAnsi="Tahoma" w:hint="eastAsia"/>
+          <w:kern w:val="0"/>
+          <w:sz w:val="22"/>
+        </w:rPr>
+        <w:t>一</w:t>
+      </w:r>
+      <w:r>
+        <w:rPr>
+          <w:rFonts w:ascii="Tahoma" w:eastAsia="微软雅黑" w:hAnsi="Tahoma" w:hint="eastAsia"/>
+          <w:kern w:val="0"/>
+          <w:sz w:val="22"/>
+        </w:rPr>
+        <w:t>关，作为</w:t>
+      </w:r>
+      <w:r>
+        <w:rPr>
+          <w:rFonts w:ascii="Tahoma" w:eastAsia="微软雅黑" w:hAnsi="Tahoma" w:hint="eastAsia"/>
+          <w:kern w:val="0"/>
+          <w:sz w:val="22"/>
+        </w:rPr>
+        <w:t xml:space="preserve"> </w:t>
+      </w:r>
+      <w:r>
+        <w:rPr>
+          <w:rFonts w:ascii="Tahoma" w:eastAsia="微软雅黑" w:hAnsi="Tahoma" w:hint="eastAsia"/>
+          <w:kern w:val="0"/>
+          <w:sz w:val="22"/>
+        </w:rPr>
+        <w:t>支线或主线谜题</w:t>
+      </w:r>
+      <w:r>
+        <w:rPr>
+          <w:rFonts w:ascii="Tahoma" w:eastAsia="微软雅黑" w:hAnsi="Tahoma" w:hint="eastAsia"/>
+          <w:kern w:val="0"/>
+          <w:sz w:val="22"/>
+        </w:rPr>
+        <w:t>，比如</w:t>
+      </w:r>
+      <w:r>
+        <w:rPr>
+          <w:rFonts w:ascii="Tahoma" w:eastAsia="微软雅黑" w:hAnsi="Tahoma" w:hint="eastAsia"/>
+          <w:kern w:val="0"/>
+          <w:sz w:val="22"/>
+        </w:rPr>
+        <w:t xml:space="preserve"> </w:t>
+      </w:r>
+      <w:r>
+        <w:rPr>
+          <w:rFonts w:ascii="Tahoma" w:eastAsia="微软雅黑" w:hAnsi="Tahoma" w:hint="eastAsia"/>
+          <w:kern w:val="0"/>
+          <w:sz w:val="22"/>
+        </w:rPr>
+        <w:t>一个秘密门通过石板拼图</w:t>
+      </w:r>
+      <w:r>
+        <w:rPr>
+          <w:rFonts w:ascii="Tahoma" w:eastAsia="微软雅黑" w:hAnsi="Tahoma" w:hint="eastAsia"/>
+          <w:kern w:val="0"/>
+          <w:sz w:val="22"/>
+        </w:rPr>
+        <w:t xml:space="preserve"> </w:t>
+      </w:r>
+      <w:r>
+        <w:rPr>
+          <w:rFonts w:ascii="Tahoma" w:eastAsia="微软雅黑" w:hAnsi="Tahoma" w:hint="eastAsia"/>
+          <w:kern w:val="0"/>
+          <w:sz w:val="22"/>
+        </w:rPr>
+        <w:t>才能开启</w:t>
+      </w:r>
+      <w:r>
+        <w:rPr>
+          <w:rFonts w:ascii="Tahoma" w:eastAsia="微软雅黑" w:hAnsi="Tahoma" w:hint="eastAsia"/>
+          <w:kern w:val="0"/>
+          <w:sz w:val="22"/>
+        </w:rPr>
+        <w:t>。</w:t>
+      </w:r>
+    </w:p>
+    <w:p>
+      <w:pPr>
+        <w:widowControl/>
+        <w:snapToGrid w:val="0"/>
+        <w:jc w:val="left"/>
+        <w:rPr>
+          <w:rFonts w:ascii="Tahoma" w:eastAsia="微软雅黑" w:hAnsi="Tahoma"/>
+          <w:kern w:val="0"/>
+          <w:sz w:val="22"/>
+        </w:rPr>
+      </w:pPr>
+      <w:r>
+        <w:rPr>
+          <w:rFonts w:ascii="Tahoma" w:eastAsia="微软雅黑" w:hAnsi="Tahoma" w:hint="eastAsia"/>
+          <w:kern w:val="0"/>
+          <w:sz w:val="22"/>
+        </w:rPr>
+        <w:t>第六关</w:t>
+      </w:r>
+      <w:r>
+        <w:rPr>
+          <w:rFonts w:ascii="Tahoma" w:eastAsia="微软雅黑" w:hAnsi="Tahoma" w:hint="eastAsia"/>
+          <w:kern w:val="0"/>
+          <w:sz w:val="22"/>
+        </w:rPr>
+        <w:t>可以</w:t>
+      </w:r>
+      <w:r>
+        <w:rPr>
+          <w:rFonts w:ascii="Tahoma" w:eastAsia="微软雅黑" w:hAnsi="Tahoma" w:hint="eastAsia"/>
+          <w:kern w:val="0"/>
+          <w:sz w:val="22"/>
+        </w:rPr>
+        <w:t>加，</w:t>
+      </w:r>
+      <w:r>
+        <w:rPr>
+          <w:rFonts w:ascii="Tahoma" w:eastAsia="微软雅黑" w:hAnsi="Tahoma" w:hint="eastAsia"/>
+          <w:kern w:val="0"/>
+          <w:sz w:val="22"/>
+        </w:rPr>
+        <w:t>但是要多给玩家时间去拼图</w:t>
+      </w:r>
+      <w:r>
+        <w:rPr>
+          <w:rFonts w:ascii="Tahoma" w:eastAsia="微软雅黑" w:hAnsi="Tahoma" w:hint="eastAsia"/>
+          <w:kern w:val="0"/>
+          <w:sz w:val="22"/>
+        </w:rPr>
+        <w:t>。</w:t>
+      </w:r>
+    </w:p>
+    <w:p>
+      <w:pPr>
+        <w:widowControl/>
+        <w:snapToGrid w:val="0"/>
+        <w:jc w:val="left"/>
+        <w:rPr>
+          <w:rFonts w:ascii="Tahoma" w:eastAsia="微软雅黑" w:hAnsi="Tahoma"/>
+          <w:kern w:val="0"/>
+          <w:sz w:val="22"/>
+        </w:rPr>
+      </w:pPr>
+    </w:p>
+    <w:p>
+      <w:pPr>
+        <w:widowControl/>
+        <w:snapToGrid w:val="0"/>
+        <w:jc w:val="left"/>
+        <w:rPr>
+          <w:rFonts w:ascii="Tahoma" w:eastAsia="微软雅黑" w:hAnsi="Tahoma" w:hint="eastAsia"/>
+          <w:kern w:val="0"/>
+          <w:sz w:val="22"/>
+        </w:rPr>
+      </w:pPr>
+    </w:p>
+    <w:p>
+      <w:pPr>
+        <w:pStyle w:val="3"/>
+        <w:rPr>
+          <w:rFonts w:hint="eastAsia"/>
+        </w:rPr>
+      </w:pPr>
+      <w:r>
+        <w:rPr>
+          <w:rFonts w:hint="eastAsia"/>
+        </w:rPr>
+        <w:t>谜题解法</w:t>
+      </w:r>
+    </w:p>
+    <w:p>
+      <w:pPr>
+        <w:pStyle w:val="4"/>
+        <w:rPr>
+          <w:rFonts w:hint="eastAsia"/>
+        </w:rPr>
+      </w:pPr>
+      <w:r>
+        <w:rPr>
+          <w:rFonts w:hint="eastAsia"/>
+        </w:rPr>
+        <w:t>1）</w:t>
+      </w:r>
+      <w:r>
+        <w:rPr>
+          <w:rFonts w:hint="eastAsia"/>
+        </w:rPr>
+        <w:t>记忆法</w:t>
+      </w:r>
+    </w:p>
+    <w:p>
+      <w:pPr>
+        <w:snapToGrid w:val="0"/>
+        <w:rPr>
+          <w:rFonts w:ascii="Tahoma" w:eastAsia="微软雅黑" w:hAnsi="Tahoma"/>
+          <w:color w:val="0070C0"/>
+          <w:kern w:val="0"/>
+          <w:sz w:val="22"/>
+        </w:rPr>
+      </w:pPr>
+      <w:r>
+        <w:rPr>
+          <w:rFonts w:ascii="Tahoma" w:eastAsia="微软雅黑" w:hAnsi="Tahoma" w:hint="eastAsia"/>
+          <w:kern w:val="0"/>
+          <w:sz w:val="22"/>
+        </w:rPr>
+        <w:t>多拼几次，印象就加深了。通过多次游戏形成记忆，自然就容易了。</w:t>
+      </w:r>
+    </w:p>
+    <w:p>
+      <w:pPr>
+        <w:snapToGrid w:val="0"/>
+        <w:rPr>
+          <w:rFonts w:ascii="Tahoma" w:eastAsia="微软雅黑" w:hAnsi="Tahoma" w:hint="eastAsia"/>
+          <w:color w:val="0070C0"/>
+          <w:kern w:val="0"/>
+          <w:sz w:val="22"/>
+        </w:rPr>
+      </w:pPr>
+      <w:r>
+        <w:rPr>
+          <w:rFonts w:ascii="Tahoma" w:eastAsia="微软雅黑" w:hAnsi="Tahoma" w:hint="eastAsia"/>
+          <w:color w:val="0070C0"/>
+          <w:kern w:val="0"/>
+          <w:sz w:val="22"/>
+        </w:rPr>
+        <w:t>这是因为大多拼图拼过第一次之后，拼图位置会留下记忆，这就使得再次拼的时间将远小于第一次拼</w:t>
+      </w:r>
+      <w:r>
+        <w:rPr>
+          <w:rFonts w:ascii="Tahoma" w:eastAsia="微软雅黑" w:hAnsi="Tahoma" w:hint="eastAsia"/>
+          <w:color w:val="0070C0"/>
+          <w:kern w:val="0"/>
+          <w:sz w:val="22"/>
+        </w:rPr>
+        <w:t>。</w:t>
+      </w:r>
+    </w:p>
+    <w:p>
+      <w:pPr>
+        <w:widowControl/>
+        <w:jc w:val="left"/>
+        <w:rPr>
+          <w:rFonts w:ascii="Tahoma" w:eastAsia="微软雅黑" w:hAnsi="Tahoma"/>
+          <w:kern w:val="0"/>
+          <w:sz w:val="22"/>
+        </w:rPr>
+      </w:pPr>
+      <w:r>
+        <w:rPr>
+          <w:rFonts w:ascii="Tahoma" w:eastAsia="微软雅黑" w:hAnsi="Tahoma" w:hint="eastAsia"/>
+          <w:kern w:val="0"/>
+          <w:sz w:val="22"/>
+        </w:rPr>
+        <w:t>限时拼图这类游戏，属于</w:t>
+      </w:r>
+      <w:r>
+        <w:rPr>
+          <w:rFonts w:ascii="Tahoma" w:eastAsia="微软雅黑" w:hAnsi="Tahoma" w:hint="eastAsia"/>
+          <w:kern w:val="0"/>
+          <w:sz w:val="22"/>
+        </w:rPr>
+        <w:t>轻度</w:t>
+      </w:r>
+      <w:r>
+        <w:rPr>
+          <w:rFonts w:ascii="Tahoma" w:eastAsia="微软雅黑" w:hAnsi="Tahoma" w:hint="eastAsia"/>
+          <w:kern w:val="0"/>
+          <w:sz w:val="22"/>
+        </w:rPr>
+        <w:t>解谜，没有特别巧的方法。</w:t>
+      </w:r>
+    </w:p>
+    <w:p>
+      <w:pPr>
+        <w:widowControl/>
+        <w:jc w:val="left"/>
+        <w:rPr>
+          <w:rFonts w:ascii="Tahoma" w:eastAsia="微软雅黑" w:hAnsi="Tahoma"/>
+          <w:kern w:val="0"/>
+          <w:sz w:val="22"/>
+        </w:rPr>
+      </w:pPr>
+    </w:p>
+    <w:p>
+      <w:pPr>
+        <w:widowControl/>
+        <w:jc w:val="left"/>
+        <w:rPr>
+          <w:rFonts w:ascii="Tahoma" w:eastAsia="微软雅黑" w:hAnsi="Tahoma" w:hint="eastAsia"/>
+          <w:kern w:val="0"/>
+          <w:sz w:val="22"/>
+        </w:rPr>
+      </w:pPr>
+      <w:r>
+        <w:rPr>
+          <w:rFonts w:ascii="Tahoma" w:eastAsia="微软雅黑" w:hAnsi="Tahoma"/>
+          <w:kern w:val="0"/>
+          <w:sz w:val="22"/>
+        </w:rPr>
+        <w:br w:type="page"/>
+      </w:r>
+    </w:p>
+    <w:p>
+      <w:pPr>
+        <w:pStyle w:val="2"/>
+        <w:rPr>
+          <w:rFonts w:hint="eastAsia"/>
+        </w:rPr>
+      </w:pPr>
+      <w:r>
+        <w:rPr>
+          <w:rFonts w:hint="eastAsia"/>
+        </w:rPr>
+        <w:lastRenderedPageBreak/>
+        <w:t>===</w:t>
+      </w:r>
+      <w:r>
+        <w:rPr>
+          <w:rFonts w:hint="eastAsia"/>
+        </w:rPr>
+        <w:t>限时拼图 - 实现</w:t>
+      </w:r>
+      <w:r>
+        <w:rPr>
+          <w:rFonts w:hint="eastAsia"/>
+        </w:rPr>
+        <w:t>===</w:t>
+      </w:r>
+    </w:p>
+    <w:p>
+      <w:pPr>
+        <w:pStyle w:val="3"/>
+        <w:rPr>
+          <w:rFonts w:hint="eastAsia"/>
+        </w:rPr>
+      </w:pPr>
+      <w:r>
+        <w:rPr>
+          <w:rFonts w:hint="eastAsia"/>
+        </w:rPr>
+        <w:t>基础插件</w:t>
+      </w:r>
+    </w:p>
+    <w:p>
+      <w:pPr>
+        <w:widowControl/>
+        <w:adjustRightInd w:val="0"/>
+        <w:snapToGrid w:val="0"/>
+        <w:jc w:val="left"/>
+        <w:rPr>
+          <w:rFonts w:ascii="Tahoma" w:eastAsia="微软雅黑" w:hAnsi="Tahoma"/>
+          <w:kern w:val="0"/>
+          <w:sz w:val="22"/>
+        </w:rPr>
+      </w:pPr>
+      <w:r>
+        <w:rPr>
+          <w:rFonts w:ascii="Tahoma" w:eastAsia="微软雅黑" w:hAnsi="Tahoma" w:hint="eastAsia"/>
+          <w:kern w:val="0"/>
+          <w:sz w:val="22"/>
+        </w:rPr>
+        <w:t>如果要从零开始设计，需要下图的插件：</w:t>
+      </w:r>
+    </w:p>
+    <w:p>
+      <w:pPr>
+        <w:widowControl/>
+        <w:adjustRightInd w:val="0"/>
+        <w:snapToGrid w:val="0"/>
+        <w:jc w:val="center"/>
+        <w:rPr>
+          <w:rFonts w:ascii="Tahoma" w:eastAsia="微软雅黑" w:hAnsi="Tahoma"/>
+          <w:kern w:val="0"/>
+          <w:sz w:val="22"/>
+        </w:rPr>
+      </w:pPr>
+      <w:r>
+        <w:rPr>
+          <w:rFonts w:hint="eastAsia"/>
+          <w:noProof/>
+        </w:rPr>
+        <w:drawing>
+          <wp:inline distT="0" distB="0" distL="0" distR="0" wp14:anchorId="1E9741D7" wp14:editId="2BC5A5F4">
+            <wp:extent cx="4930140" cy="2542827"/>
+            <wp:effectExtent l="0" t="0" r="3810" b="0"/>
+            <wp:docPr id="1464737304" name="图片 7"/>
+            <wp:cNvGraphicFramePr>
+              <a:graphicFrameLocks xmlns:a="http://schemas.openxmlformats.org/drawingml/2006/main" noChangeAspect="1"/>
+            </wp:cNvGraphicFramePr>
+            <a:graphic xmlns:a="http://schemas.openxmlformats.org/drawingml/2006/main">
+              <a:graphicData uri="http://schemas.openxmlformats.org/drawingml/2006/picture">
+                <pic:pic xmlns:pic="http://schemas.openxmlformats.org/drawingml/2006/picture">
+                  <pic:nvPicPr>
+                    <pic:cNvPr id="0" name="Picture 13"/>
+                    <pic:cNvPicPr>
+                      <a:picLocks noChangeAspect="1" noChangeArrowheads="1"/>
+                    </pic:cNvPicPr>
+                  </pic:nvPicPr>
+                  <pic:blipFill>
+                    <a:blip r:embed="rId11">
+                      <a:extLst>
+                        <a:ext uri="{28A0092B-C50C-407E-A947-70E740481C1C}">
+                          <a14:useLocalDpi xmlns:a14="http://schemas.microsoft.com/office/drawing/2010/main" val="0"/>
+                        </a:ext>
+                      </a:extLst>
+                    </a:blip>
+                    <a:srcRect/>
+                    <a:stretch>
+                      <a:fillRect/>
+                    </a:stretch>
+                  </pic:blipFill>
+                  <pic:spPr bwMode="auto">
+                    <a:xfrm>
+                      <a:off x="0" y="0"/>
+                      <a:ext cx="4937396" cy="2546569"/>
+                    </a:xfrm>
+                    <a:prstGeom prst="rect">
+                      <a:avLst/>
+                    </a:prstGeom>
+                    <a:noFill/>
+                    <a:ln>
+                      <a:noFill/>
+                    </a:ln>
+                  </pic:spPr>
+                </pic:pic>
+              </a:graphicData>
+            </a:graphic>
+          </wp:inline>
+        </w:drawing>
+      </w:r>
+    </w:p>
+    <w:p>
+      <w:pPr>
+        <w:widowControl/>
+        <w:adjustRightInd w:val="0"/>
+        <w:snapToGrid w:val="0"/>
+        <w:jc w:val="center"/>
+        <w:rPr>
+          <w:rFonts w:ascii="Tahoma" w:eastAsia="微软雅黑" w:hAnsi="Tahoma"/>
+          <w:kern w:val="0"/>
+          <w:sz w:val="22"/>
+        </w:rPr>
+      </w:pPr>
+      <w:r>
+        <w:rPr>
+          <w:rFonts w:ascii="Tahoma" w:eastAsia="微软雅黑" w:hAnsi="Tahoma" w:hint="eastAsia"/>
+          <w:noProof/>
+          <w:kern w:val="0"/>
+          <w:sz w:val="22"/>
+        </w:rPr>
+        <w:drawing>
+          <wp:inline distT="0" distB="0" distL="0" distR="0" wp14:anchorId="587C5B1B" wp14:editId="35BFF001">
+            <wp:extent cx="4930140" cy="1713618"/>
+            <wp:effectExtent l="0" t="0" r="3810" b="1270"/>
+            <wp:docPr id="409145494" name="图片 8"/>
+            <wp:cNvGraphicFramePr>
+              <a:graphicFrameLocks xmlns:a="http://schemas.openxmlformats.org/drawingml/2006/main" noChangeAspect="1"/>
+            </wp:cNvGraphicFramePr>
+            <a:graphic xmlns:a="http://schemas.openxmlformats.org/drawingml/2006/main">
+              <a:graphicData uri="http://schemas.openxmlformats.org/drawingml/2006/picture">
+                <pic:pic xmlns:pic="http://schemas.openxmlformats.org/drawingml/2006/picture">
+                  <pic:nvPicPr>
+                    <pic:cNvPr id="0" name="Picture 15"/>
+                    <pic:cNvPicPr>
+                      <a:picLocks noChangeAspect="1" noChangeArrowheads="1"/>
+                    </pic:cNvPicPr>
+                  </pic:nvPicPr>
+                  <pic:blipFill>
+                    <a:blip r:embed="rId12">
+                      <a:extLst>
+                        <a:ext uri="{28A0092B-C50C-407E-A947-70E740481C1C}">
+                          <a14:useLocalDpi xmlns:a14="http://schemas.microsoft.com/office/drawing/2010/main" val="0"/>
+                        </a:ext>
+                      </a:extLst>
+                    </a:blip>
+                    <a:srcRect/>
+                    <a:stretch>
+                      <a:fillRect/>
+                    </a:stretch>
+                  </pic:blipFill>
+                  <pic:spPr bwMode="auto">
+                    <a:xfrm>
+                      <a:off x="0" y="0"/>
+                      <a:ext cx="4940980" cy="1717386"/>
+                    </a:xfrm>
+                    <a:prstGeom prst="rect">
+                      <a:avLst/>
+                    </a:prstGeom>
+                    <a:noFill/>
+                    <a:ln>
+                      <a:noFill/>
+                    </a:ln>
+                  </pic:spPr>
+                </pic:pic>
+              </a:graphicData>
+            </a:graphic>
+          </wp:inline>
+        </w:drawing>
+      </w:r>
+    </w:p>
+    <w:p>
+      <w:pPr>
+        <w:widowControl/>
+        <w:snapToGrid w:val="0"/>
+        <w:jc w:val="left"/>
+        <w:rPr>
+          <w:rFonts w:ascii="Tahoma" w:eastAsia="微软雅黑" w:hAnsi="Tahoma"/>
+          <w:b/>
+          <w:bCs/>
+          <w:kern w:val="0"/>
+          <w:sz w:val="22"/>
+        </w:rPr>
+      </w:pPr>
+      <w:r>
+        <w:rPr>
+          <w:rFonts w:ascii="Tahoma" w:eastAsia="微软雅黑" w:hAnsi="Tahoma" w:hint="eastAsia"/>
+          <w:b/>
+          <w:bCs/>
+          <w:kern w:val="0"/>
+          <w:sz w:val="22"/>
+        </w:rPr>
+        <w:t>注意，该文档</w:t>
+      </w:r>
+      <w:r>
+        <w:rPr>
+          <w:rFonts w:ascii="Tahoma" w:eastAsia="微软雅黑" w:hAnsi="Tahoma" w:hint="eastAsia"/>
+          <w:b/>
+          <w:bCs/>
+          <w:kern w:val="0"/>
+          <w:sz w:val="22"/>
+        </w:rPr>
+        <w:t>只</w:t>
+      </w:r>
+      <w:r>
+        <w:rPr>
+          <w:rFonts w:ascii="Tahoma" w:eastAsia="微软雅黑" w:hAnsi="Tahoma" w:hint="eastAsia"/>
+          <w:b/>
+          <w:bCs/>
+          <w:kern w:val="0"/>
+          <w:sz w:val="22"/>
+        </w:rPr>
+        <w:t>详细说明</w:t>
+      </w:r>
+      <w:r>
+        <w:rPr>
+          <w:rFonts w:ascii="Tahoma" w:eastAsia="微软雅黑" w:hAnsi="Tahoma" w:hint="eastAsia"/>
+          <w:b/>
+          <w:bCs/>
+          <w:kern w:val="0"/>
+          <w:sz w:val="22"/>
+        </w:rPr>
+        <w:t xml:space="preserve"> </w:t>
+      </w:r>
+      <w:r>
+        <w:rPr>
+          <w:rFonts w:ascii="Tahoma" w:eastAsia="微软雅黑" w:hAnsi="Tahoma" w:hint="eastAsia"/>
+          <w:b/>
+          <w:bCs/>
+          <w:kern w:val="0"/>
+          <w:sz w:val="22"/>
+        </w:rPr>
+        <w:t>整体</w:t>
+      </w:r>
+      <w:r>
+        <w:rPr>
+          <w:rFonts w:ascii="Tahoma" w:eastAsia="微软雅黑" w:hAnsi="Tahoma" w:hint="eastAsia"/>
+          <w:b/>
+          <w:bCs/>
+          <w:kern w:val="0"/>
+          <w:sz w:val="22"/>
+        </w:rPr>
+        <w:t>设计</w:t>
+      </w:r>
+      <w:r>
+        <w:rPr>
+          <w:rFonts w:ascii="Tahoma" w:eastAsia="微软雅黑" w:hAnsi="Tahoma" w:hint="eastAsia"/>
+          <w:b/>
+          <w:bCs/>
+          <w:kern w:val="0"/>
+          <w:sz w:val="22"/>
+        </w:rPr>
+        <w:t>思路</w:t>
+      </w:r>
+      <w:r>
+        <w:rPr>
+          <w:rFonts w:ascii="Tahoma" w:eastAsia="微软雅黑" w:hAnsi="Tahoma" w:hint="eastAsia"/>
+          <w:b/>
+          <w:bCs/>
+          <w:kern w:val="0"/>
+          <w:sz w:val="22"/>
+        </w:rPr>
+        <w:t xml:space="preserve"> </w:t>
+      </w:r>
+      <w:r>
+        <w:rPr>
+          <w:rFonts w:ascii="Tahoma" w:eastAsia="微软雅黑" w:hAnsi="Tahoma" w:hint="eastAsia"/>
+          <w:b/>
+          <w:bCs/>
+          <w:kern w:val="0"/>
+          <w:sz w:val="22"/>
+        </w:rPr>
+        <w:t>和</w:t>
+      </w:r>
+      <w:r>
+        <w:rPr>
+          <w:rFonts w:ascii="Tahoma" w:eastAsia="微软雅黑" w:hAnsi="Tahoma" w:hint="eastAsia"/>
+          <w:b/>
+          <w:bCs/>
+          <w:kern w:val="0"/>
+          <w:sz w:val="22"/>
+        </w:rPr>
+        <w:t xml:space="preserve"> </w:t>
+      </w:r>
+      <w:r>
+        <w:rPr>
+          <w:rFonts w:ascii="Tahoma" w:eastAsia="微软雅黑" w:hAnsi="Tahoma" w:hint="eastAsia"/>
+          <w:b/>
+          <w:bCs/>
+          <w:kern w:val="0"/>
+          <w:sz w:val="22"/>
+        </w:rPr>
+        <w:t>解谜方法</w:t>
+      </w:r>
+      <w:r>
+        <w:rPr>
+          <w:rFonts w:ascii="Tahoma" w:eastAsia="微软雅黑" w:hAnsi="Tahoma" w:hint="eastAsia"/>
+          <w:b/>
+          <w:bCs/>
+          <w:kern w:val="0"/>
+          <w:sz w:val="22"/>
+        </w:rPr>
+        <w:t xml:space="preserve"> </w:t>
+      </w:r>
+      <w:r>
+        <w:rPr>
+          <w:rFonts w:ascii="Tahoma" w:eastAsia="微软雅黑" w:hAnsi="Tahoma" w:hint="eastAsia"/>
+          <w:b/>
+          <w:bCs/>
+          <w:kern w:val="0"/>
+          <w:sz w:val="22"/>
+        </w:rPr>
+        <w:t>。</w:t>
+      </w:r>
+    </w:p>
+    <w:p>
+      <w:pPr>
+        <w:widowControl/>
+        <w:snapToGrid w:val="0"/>
+        <w:jc w:val="left"/>
+        <w:rPr>
+          <w:rFonts w:ascii="Tahoma" w:eastAsia="微软雅黑" w:hAnsi="Tahoma"/>
+          <w:b/>
+          <w:bCs/>
+          <w:kern w:val="0"/>
+          <w:sz w:val="22"/>
+        </w:rPr>
+      </w:pPr>
+      <w:r>
+        <w:rPr>
+          <w:rFonts w:ascii="Tahoma" w:eastAsia="微软雅黑" w:hAnsi="Tahoma" w:hint="eastAsia"/>
+          <w:b/>
+          <w:bCs/>
+          <w:kern w:val="0"/>
+          <w:sz w:val="22"/>
+        </w:rPr>
+        <w:t>对于</w:t>
+      </w:r>
+      <w:r>
+        <w:rPr>
+          <w:rFonts w:ascii="Tahoma" w:eastAsia="微软雅黑" w:hAnsi="Tahoma" w:hint="eastAsia"/>
+          <w:b/>
+          <w:bCs/>
+          <w:kern w:val="0"/>
+          <w:sz w:val="22"/>
+        </w:rPr>
+        <w:t>具体</w:t>
+      </w:r>
+      <w:r>
+        <w:rPr>
+          <w:rFonts w:ascii="Tahoma" w:eastAsia="微软雅黑" w:hAnsi="Tahoma" w:hint="eastAsia"/>
+          <w:b/>
+          <w:bCs/>
+          <w:kern w:val="0"/>
+          <w:sz w:val="22"/>
+        </w:rPr>
+        <w:t xml:space="preserve"> </w:t>
+      </w:r>
+      <w:r>
+        <w:rPr>
+          <w:rFonts w:ascii="Tahoma" w:eastAsia="微软雅黑" w:hAnsi="Tahoma" w:hint="eastAsia"/>
+          <w:b/>
+          <w:bCs/>
+          <w:kern w:val="0"/>
+          <w:sz w:val="22"/>
+        </w:rPr>
+        <w:t>事件如何写</w:t>
+      </w:r>
+      <w:r>
+        <w:rPr>
+          <w:rFonts w:ascii="Tahoma" w:eastAsia="微软雅黑" w:hAnsi="Tahoma" w:hint="eastAsia"/>
+          <w:b/>
+          <w:bCs/>
+          <w:kern w:val="0"/>
+          <w:sz w:val="22"/>
+        </w:rPr>
+        <w:t xml:space="preserve"> </w:t>
+      </w:r>
+      <w:r>
+        <w:rPr>
+          <w:rFonts w:ascii="Tahoma" w:eastAsia="微软雅黑" w:hAnsi="Tahoma" w:hint="eastAsia"/>
+          <w:b/>
+          <w:bCs/>
+          <w:kern w:val="0"/>
+          <w:sz w:val="22"/>
+        </w:rPr>
+        <w:t>，需要去</w:t>
+      </w:r>
+      <w:r>
+        <w:rPr>
+          <w:rFonts w:ascii="Tahoma" w:eastAsia="微软雅黑" w:hAnsi="Tahoma" w:hint="eastAsia"/>
+          <w:b/>
+          <w:bCs/>
+          <w:kern w:val="0"/>
+          <w:sz w:val="22"/>
+        </w:rPr>
+        <w:t>示例中</w:t>
+      </w:r>
+      <w:r>
+        <w:rPr>
+          <w:rFonts w:ascii="Tahoma" w:eastAsia="微软雅黑" w:hAnsi="Tahoma" w:hint="eastAsia"/>
+          <w:b/>
+          <w:bCs/>
+          <w:kern w:val="0"/>
+          <w:sz w:val="22"/>
+        </w:rPr>
+        <w:t xml:space="preserve"> </w:t>
+      </w:r>
+      <w:r>
+        <w:rPr>
+          <w:rFonts w:ascii="Tahoma" w:eastAsia="微软雅黑" w:hAnsi="Tahoma" w:hint="eastAsia"/>
+          <w:b/>
+          <w:bCs/>
+          <w:color w:val="00B050"/>
+          <w:kern w:val="0"/>
+          <w:sz w:val="22"/>
+        </w:rPr>
+        <w:t>图片</w:t>
+      </w:r>
+      <w:r>
+        <w:rPr>
+          <w:rFonts w:ascii="Tahoma" w:eastAsia="微软雅黑" w:hAnsi="Tahoma" w:hint="eastAsia"/>
+          <w:b/>
+          <w:bCs/>
+          <w:color w:val="00B050"/>
+          <w:kern w:val="0"/>
+          <w:sz w:val="22"/>
+        </w:rPr>
+        <w:t>管理层</w:t>
+      </w:r>
+      <w:r>
+        <w:rPr>
+          <w:rFonts w:ascii="Tahoma" w:eastAsia="微软雅黑" w:hAnsi="Tahoma" w:hint="eastAsia"/>
+          <w:b/>
+          <w:bCs/>
+          <w:kern w:val="0"/>
+          <w:sz w:val="22"/>
+        </w:rPr>
+        <w:t xml:space="preserve"> </w:t>
+      </w:r>
+      <w:r>
+        <w:rPr>
+          <w:rFonts w:ascii="Tahoma" w:eastAsia="微软雅黑" w:hAnsi="Tahoma" w:hint="eastAsia"/>
+          <w:b/>
+          <w:bCs/>
+          <w:kern w:val="0"/>
+          <w:sz w:val="22"/>
+        </w:rPr>
+        <w:t>了解一下</w:t>
+      </w:r>
+      <w:r>
+        <w:rPr>
+          <w:rFonts w:ascii="Tahoma" w:eastAsia="微软雅黑" w:hAnsi="Tahoma"/>
+          <w:b/>
+          <w:bCs/>
+          <w:kern w:val="0"/>
+          <w:sz w:val="22"/>
+        </w:rPr>
+        <w:t xml:space="preserve"> </w:t>
+      </w:r>
+      <w:r>
+        <w:rPr>
+          <w:rFonts w:ascii="Tahoma" w:eastAsia="微软雅黑" w:hAnsi="Tahoma" w:hint="eastAsia"/>
+          <w:b/>
+          <w:bCs/>
+          <w:kern w:val="0"/>
+          <w:sz w:val="22"/>
+        </w:rPr>
+        <w:t>吸附槽</w:t>
+      </w:r>
+      <w:r>
+        <w:rPr>
+          <w:rFonts w:ascii="Tahoma" w:eastAsia="微软雅黑" w:hAnsi="Tahoma" w:hint="eastAsia"/>
+          <w:b/>
+          <w:bCs/>
+          <w:kern w:val="0"/>
+          <w:sz w:val="22"/>
+        </w:rPr>
+        <w:t xml:space="preserve"> </w:t>
+      </w:r>
+      <w:r>
+        <w:rPr>
+          <w:rFonts w:ascii="Tahoma" w:eastAsia="微软雅黑" w:hAnsi="Tahoma" w:hint="eastAsia"/>
+          <w:b/>
+          <w:bCs/>
+          <w:kern w:val="0"/>
+          <w:sz w:val="22"/>
+        </w:rPr>
+        <w:t>的使用。</w:t>
+      </w:r>
+    </w:p>
+    <w:p>
+      <w:pPr>
+        <w:widowControl/>
+        <w:snapToGrid w:val="0"/>
+        <w:jc w:val="left"/>
+        <w:rPr>
+          <w:rFonts w:ascii="Tahoma" w:eastAsia="微软雅黑" w:hAnsi="Tahoma"/>
+          <w:b/>
+          <w:bCs/>
+          <w:kern w:val="0"/>
+          <w:sz w:val="22"/>
+        </w:rPr>
+      </w:pPr>
+      <w:r>
+        <w:rPr>
+          <w:rFonts w:ascii="Tahoma" w:eastAsia="微软雅黑" w:hAnsi="Tahoma" w:hint="eastAsia"/>
+          <w:b/>
+          <w:bCs/>
+          <w:kern w:val="0"/>
+          <w:sz w:val="22"/>
+        </w:rPr>
+        <w:t>想了解图片控制具体如何写，去看看</w:t>
+      </w:r>
+      <w:r>
+        <w:rPr>
+          <w:rFonts w:ascii="Tahoma" w:eastAsia="微软雅黑" w:hAnsi="Tahoma"/>
+          <w:b/>
+          <w:bCs/>
+          <w:kern w:val="0"/>
+          <w:sz w:val="22"/>
+        </w:rPr>
+        <w:t xml:space="preserve"> </w:t>
+      </w:r>
+      <w:r>
+        <w:rPr>
+          <w:rFonts w:ascii="Tahoma" w:eastAsia="微软雅黑" w:hAnsi="Tahoma"/>
+          <w:b/>
+          <w:bCs/>
+          <w:kern w:val="0"/>
+          <w:sz w:val="22"/>
+        </w:rPr>
+        <w:t>"</w:t>
+      </w:r>
+      <w:r>
+        <w:rPr>
+          <w:rFonts w:ascii="Tahoma" w:eastAsia="微软雅黑" w:hAnsi="Tahoma"/>
+          <w:b/>
+          <w:bCs/>
+          <w:kern w:val="0"/>
+          <w:sz w:val="22"/>
+        </w:rPr>
+        <w:t>1</w:t>
+      </w:r>
+      <w:r>
+        <w:rPr>
+          <w:rFonts w:ascii="Tahoma" w:eastAsia="微软雅黑" w:hAnsi="Tahoma" w:hint="eastAsia"/>
+          <w:b/>
+          <w:bCs/>
+          <w:kern w:val="0"/>
+          <w:sz w:val="22"/>
+        </w:rPr>
+        <w:t>6</w:t>
+      </w:r>
+      <w:r>
+        <w:rPr>
+          <w:rFonts w:ascii="Tahoma" w:eastAsia="微软雅黑" w:hAnsi="Tahoma"/>
+          <w:b/>
+          <w:bCs/>
+          <w:kern w:val="0"/>
+          <w:sz w:val="22"/>
+        </w:rPr>
+        <w:t>.</w:t>
+      </w:r>
+      <w:r>
+        <w:rPr>
+          <w:rFonts w:ascii="Tahoma" w:eastAsia="微软雅黑" w:hAnsi="Tahoma" w:hint="eastAsia"/>
+          <w:b/>
+          <w:bCs/>
+          <w:kern w:val="0"/>
+          <w:sz w:val="22"/>
+        </w:rPr>
+        <w:t>图片</w:t>
+      </w:r>
+      <w:r>
+        <w:rPr>
+          <w:rFonts w:ascii="Tahoma" w:eastAsia="微软雅黑" w:hAnsi="Tahoma" w:hint="eastAsia"/>
+          <w:b/>
+          <w:bCs/>
+          <w:kern w:val="0"/>
+          <w:sz w:val="22"/>
+        </w:rPr>
+        <w:t xml:space="preserve"> </w:t>
+      </w:r>
+      <w:r>
+        <w:rPr>
+          <w:rFonts w:ascii="Tahoma" w:eastAsia="微软雅黑" w:hAnsi="Tahoma"/>
+          <w:b/>
+          <w:bCs/>
+          <w:kern w:val="0"/>
+          <w:sz w:val="22"/>
+        </w:rPr>
+        <w:t xml:space="preserve">&gt; </w:t>
+      </w:r>
+      <w:r>
+        <w:rPr>
+          <w:rFonts w:ascii="Tahoma" w:eastAsia="微软雅黑" w:hAnsi="Tahoma" w:hint="eastAsia"/>
+          <w:b/>
+          <w:bCs/>
+          <w:kern w:val="0"/>
+          <w:sz w:val="22"/>
+        </w:rPr>
+        <w:t>关于鼠标拖拽图片</w:t>
+      </w:r>
+      <w:r>
+        <w:rPr>
+          <w:rFonts w:ascii="Tahoma" w:eastAsia="微软雅黑" w:hAnsi="Tahoma"/>
+          <w:b/>
+          <w:bCs/>
+          <w:kern w:val="0"/>
+          <w:sz w:val="22"/>
+        </w:rPr>
+        <w:t>.docx"</w:t>
+      </w:r>
+      <w:r>
+        <w:rPr>
+          <w:rFonts w:ascii="Tahoma" w:eastAsia="微软雅黑" w:hAnsi="Tahoma"/>
+          <w:b/>
+          <w:bCs/>
+          <w:kern w:val="0"/>
+          <w:sz w:val="22"/>
+        </w:rPr>
+        <w:t xml:space="preserve"> </w:t>
+      </w:r>
+      <w:r>
+        <w:rPr>
+          <w:rFonts w:ascii="Tahoma" w:eastAsia="微软雅黑" w:hAnsi="Tahoma"/>
+          <w:b/>
+          <w:bCs/>
+          <w:kern w:val="0"/>
+          <w:sz w:val="22"/>
+        </w:rPr>
+        <w:t>。</w:t>
+      </w:r>
+    </w:p>
+    <w:p>
+      <w:pPr>
+        <w:widowControl/>
+        <w:jc w:val="left"/>
+        <w:rPr>
+          <w:rFonts w:ascii="宋体" w:eastAsia="宋体" w:hAnsi="宋体" w:cs="宋体"/>
+          <w:kern w:val="0"/>
+          <w:sz w:val="24"/>
+          <w:szCs w:val="24"/>
+        </w:rPr>
+      </w:pPr>
+    </w:p>
+    <w:p>
+      <w:pPr>
+        <w:widowControl/>
+        <w:jc w:val="left"/>
+        <w:rPr>
+          <w:rFonts w:ascii="宋体" w:eastAsia="宋体" w:hAnsi="宋体" w:cs="宋体" w:hint="eastAsia"/>
+          <w:kern w:val="0"/>
+          <w:sz w:val="24"/>
+          <w:szCs w:val="24"/>
+        </w:rPr>
+      </w:pPr>
+      <w:r>
+        <w:rPr>
+          <w:rFonts w:ascii="宋体" w:eastAsia="宋体" w:hAnsi="宋体" w:cs="宋体" w:hint="eastAsia"/>
+          <w:kern w:val="0"/>
+          <w:sz w:val="24"/>
+          <w:szCs w:val="24"/>
+        </w:rPr>
+        <w:br w:type="page"/>
+      </w:r>
+    </w:p>
+    <w:p>
+      <w:pPr>
+        <w:pStyle w:val="3"/>
+        <w:rPr>
+          <w:rFonts w:hint="eastAsia"/>
+        </w:rPr>
+      </w:pPr>
+      <w:r>
+        <w:rPr>
+          <w:rFonts w:hint="eastAsia"/>
+        </w:rPr>
+        <w:lastRenderedPageBreak/>
+        <w:t>基础配置</w:t>
+      </w:r>
+    </w:p>
+    <w:p>
+      <w:pPr>
+        <w:widowControl/>
+        <w:adjustRightInd w:val="0"/>
+        <w:snapToGrid w:val="0"/>
+        <w:spacing w:after="200"/>
+        <w:jc w:val="left"/>
+        <w:rPr>
+          <w:rFonts w:ascii="Tahoma" w:eastAsia="微软雅黑" w:hAnsi="Tahoma"/>
+          <w:kern w:val="0"/>
+          <w:sz w:val="22"/>
+        </w:rPr>
+      </w:pPr>
+      <w:r>
+        <w:rPr>
+          <w:rFonts w:ascii="Tahoma" w:eastAsia="微软雅黑" w:hAnsi="Tahoma" w:hint="eastAsia"/>
+          <w:kern w:val="0"/>
+          <w:sz w:val="22"/>
+        </w:rPr>
         <w:t>具体注意示例下面的地方：</w:t>
       </w:r>
     </w:p>
@@ -1077,13 +2961,7 @@
         <w:rPr>
           <w:rFonts w:hint="eastAsia"/>
         </w:rPr>
-        <w:t>）</w:t>
-      </w:r>
-      <w:r>
-        <w:rPr>
-          <w:rFonts w:hint="eastAsia"/>
-        </w:rPr>
-        <w:t>图片</w:t>
+        <w:t>）图片</w:t>
       </w:r>
     </w:p>
     <w:p>
@@ -1181,7 +3059,7 @@
           <w:sz w:val="22"/>
         </w:rPr>
         <w:drawing>
-          <wp:inline distT="0" distB="0" distL="0" distR="0" wp14:anchorId="281053A3" wp14:editId="447C54E7">
+          <wp:inline distT="0" distB="0" distL="0" distR="0" wp14:anchorId="4B9AC7BD" wp14:editId="0BED704F">
             <wp:extent cx="4305300" cy="723597"/>
             <wp:effectExtent l="0" t="0" r="0" b="635"/>
             <wp:docPr id="3" name="图片 3"/>
@@ -1198,7 +3076,7 @@
                     </pic:cNvPicPr>
                   </pic:nvPicPr>
                   <pic:blipFill>
-                    <a:blip r:embed="rId11">
+                    <a:blip r:embed="rId13">
                       <a:extLst>
                         <a:ext uri="{28A0092B-C50C-407E-A947-70E740481C1C}">
                           <a14:useLocalDpi xmlns:a14="http://schemas.microsoft.com/office/drawing/2010/main" val="0"/>
@@ -1360,7 +3238,7 @@
           <w:szCs w:val="24"/>
         </w:rPr>
         <w:drawing>
-          <wp:inline distT="0" distB="0" distL="0" distR="0" wp14:anchorId="0EB8694A" wp14:editId="3BE89D43">
+          <wp:inline distT="0" distB="0" distL="0" distR="0" wp14:anchorId="2EFA4797" wp14:editId="52992ADF">
             <wp:extent cx="4221480" cy="2582392"/>
             <wp:effectExtent l="0" t="0" r="7620" b="8890"/>
             <wp:docPr id="4" name="图片 4"/>
@@ -1377,7 +3255,7 @@
                     </pic:cNvPicPr>
                   </pic:nvPicPr>
                   <pic:blipFill>
-                    <a:blip r:embed="rId12">
+                    <a:blip r:embed="rId14">
                       <a:extLst>
                         <a:ext uri="{28A0092B-C50C-407E-A947-70E740481C1C}">
                           <a14:useLocalDpi xmlns:a14="http://schemas.microsoft.com/office/drawing/2010/main" val="0"/>
@@ -1474,7 +3352,7 @@
           <w:sz w:val="22"/>
         </w:rPr>
         <w:drawing>
-          <wp:inline distT="0" distB="0" distL="0" distR="0" wp14:anchorId="0F3F3BB0" wp14:editId="5B22AAA9">
+          <wp:inline distT="0" distB="0" distL="0" distR="0" wp14:anchorId="590E7DA2" wp14:editId="1BF69AC7">
             <wp:extent cx="4259580" cy="2241074"/>
             <wp:effectExtent l="19050" t="19050" r="26670" b="26035"/>
             <wp:docPr id="1711511570" name="图片 3"/>
@@ -1491,7 +3369,7 @@
                     </pic:cNvPicPr>
                   </pic:nvPicPr>
                   <pic:blipFill>
-                    <a:blip r:embed="rId13">
+                    <a:blip r:embed="rId15">
                       <a:extLst>
                         <a:ext uri="{28A0092B-C50C-407E-A947-70E740481C1C}">
                           <a14:useLocalDpi xmlns:a14="http://schemas.microsoft.com/office/drawing/2010/main" val="0"/>
@@ -1640,7 +3518,7 @@
           <w:szCs w:val="24"/>
         </w:rPr>
         <w:drawing>
-          <wp:inline distT="0" distB="0" distL="0" distR="0" wp14:anchorId="36007712" wp14:editId="2752DD56">
+          <wp:inline distT="0" distB="0" distL="0" distR="0" wp14:anchorId="5E9C7F7C" wp14:editId="34D3A4EB">
             <wp:extent cx="3658870" cy="2154090"/>
             <wp:effectExtent l="0" t="0" r="0" b="0"/>
             <wp:docPr id="5" name="图片 5"/>
@@ -1657,7 +3535,7 @@
                     </pic:cNvPicPr>
                   </pic:nvPicPr>
                   <pic:blipFill>
-                    <a:blip r:embed="rId14">
+                    <a:blip r:embed="rId16">
                       <a:extLst>
                         <a:ext uri="{28A0092B-C50C-407E-A947-70E740481C1C}">
                           <a14:useLocalDpi xmlns:a14="http://schemas.microsoft.com/office/drawing/2010/main" val="0"/>
@@ -1735,31 +3613,7 @@
           <w:kern w:val="0"/>
           <w:sz w:val="22"/>
         </w:rPr>
-        <w:t>留意</w:t>
-      </w:r>
-      <w:r>
-        <w:rPr>
-          <w:rFonts w:ascii="Tahoma" w:eastAsia="微软雅黑" w:hAnsi="Tahoma" w:hint="eastAsia"/>
-          <w:kern w:val="0"/>
-          <w:sz w:val="22"/>
-        </w:rPr>
-        <w:t>公共事件的</w:t>
-      </w:r>
-      <w:r>
-        <w:rPr>
-          <w:rFonts w:ascii="Tahoma" w:eastAsia="微软雅黑" w:hAnsi="Tahoma" w:hint="eastAsia"/>
-          <w:kern w:val="0"/>
-          <w:sz w:val="22"/>
-        </w:rPr>
-        <w:t>控制设置</w:t>
-      </w:r>
-      <w:r>
-        <w:rPr>
-          <w:rFonts w:ascii="Tahoma" w:eastAsia="微软雅黑" w:hAnsi="Tahoma" w:hint="eastAsia"/>
-          <w:kern w:val="0"/>
-          <w:sz w:val="22"/>
-        </w:rPr>
-        <w:t>：</w:t>
+        <w:t>留意公共事件的控制设置：</w:t>
       </w:r>
     </w:p>
     <w:p>
@@ -1797,15 +3651,7 @@
           <w:kern w:val="0"/>
           <w:sz w:val="22"/>
         </w:rPr>
-        <w:t>门判定、时间</w:t>
-      </w:r>
-      <w:r>
-        <w:rPr>
-          <w:rFonts w:ascii="Tahoma" w:eastAsia="微软雅黑" w:hAnsi="Tahoma" w:hint="eastAsia"/>
-          <w:kern w:val="0"/>
-          <w:sz w:val="22"/>
-        </w:rPr>
-        <w:t>流逝</w:t>
+        <w:t>门判定、时间流逝</w:t>
       </w:r>
       <w:r>
         <w:rPr>
@@ -1846,7 +3692,7 @@
           <w:szCs w:val="24"/>
         </w:rPr>
         <w:drawing>
-          <wp:inline distT="0" distB="0" distL="0" distR="0" wp14:anchorId="12E34F87" wp14:editId="57B99ECC">
+          <wp:inline distT="0" distB="0" distL="0" distR="0" wp14:anchorId="366AA24A" wp14:editId="33E0BF55">
             <wp:extent cx="1905000" cy="495300"/>
             <wp:effectExtent l="0" t="0" r="0" b="0"/>
             <wp:docPr id="2" name="图片 2"/>
@@ -1863,7 +3709,7 @@
                     </pic:cNvPicPr>
                   </pic:nvPicPr>
                   <pic:blipFill>
-                    <a:blip r:embed="rId15">
+                    <a:blip r:embed="rId17">
                       <a:extLst>
                         <a:ext uri="{28A0092B-C50C-407E-A947-70E740481C1C}">
                           <a14:useLocalDpi xmlns:a14="http://schemas.microsoft.com/office/drawing/2010/main" val="0"/>
@@ -2016,7 +3862,7 @@
         </w:rPr>
         <w:t>如下图。</w:t>
       </w:r>
-      <w:bookmarkStart w:id="0" w:name="_Hlk193308826"/>
+      <w:bookmarkStart w:id="2" w:name="_Hlk193308826"/>
     </w:p>
     <w:p>
       <w:pPr>
@@ -2068,26 +3914,10 @@
           <w:kern w:val="0"/>
           <w:sz w:val="22"/>
         </w:rPr>
-        <w:t>对应的</w:t>
-      </w:r>
-      <w:r>
-        <w:rPr>
-          <w:rFonts w:ascii="Tahoma" w:eastAsia="微软雅黑" w:hAnsi="Tahoma" w:hint="eastAsia"/>
-          <w:kern w:val="0"/>
-          <w:sz w:val="22"/>
-        </w:rPr>
-        <w:t>值</w:t>
-      </w:r>
-      <w:r>
-        <w:rPr>
-          <w:rFonts w:ascii="Tahoma" w:eastAsia="微软雅黑" w:hAnsi="Tahoma" w:hint="eastAsia"/>
-          <w:kern w:val="0"/>
-          <w:sz w:val="22"/>
-        </w:rPr>
-        <w:t>）</w:t>
-      </w:r>
-    </w:p>
-    <w:bookmarkEnd w:id="0"/>
+        <w:t>对应的值）</w:t>
+      </w:r>
+    </w:p>
+    <w:bookmarkEnd w:id="2"/>
     <w:p>
       <w:pPr>
         <w:widowControl/>
@@ -2104,7 +3934,7 @@
           <w:noProof/>
         </w:rPr>
         <w:drawing>
-          <wp:inline distT="0" distB="0" distL="0" distR="0" wp14:anchorId="4D16CF6E" wp14:editId="3C351C81">
+          <wp:inline distT="0" distB="0" distL="0" distR="0" wp14:anchorId="50190089" wp14:editId="6A366DBF">
             <wp:extent cx="2399030" cy="3087641"/>
             <wp:effectExtent l="0" t="0" r="1270" b="0"/>
             <wp:docPr id="872420359" name="图片 1"/>
@@ -2121,7 +3951,7 @@
                     </pic:cNvPicPr>
                   </pic:nvPicPr>
                   <pic:blipFill>
-                    <a:blip r:embed="rId16">
+                    <a:blip r:embed="rId18">
                       <a:extLst>
                         <a:ext uri="{28A0092B-C50C-407E-A947-70E740481C1C}">
                           <a14:useLocalDpi xmlns:a14="http://schemas.microsoft.com/office/drawing/2010/main" val="0"/>
@@ -2166,7 +3996,7 @@
           <w:noProof/>
         </w:rPr>
         <w:drawing>
-          <wp:inline distT="0" distB="0" distL="0" distR="0" wp14:anchorId="4CAD3099" wp14:editId="24FEB4FB">
+          <wp:inline distT="0" distB="0" distL="0" distR="0" wp14:anchorId="451D1A65" wp14:editId="088A5EA6">
             <wp:extent cx="2397778" cy="3086030"/>
             <wp:effectExtent l="0" t="0" r="2540" b="635"/>
             <wp:docPr id="1296057111" name="图片 2"/>
@@ -2183,7 +4013,7 @@
                     </pic:cNvPicPr>
                   </pic:nvPicPr>
                   <pic:blipFill>
-                    <a:blip r:embed="rId17">
+                    <a:blip r:embed="rId19">
                       <a:extLst>
                         <a:ext uri="{28A0092B-C50C-407E-A947-70E740481C1C}">
                           <a14:useLocalDpi xmlns:a14="http://schemas.microsoft.com/office/drawing/2010/main" val="0"/>
@@ -2369,7 +4199,7 @@
           <w:noProof/>
         </w:rPr>
         <w:drawing>
-          <wp:inline distT="0" distB="0" distL="0" distR="0" wp14:anchorId="31605BA4" wp14:editId="0CE94750">
+          <wp:inline distT="0" distB="0" distL="0" distR="0" wp14:anchorId="3F5DC47F" wp14:editId="0B480CD7">
             <wp:extent cx="3550920" cy="521564"/>
             <wp:effectExtent l="0" t="0" r="0" b="0"/>
             <wp:docPr id="10" name="图片 10"/>
@@ -2384,7 +4214,7 @@
                     <pic:cNvPicPr/>
                   </pic:nvPicPr>
                   <pic:blipFill>
-                    <a:blip r:embed="rId18"/>
+                    <a:blip r:embed="rId20"/>
                     <a:stretch>
                       <a:fillRect/>
                     </a:stretch>
@@ -2460,7 +4290,7 @@
           <w:szCs w:val="24"/>
         </w:rPr>
         <w:drawing>
-          <wp:inline distT="0" distB="0" distL="0" distR="0" wp14:anchorId="464943DA" wp14:editId="252EEB9E">
+          <wp:inline distT="0" distB="0" distL="0" distR="0" wp14:anchorId="66213945" wp14:editId="239EE981">
             <wp:extent cx="4853940" cy="813470"/>
             <wp:effectExtent l="0" t="0" r="3810" b="5715"/>
             <wp:docPr id="13" name="图片 13"/>
@@ -2477,7 +4307,7 @@
                     </pic:cNvPicPr>
                   </pic:nvPicPr>
                   <pic:blipFill>
-                    <a:blip r:embed="rId19">
+                    <a:blip r:embed="rId21">
                       <a:extLst>
                         <a:ext uri="{28A0092B-C50C-407E-A947-70E740481C1C}">
                           <a14:useLocalDpi xmlns:a14="http://schemas.microsoft.com/office/drawing/2010/main" val="0"/>
@@ -2602,7 +4432,7 @@
           <w:szCs w:val="24"/>
         </w:rPr>
         <w:drawing>
-          <wp:inline distT="0" distB="0" distL="0" distR="0" wp14:anchorId="1AE1FFE9" wp14:editId="29FFBD58">
+          <wp:inline distT="0" distB="0" distL="0" distR="0" wp14:anchorId="2270C0BF" wp14:editId="5A9F32C8">
             <wp:extent cx="4419812" cy="2857500"/>
             <wp:effectExtent l="0" t="0" r="0" b="0"/>
             <wp:docPr id="1726937440" name="图片 1"/>
@@ -2619,7 +4449,7 @@
                     </pic:cNvPicPr>
                   </pic:nvPicPr>
                   <pic:blipFill>
-                    <a:blip r:embed="rId20">
+                    <a:blip r:embed="rId22">
                       <a:extLst>
                         <a:ext uri="{28A0092B-C50C-407E-A947-70E740481C1C}">
                           <a14:useLocalDpi xmlns:a14="http://schemas.microsoft.com/office/drawing/2010/main" val="0"/>
@@ -2672,7 +4502,7 @@
           <w:szCs w:val="24"/>
         </w:rPr>
         <w:drawing>
-          <wp:inline distT="0" distB="0" distL="0" distR="0" wp14:anchorId="24451771" wp14:editId="4EB96393">
+          <wp:inline distT="0" distB="0" distL="0" distR="0" wp14:anchorId="286C02DE" wp14:editId="52B6BAD1">
             <wp:extent cx="4406245" cy="1485900"/>
             <wp:effectExtent l="0" t="0" r="0" b="0"/>
             <wp:docPr id="9" name="图片 9"/>
@@ -2689,7 +4519,7 @@
                     </pic:cNvPicPr>
                   </pic:nvPicPr>
                   <pic:blipFill>
-                    <a:blip r:embed="rId21">
+                    <a:blip r:embed="rId23">
                       <a:extLst>
                         <a:ext uri="{28A0092B-C50C-407E-A947-70E740481C1C}">
                           <a14:useLocalDpi xmlns:a14="http://schemas.microsoft.com/office/drawing/2010/main" val="0"/>
@@ -2775,13 +4605,7 @@
         <w:rPr>
           <w:rFonts w:hint="eastAsia"/>
         </w:rPr>
-        <w:t>插件-</w:t>
-      </w:r>
-      <w:r>
-        <w:rPr>
-          <w:rFonts w:hint="eastAsia"/>
-        </w:rPr>
-        <w:t>限时的UI变量框</w:t>
+        <w:t>插件-限时的UI变量框</w:t>
       </w:r>
     </w:p>
     <w:p>
@@ -2816,18 +4640,8 @@
           <w:kern w:val="0"/>
           <w:sz w:val="22"/>
         </w:rPr>
-        <w:t>和</w:t>
-      </w:r>
-      <w:proofErr w:type="gramStart"/>
-      <w:r>
-        <w:rPr>
-          <w:rFonts w:ascii="Tahoma" w:eastAsia="微软雅黑" w:hAnsi="Tahoma" w:hint="eastAsia"/>
-          <w:kern w:val="0"/>
-          <w:sz w:val="22"/>
-        </w:rPr>
-        <w:t>框设置</w:t>
-      </w:r>
-      <w:proofErr w:type="gramEnd"/>
+        <w:t>和框设置</w:t>
+      </w:r>
       <w:r>
         <w:rPr>
           <w:rFonts w:ascii="Tahoma" w:eastAsia="微软雅黑" w:hAnsi="Tahoma" w:hint="eastAsia"/>
@@ -2864,7 +4678,7 @@
           <w:sz w:val="22"/>
         </w:rPr>
         <w:drawing>
-          <wp:inline distT="0" distB="0" distL="0" distR="0" wp14:anchorId="14594DB4" wp14:editId="0E198806">
+          <wp:inline distT="0" distB="0" distL="0" distR="0" wp14:anchorId="4729B84C" wp14:editId="26900351">
             <wp:extent cx="4504569" cy="1356360"/>
             <wp:effectExtent l="0" t="0" r="0" b="0"/>
             <wp:docPr id="368132364" name="图片 4"/>
@@ -2881,7 +4695,7 @@
                     </pic:cNvPicPr>
                   </pic:nvPicPr>
                   <pic:blipFill>
-                    <a:blip r:embed="rId22">
+                    <a:blip r:embed="rId24">
                       <a:extLst>
                         <a:ext uri="{28A0092B-C50C-407E-A947-70E740481C1C}">
                           <a14:useLocalDpi xmlns:a14="http://schemas.microsoft.com/office/drawing/2010/main" val="0"/>
@@ -2932,7 +4746,7 @@
           <w:sz w:val="22"/>
         </w:rPr>
         <w:drawing>
-          <wp:inline distT="0" distB="0" distL="0" distR="0" wp14:anchorId="501A6BF4" wp14:editId="2FEAEDE3">
+          <wp:inline distT="0" distB="0" distL="0" distR="0" wp14:anchorId="7DDC0DBE" wp14:editId="7E08319F">
             <wp:extent cx="5041265" cy="3032284"/>
             <wp:effectExtent l="0" t="0" r="6985" b="0"/>
             <wp:docPr id="77079561" name="图片 5"/>
@@ -2949,7 +4763,7 @@
                     </pic:cNvPicPr>
                   </pic:nvPicPr>
                   <pic:blipFill>
-                    <a:blip r:embed="rId23">
+                    <a:blip r:embed="rId25">
                       <a:extLst>
                         <a:ext uri="{28A0092B-C50C-407E-A947-70E740481C1C}">
                           <a14:useLocalDpi xmlns:a14="http://schemas.microsoft.com/office/drawing/2010/main" val="0"/>
@@ -3051,7 +4865,7 @@
           <w:sz w:val="22"/>
         </w:rPr>
         <w:drawing>
-          <wp:inline distT="0" distB="0" distL="0" distR="0" wp14:anchorId="42AB0A86" wp14:editId="1350A49D">
+          <wp:inline distT="0" distB="0" distL="0" distR="0" wp14:anchorId="1B64ADDB" wp14:editId="006E5F3D">
             <wp:extent cx="5039411" cy="1698208"/>
             <wp:effectExtent l="0" t="0" r="8890" b="0"/>
             <wp:docPr id="1927509044" name="图片 6"/>
@@ -3068,7 +4882,7 @@
                     </pic:cNvPicPr>
                   </pic:nvPicPr>
                   <pic:blipFill>
-                    <a:blip r:embed="rId24">
+                    <a:blip r:embed="rId26">
                       <a:extLst>
                         <a:ext uri="{28A0092B-C50C-407E-A947-70E740481C1C}">
                           <a14:useLocalDpi xmlns:a14="http://schemas.microsoft.com/office/drawing/2010/main" val="0"/>
@@ -3132,1833 +4946,6 @@
     </w:p>
     <w:p>
       <w:pPr>
-        <w:pStyle w:val="2"/>
-        <w:rPr>
-          <w:rFonts w:hint="eastAsia"/>
-        </w:rPr>
-      </w:pPr>
-      <w:r>
-        <w:rPr>
-          <w:rFonts w:hint="eastAsia"/>
-        </w:rPr>
-        <w:lastRenderedPageBreak/>
-        <w:t>限时拼图</w:t>
-      </w:r>
-      <w:r>
-        <w:rPr>
-          <w:rFonts w:hint="eastAsia"/>
-        </w:rPr>
-        <w:t>-谜题</w:t>
-      </w:r>
-      <w:r>
-        <w:rPr>
-          <w:rFonts w:hint="eastAsia"/>
-        </w:rPr>
-        <w:t>设计</w:t>
-      </w:r>
-    </w:p>
-    <w:p>
-      <w:pPr>
-        <w:pStyle w:val="3"/>
-        <w:rPr>
-          <w:rFonts w:hint="eastAsia"/>
-        </w:rPr>
-      </w:pPr>
-      <w:r>
-        <w:rPr>
-          <w:rFonts w:hint="eastAsia"/>
-        </w:rPr>
-        <w:t>设计</w:t>
-      </w:r>
-      <w:r>
-        <w:rPr>
-          <w:rFonts w:hint="eastAsia"/>
-        </w:rPr>
-        <w:t>简介</w:t>
-      </w:r>
-    </w:p>
-    <w:p>
-      <w:pPr>
-        <w:pStyle w:val="4"/>
-        <w:rPr>
-          <w:rFonts w:hint="eastAsia"/>
-        </w:rPr>
-      </w:pPr>
-      <w:r>
-        <w:rPr>
-          <w:rFonts w:hint="eastAsia"/>
-        </w:rPr>
-        <w:t>1）</w:t>
-      </w:r>
-      <w:r>
-        <w:rPr>
-          <w:rFonts w:hint="eastAsia"/>
-        </w:rPr>
-        <w:t>游戏规则</w:t>
-      </w:r>
-    </w:p>
-    <w:p>
-      <w:pPr>
-        <w:widowControl/>
-        <w:adjustRightInd w:val="0"/>
-        <w:snapToGrid w:val="0"/>
-        <w:jc w:val="left"/>
-        <w:rPr>
-          <w:rFonts w:ascii="Tahoma" w:eastAsia="微软雅黑" w:hAnsi="Tahoma"/>
-          <w:kern w:val="0"/>
-          <w:sz w:val="22"/>
-        </w:rPr>
-      </w:pPr>
-      <w:r>
-        <w:rPr>
-          <w:rFonts w:ascii="Tahoma" w:eastAsia="微软雅黑" w:hAnsi="Tahoma" w:hint="eastAsia"/>
-          <w:kern w:val="0"/>
-          <w:sz w:val="22"/>
-        </w:rPr>
-        <w:t>纯</w:t>
-      </w:r>
-      <w:r>
-        <w:rPr>
-          <w:rFonts w:ascii="Tahoma" w:eastAsia="微软雅黑" w:hAnsi="Tahoma" w:hint="eastAsia"/>
-          <w:kern w:val="0"/>
-          <w:sz w:val="22"/>
-        </w:rPr>
-        <w:t>鼠标控制的游戏，鼠标左键或右键拖拽</w:t>
-      </w:r>
-      <w:r>
-        <w:rPr>
-          <w:rFonts w:ascii="Tahoma" w:eastAsia="微软雅黑" w:hAnsi="Tahoma" w:hint="eastAsia"/>
-          <w:kern w:val="0"/>
-          <w:sz w:val="22"/>
-        </w:rPr>
-        <w:t>拼图</w:t>
-      </w:r>
-      <w:r>
-        <w:rPr>
-          <w:rFonts w:ascii="Tahoma" w:eastAsia="微软雅黑" w:hAnsi="Tahoma" w:hint="eastAsia"/>
-          <w:kern w:val="0"/>
-          <w:sz w:val="22"/>
-        </w:rPr>
-        <w:t>。</w:t>
-      </w:r>
-    </w:p>
-    <w:p>
-      <w:pPr>
-        <w:widowControl/>
-        <w:adjustRightInd w:val="0"/>
-        <w:snapToGrid w:val="0"/>
-        <w:jc w:val="left"/>
-        <w:rPr>
-          <w:rFonts w:ascii="Tahoma" w:eastAsia="微软雅黑" w:hAnsi="Tahoma"/>
-          <w:kern w:val="0"/>
-          <w:sz w:val="22"/>
-        </w:rPr>
-      </w:pPr>
-      <w:r>
-        <w:rPr>
-          <w:rFonts w:ascii="Tahoma" w:eastAsia="微软雅黑" w:hAnsi="Tahoma" w:hint="eastAsia"/>
-          <w:kern w:val="0"/>
-          <w:sz w:val="22"/>
-        </w:rPr>
-        <w:t>需要在规定的时间内完成拼图</w:t>
-      </w:r>
-      <w:r>
-        <w:rPr>
-          <w:rFonts w:ascii="Tahoma" w:eastAsia="微软雅黑" w:hAnsi="Tahoma" w:hint="eastAsia"/>
-          <w:kern w:val="0"/>
-          <w:sz w:val="22"/>
-        </w:rPr>
-        <w:t>。</w:t>
-      </w:r>
-    </w:p>
-    <w:p>
-      <w:pPr>
-        <w:widowControl/>
-        <w:adjustRightInd w:val="0"/>
-        <w:snapToGrid w:val="0"/>
-        <w:jc w:val="left"/>
-        <w:rPr>
-          <w:rFonts w:ascii="Tahoma" w:eastAsia="微软雅黑" w:hAnsi="Tahoma"/>
-          <w:kern w:val="0"/>
-          <w:sz w:val="22"/>
-        </w:rPr>
-      </w:pPr>
-      <w:r>
-        <w:rPr>
-          <w:rFonts w:ascii="Tahoma" w:eastAsia="微软雅黑" w:hAnsi="Tahoma" w:hint="eastAsia"/>
-          <w:kern w:val="0"/>
-          <w:sz w:val="22"/>
-        </w:rPr>
-        <w:t>拼图全部完成，并且图形合理（顺序一致）</w:t>
-      </w:r>
-      <w:r>
-        <w:rPr>
-          <w:rFonts w:ascii="Tahoma" w:eastAsia="微软雅黑" w:hAnsi="Tahoma" w:hint="eastAsia"/>
-          <w:kern w:val="0"/>
-          <w:sz w:val="22"/>
-        </w:rPr>
-        <w:t>才可通关。</w:t>
-      </w:r>
-    </w:p>
-    <w:p>
-      <w:pPr>
-        <w:widowControl/>
-        <w:adjustRightInd w:val="0"/>
-        <w:snapToGrid w:val="0"/>
-        <w:jc w:val="left"/>
-        <w:rPr>
-          <w:rFonts w:ascii="Tahoma" w:eastAsia="微软雅黑" w:hAnsi="Tahoma"/>
-          <w:kern w:val="0"/>
-          <w:sz w:val="22"/>
-        </w:rPr>
-      </w:pPr>
-      <w:r>
-        <w:rPr>
-          <w:rFonts w:ascii="Tahoma" w:eastAsia="微软雅黑" w:hAnsi="Tahoma" w:hint="eastAsia"/>
-          <w:kern w:val="0"/>
-          <w:sz w:val="22"/>
-        </w:rPr>
-        <w:t>规则细节：</w:t>
-      </w:r>
-      <w:r>
-        <w:rPr>
-          <w:rFonts w:ascii="Tahoma" w:eastAsia="微软雅黑" w:hAnsi="Tahoma" w:hint="eastAsia"/>
-          <w:b/>
-          <w:bCs/>
-          <w:kern w:val="0"/>
-          <w:sz w:val="22"/>
-        </w:rPr>
-        <w:t>不要出现两个图像完全一样的拼图（比如空白的拼图块）</w:t>
-      </w:r>
-      <w:r>
-        <w:rPr>
-          <w:rFonts w:ascii="Tahoma" w:eastAsia="微软雅黑" w:hAnsi="Tahoma" w:hint="eastAsia"/>
-          <w:kern w:val="0"/>
-          <w:sz w:val="22"/>
-        </w:rPr>
-        <w:t>，这样会</w:t>
-      </w:r>
-      <w:r>
-        <w:rPr>
-          <w:rFonts w:ascii="Tahoma" w:eastAsia="微软雅黑" w:hAnsi="Tahoma" w:hint="eastAsia"/>
-          <w:kern w:val="0"/>
-          <w:sz w:val="22"/>
-        </w:rPr>
-        <w:t>直接破坏</w:t>
-      </w:r>
-      <w:r>
-        <w:rPr>
-          <w:rFonts w:ascii="Tahoma" w:eastAsia="微软雅黑" w:hAnsi="Tahoma" w:hint="eastAsia"/>
-          <w:kern w:val="0"/>
-          <w:sz w:val="22"/>
-        </w:rPr>
-        <w:t>拼图</w:t>
-      </w:r>
-      <w:r>
-        <w:rPr>
-          <w:rFonts w:ascii="Tahoma" w:eastAsia="微软雅黑" w:hAnsi="Tahoma" w:hint="eastAsia"/>
-          <w:kern w:val="0"/>
-          <w:sz w:val="22"/>
-        </w:rPr>
-        <w:t>的</w:t>
-      </w:r>
-      <w:r>
-        <w:rPr>
-          <w:rFonts w:ascii="Tahoma" w:eastAsia="微软雅黑" w:hAnsi="Tahoma" w:hint="eastAsia"/>
-          <w:kern w:val="0"/>
-          <w:sz w:val="22"/>
-        </w:rPr>
-        <w:t>判定</w:t>
-      </w:r>
-      <w:r>
-        <w:rPr>
-          <w:rFonts w:ascii="Tahoma" w:eastAsia="微软雅黑" w:hAnsi="Tahoma" w:hint="eastAsia"/>
-          <w:kern w:val="0"/>
-          <w:sz w:val="22"/>
-        </w:rPr>
-        <w:t>条件</w:t>
-      </w:r>
-      <w:r>
-        <w:rPr>
-          <w:rFonts w:ascii="Tahoma" w:eastAsia="微软雅黑" w:hAnsi="Tahoma" w:hint="eastAsia"/>
-          <w:kern w:val="0"/>
-          <w:sz w:val="22"/>
-        </w:rPr>
-        <w:t>。</w:t>
-      </w:r>
-    </w:p>
-    <w:p>
-      <w:pPr>
-        <w:widowControl/>
-        <w:adjustRightInd w:val="0"/>
-        <w:snapToGrid w:val="0"/>
-        <w:jc w:val="left"/>
-        <w:rPr>
-          <w:rFonts w:ascii="Tahoma" w:eastAsia="微软雅黑" w:hAnsi="Tahoma"/>
-          <w:kern w:val="0"/>
-          <w:sz w:val="22"/>
-        </w:rPr>
-      </w:pPr>
-    </w:p>
-    <w:p>
-      <w:pPr>
-        <w:pStyle w:val="4"/>
-        <w:rPr>
-          <w:rFonts w:hint="eastAsia"/>
-        </w:rPr>
-      </w:pPr>
-      <w:r>
-        <w:t>2</w:t>
-      </w:r>
-      <w:r>
-        <w:rPr>
-          <w:rFonts w:hint="eastAsia"/>
-        </w:rPr>
-        <w:t>）难度分配</w:t>
-      </w:r>
-    </w:p>
-    <w:p>
-      <w:pPr>
-        <w:widowControl/>
-        <w:adjustRightInd w:val="0"/>
-        <w:snapToGrid w:val="0"/>
-        <w:jc w:val="left"/>
-        <w:rPr>
-          <w:rFonts w:ascii="Tahoma" w:eastAsia="微软雅黑" w:hAnsi="Tahoma"/>
-          <w:kern w:val="0"/>
-          <w:sz w:val="22"/>
-        </w:rPr>
-      </w:pPr>
-      <w:r>
-        <w:rPr>
-          <w:rFonts w:ascii="Tahoma" w:eastAsia="微软雅黑" w:hAnsi="Tahoma" w:hint="eastAsia"/>
-          <w:kern w:val="0"/>
-          <w:sz w:val="22"/>
-        </w:rPr>
-        <w:t>时间长短</w:t>
-      </w:r>
-      <w:r>
-        <w:rPr>
-          <w:rFonts w:ascii="Tahoma" w:eastAsia="微软雅黑" w:hAnsi="Tahoma" w:hint="eastAsia"/>
-          <w:kern w:val="0"/>
-          <w:sz w:val="22"/>
-        </w:rPr>
-        <w:t>，能影响关卡难度</w:t>
-      </w:r>
-      <w:r>
-        <w:rPr>
-          <w:rFonts w:ascii="Tahoma" w:eastAsia="微软雅黑" w:hAnsi="Tahoma" w:hint="eastAsia"/>
-          <w:kern w:val="0"/>
-          <w:sz w:val="22"/>
-        </w:rPr>
-        <w:t>。</w:t>
-      </w:r>
-    </w:p>
-    <w:p>
-      <w:pPr>
-        <w:widowControl/>
-        <w:adjustRightInd w:val="0"/>
-        <w:snapToGrid w:val="0"/>
-        <w:jc w:val="left"/>
-        <w:rPr>
-          <w:rFonts w:ascii="Tahoma" w:eastAsia="微软雅黑" w:hAnsi="Tahoma"/>
-          <w:kern w:val="0"/>
-          <w:sz w:val="22"/>
-        </w:rPr>
-      </w:pPr>
-      <w:r>
-        <w:rPr>
-          <w:rFonts w:ascii="Tahoma" w:eastAsia="微软雅黑" w:hAnsi="Tahoma" w:hint="eastAsia"/>
-          <w:kern w:val="0"/>
-          <w:sz w:val="22"/>
-        </w:rPr>
-        <w:t>拼图数量</w:t>
-      </w:r>
-      <w:r>
-        <w:rPr>
-          <w:rFonts w:ascii="Tahoma" w:eastAsia="微软雅黑" w:hAnsi="Tahoma" w:hint="eastAsia"/>
-          <w:kern w:val="0"/>
-          <w:sz w:val="22"/>
-        </w:rPr>
-        <w:t>，能影响关卡难度</w:t>
-      </w:r>
-      <w:r>
-        <w:rPr>
-          <w:rFonts w:ascii="Tahoma" w:eastAsia="微软雅黑" w:hAnsi="Tahoma" w:hint="eastAsia"/>
-          <w:kern w:val="0"/>
-          <w:sz w:val="22"/>
-        </w:rPr>
-        <w:t>。</w:t>
-      </w:r>
-    </w:p>
-    <w:p>
-      <w:pPr>
-        <w:widowControl/>
-        <w:adjustRightInd w:val="0"/>
-        <w:snapToGrid w:val="0"/>
-        <w:jc w:val="left"/>
-        <w:rPr>
-          <w:rFonts w:ascii="Tahoma" w:eastAsia="微软雅黑" w:hAnsi="Tahoma"/>
-          <w:kern w:val="0"/>
-          <w:sz w:val="22"/>
-        </w:rPr>
-      </w:pPr>
-      <w:r>
-        <w:rPr>
-          <w:rFonts w:ascii="Tahoma" w:eastAsia="微软雅黑" w:hAnsi="Tahoma" w:hint="eastAsia"/>
-          <w:kern w:val="0"/>
-          <w:sz w:val="22"/>
-        </w:rPr>
-        <w:t>有无预览图，能影响关卡难度。</w:t>
-      </w:r>
-    </w:p>
-    <w:p>
-      <w:pPr>
-        <w:widowControl/>
-        <w:adjustRightInd w:val="0"/>
-        <w:snapToGrid w:val="0"/>
-        <w:jc w:val="left"/>
-        <w:rPr>
-          <w:rFonts w:ascii="Tahoma" w:eastAsia="微软雅黑" w:hAnsi="Tahoma"/>
-          <w:kern w:val="0"/>
-          <w:sz w:val="22"/>
-        </w:rPr>
-      </w:pPr>
-      <w:r>
-        <w:rPr>
-          <w:rFonts w:ascii="Tahoma" w:eastAsia="微软雅黑" w:hAnsi="Tahoma" w:hint="eastAsia"/>
-          <w:kern w:val="0"/>
-          <w:sz w:val="22"/>
-        </w:rPr>
-        <w:t>拼图的图案相似程度，能影响关卡难度。</w:t>
-      </w:r>
-    </w:p>
-    <w:p>
-      <w:pPr>
-        <w:widowControl/>
-        <w:adjustRightInd w:val="0"/>
-        <w:snapToGrid w:val="0"/>
-        <w:jc w:val="left"/>
-        <w:rPr>
-          <w:rFonts w:ascii="Tahoma" w:eastAsia="微软雅黑" w:hAnsi="Tahoma"/>
-          <w:kern w:val="0"/>
-          <w:sz w:val="22"/>
-        </w:rPr>
-      </w:pPr>
-      <w:r>
-        <w:rPr>
-          <w:rFonts w:ascii="Tahoma" w:eastAsia="微软雅黑" w:hAnsi="Tahoma" w:hint="eastAsia"/>
-          <w:kern w:val="0"/>
-          <w:sz w:val="22"/>
-        </w:rPr>
-        <w:t>拼图形状，能影响关卡难度。</w:t>
-      </w:r>
-    </w:p>
-    <w:p>
-      <w:pPr>
-        <w:widowControl/>
-        <w:adjustRightInd w:val="0"/>
-        <w:snapToGrid w:val="0"/>
-        <w:jc w:val="left"/>
-        <w:rPr>
-          <w:rFonts w:ascii="Tahoma" w:eastAsia="微软雅黑" w:hAnsi="Tahoma"/>
-          <w:kern w:val="0"/>
-          <w:sz w:val="22"/>
-        </w:rPr>
-      </w:pPr>
-    </w:p>
-    <w:p>
-      <w:pPr>
-        <w:pStyle w:val="4"/>
-        <w:rPr>
-          <w:rFonts w:hint="eastAsia"/>
-        </w:rPr>
-      </w:pPr>
-      <w:bookmarkStart w:id="1" w:name="_Hlk74556982"/>
-      <w:r>
-        <w:t>3</w:t>
-      </w:r>
-      <w:r>
-        <w:rPr>
-          <w:rFonts w:hint="eastAsia"/>
-        </w:rPr>
-        <w:t>）禁用能力</w:t>
-      </w:r>
-    </w:p>
-    <w:p>
-      <w:pPr>
-        <w:widowControl/>
-        <w:adjustRightInd w:val="0"/>
-        <w:snapToGrid w:val="0"/>
-        <w:jc w:val="left"/>
-        <w:rPr>
-          <w:rFonts w:ascii="Tahoma" w:eastAsia="微软雅黑" w:hAnsi="Tahoma"/>
-          <w:kern w:val="0"/>
-          <w:sz w:val="22"/>
-        </w:rPr>
-      </w:pPr>
-      <w:r>
-        <w:rPr>
-          <w:rFonts w:ascii="Tahoma" w:eastAsia="微软雅黑" w:hAnsi="Tahoma" w:hint="eastAsia"/>
-          <w:kern w:val="0"/>
-          <w:sz w:val="22"/>
-        </w:rPr>
-        <w:t>禁跳跃</w:t>
-      </w:r>
-      <w:r>
-        <w:rPr>
-          <w:rFonts w:ascii="Tahoma" w:eastAsia="微软雅黑" w:hAnsi="Tahoma" w:hint="eastAsia"/>
-          <w:kern w:val="0"/>
-          <w:sz w:val="22"/>
-        </w:rPr>
-        <w:t>。</w:t>
-      </w:r>
-    </w:p>
-    <w:bookmarkEnd w:id="1"/>
-    <w:p>
-      <w:pPr>
-        <w:widowControl/>
-        <w:adjustRightInd w:val="0"/>
-        <w:snapToGrid w:val="0"/>
-        <w:jc w:val="left"/>
-        <w:rPr>
-          <w:rFonts w:ascii="Tahoma" w:eastAsia="微软雅黑" w:hAnsi="Tahoma"/>
-          <w:kern w:val="0"/>
-          <w:sz w:val="22"/>
-        </w:rPr>
-      </w:pPr>
-    </w:p>
-    <w:p>
-      <w:pPr>
-        <w:pStyle w:val="4"/>
-        <w:rPr>
-          <w:rFonts w:hint="eastAsia"/>
-        </w:rPr>
-      </w:pPr>
-      <w:bookmarkStart w:id="2" w:name="_Hlk75009677"/>
-      <w:r>
-        <w:t>4</w:t>
-      </w:r>
-      <w:r>
-        <w:rPr>
-          <w:rFonts w:hint="eastAsia"/>
-        </w:rPr>
-        <w:t>）</w:t>
-      </w:r>
-      <w:proofErr w:type="gramStart"/>
-      <w:r>
-        <w:rPr>
-          <w:rFonts w:hint="eastAsia"/>
-        </w:rPr>
-        <w:t>卡关注意</w:t>
-      </w:r>
-      <w:proofErr w:type="gramEnd"/>
-      <w:r>
-        <w:rPr>
-          <w:rFonts w:hint="eastAsia"/>
-        </w:rPr>
-        <w:t>事项</w:t>
-      </w:r>
-    </w:p>
-    <w:p>
-      <w:pPr>
-        <w:widowControl/>
-        <w:adjustRightInd w:val="0"/>
-        <w:snapToGrid w:val="0"/>
-        <w:spacing w:after="200"/>
-        <w:jc w:val="left"/>
-        <w:rPr>
-          <w:rFonts w:ascii="Tahoma" w:eastAsia="微软雅黑" w:hAnsi="Tahoma"/>
-          <w:kern w:val="0"/>
-          <w:sz w:val="22"/>
-        </w:rPr>
-      </w:pPr>
-      <w:r>
-        <w:rPr>
-          <w:rFonts w:ascii="Tahoma" w:eastAsia="微软雅黑" w:hAnsi="Tahoma" w:hint="eastAsia"/>
-          <w:kern w:val="0"/>
-          <w:sz w:val="22"/>
-        </w:rPr>
-        <w:t>该解谜</w:t>
-      </w:r>
-      <w:r>
-        <w:rPr>
-          <w:rFonts w:ascii="Tahoma" w:eastAsia="微软雅黑" w:hAnsi="Tahoma" w:hint="eastAsia"/>
-          <w:kern w:val="0"/>
-          <w:sz w:val="22"/>
-        </w:rPr>
-        <w:t>可随时用鼠标重置，</w:t>
-      </w:r>
-      <w:proofErr w:type="gramStart"/>
-      <w:r>
-        <w:rPr>
-          <w:rFonts w:ascii="Tahoma" w:eastAsia="微软雅黑" w:hAnsi="Tahoma" w:hint="eastAsia"/>
-          <w:kern w:val="0"/>
-          <w:sz w:val="22"/>
-        </w:rPr>
-        <w:t>不会卡关</w:t>
-      </w:r>
-      <w:proofErr w:type="gramEnd"/>
-      <w:r>
-        <w:rPr>
-          <w:rFonts w:ascii="Tahoma" w:eastAsia="微软雅黑" w:hAnsi="Tahoma" w:hint="eastAsia"/>
-          <w:kern w:val="0"/>
-          <w:sz w:val="22"/>
-        </w:rPr>
-        <w:t>。</w:t>
-      </w:r>
-    </w:p>
-    <w:p>
-      <w:pPr>
-        <w:widowControl/>
-        <w:adjustRightInd w:val="0"/>
-        <w:snapToGrid w:val="0"/>
-        <w:spacing w:after="200"/>
-        <w:jc w:val="left"/>
-        <w:rPr>
-          <w:rFonts w:ascii="Tahoma" w:eastAsia="微软雅黑" w:hAnsi="Tahoma"/>
-          <w:kern w:val="0"/>
-          <w:sz w:val="22"/>
-        </w:rPr>
-      </w:pPr>
-    </w:p>
-    <w:bookmarkEnd w:id="2"/>
-    <w:p>
-      <w:pPr>
-        <w:widowControl/>
-        <w:jc w:val="left"/>
-        <w:rPr>
-          <w:rFonts w:ascii="Tahoma" w:eastAsia="微软雅黑" w:hAnsi="Tahoma"/>
-          <w:kern w:val="0"/>
-          <w:sz w:val="22"/>
-        </w:rPr>
-      </w:pPr>
-      <w:r>
-        <w:rPr>
-          <w:rFonts w:ascii="Tahoma" w:eastAsia="微软雅黑" w:hAnsi="Tahoma"/>
-          <w:kern w:val="0"/>
-          <w:sz w:val="22"/>
-        </w:rPr>
-        <w:br w:type="page"/>
-      </w:r>
-    </w:p>
-    <w:p>
-      <w:pPr>
-        <w:pStyle w:val="3"/>
-        <w:rPr>
-          <w:rFonts w:hint="eastAsia"/>
-        </w:rPr>
-      </w:pPr>
-      <w:r>
-        <w:rPr>
-          <w:rFonts w:hint="eastAsia"/>
-        </w:rPr>
-        <w:lastRenderedPageBreak/>
-        <w:t>设计建议</w:t>
-      </w:r>
-    </w:p>
-    <w:p>
-      <w:pPr>
-        <w:pStyle w:val="4"/>
-        <w:rPr>
-          <w:rFonts w:hint="eastAsia"/>
-        </w:rPr>
-      </w:pPr>
-      <w:r>
-        <w:t>1</w:t>
-      </w:r>
-      <w:r>
-        <w:rPr>
-          <w:rFonts w:hint="eastAsia"/>
-        </w:rPr>
-        <w:t>）</w:t>
-      </w:r>
-      <w:r>
-        <w:rPr>
-          <w:rFonts w:hint="eastAsia"/>
-        </w:rPr>
-        <w:t>设计者视角</w:t>
-      </w:r>
-    </w:p>
-    <w:p>
-      <w:pPr>
-        <w:widowControl/>
-        <w:adjustRightInd w:val="0"/>
-        <w:snapToGrid w:val="0"/>
-        <w:jc w:val="left"/>
-        <w:rPr>
-          <w:rFonts w:ascii="Tahoma" w:eastAsia="微软雅黑" w:hAnsi="Tahoma"/>
-          <w:kern w:val="0"/>
-          <w:sz w:val="22"/>
-        </w:rPr>
-      </w:pPr>
-      <w:r>
-        <w:rPr>
-          <w:rFonts w:ascii="Tahoma" w:eastAsia="微软雅黑" w:hAnsi="Tahoma" w:hint="eastAsia"/>
-          <w:kern w:val="0"/>
-          <w:sz w:val="22"/>
-        </w:rPr>
-        <w:t>从</w:t>
-      </w:r>
-      <w:r>
-        <w:rPr>
-          <w:rFonts w:ascii="Tahoma" w:eastAsia="微软雅黑" w:hAnsi="Tahoma" w:hint="eastAsia"/>
-          <w:kern w:val="0"/>
-          <w:sz w:val="22"/>
-        </w:rPr>
-        <w:t>一般玩家</w:t>
-      </w:r>
-      <w:r>
-        <w:rPr>
-          <w:rFonts w:ascii="Tahoma" w:eastAsia="微软雅黑" w:hAnsi="Tahoma" w:hint="eastAsia"/>
-          <w:kern w:val="0"/>
-          <w:sz w:val="22"/>
-        </w:rPr>
-        <w:t>的角度来说，</w:t>
-      </w:r>
-      <w:r>
-        <w:rPr>
-          <w:rFonts w:ascii="Tahoma" w:eastAsia="微软雅黑" w:hAnsi="Tahoma" w:hint="eastAsia"/>
-          <w:kern w:val="0"/>
-          <w:sz w:val="22"/>
-        </w:rPr>
-        <w:t>拼图数量为</w:t>
-      </w:r>
-      <w:r>
-        <w:rPr>
-          <w:rFonts w:ascii="Tahoma" w:eastAsia="微软雅黑" w:hAnsi="Tahoma"/>
-          <w:kern w:val="0"/>
-          <w:sz w:val="22"/>
-        </w:rPr>
-        <w:t>4</w:t>
-      </w:r>
-      <w:r>
-        <w:rPr>
-          <w:rFonts w:ascii="Tahoma" w:eastAsia="微软雅黑" w:hAnsi="Tahoma" w:hint="eastAsia"/>
-          <w:kern w:val="0"/>
-          <w:sz w:val="22"/>
-        </w:rPr>
-        <w:t>x</w:t>
-      </w:r>
-      <w:r>
-        <w:rPr>
-          <w:rFonts w:ascii="Tahoma" w:eastAsia="微软雅黑" w:hAnsi="Tahoma"/>
-          <w:kern w:val="0"/>
-          <w:sz w:val="22"/>
-        </w:rPr>
-        <w:t>3</w:t>
-      </w:r>
-      <w:r>
-        <w:rPr>
-          <w:rFonts w:ascii="Tahoma" w:eastAsia="微软雅黑" w:hAnsi="Tahoma" w:hint="eastAsia"/>
-          <w:kern w:val="0"/>
-          <w:sz w:val="22"/>
-        </w:rPr>
-        <w:t>,</w:t>
-      </w:r>
-      <w:r>
-        <w:rPr>
-          <w:rFonts w:ascii="Tahoma" w:eastAsia="微软雅黑" w:hAnsi="Tahoma"/>
-          <w:kern w:val="0"/>
-          <w:sz w:val="22"/>
-        </w:rPr>
-        <w:t>4</w:t>
-      </w:r>
-      <w:r>
-        <w:rPr>
-          <w:rFonts w:ascii="Tahoma" w:eastAsia="微软雅黑" w:hAnsi="Tahoma" w:hint="eastAsia"/>
-          <w:kern w:val="0"/>
-          <w:sz w:val="22"/>
-        </w:rPr>
-        <w:t>x</w:t>
-      </w:r>
-      <w:r>
-        <w:rPr>
-          <w:rFonts w:ascii="Tahoma" w:eastAsia="微软雅黑" w:hAnsi="Tahoma"/>
-          <w:kern w:val="0"/>
-          <w:sz w:val="22"/>
-        </w:rPr>
-        <w:t>4</w:t>
-      </w:r>
-      <w:r>
-        <w:rPr>
-          <w:rFonts w:ascii="Tahoma" w:eastAsia="微软雅黑" w:hAnsi="Tahoma" w:hint="eastAsia"/>
-          <w:kern w:val="0"/>
-          <w:sz w:val="22"/>
-        </w:rPr>
-        <w:t>,</w:t>
-      </w:r>
-      <w:r>
-        <w:rPr>
-          <w:rFonts w:ascii="Tahoma" w:eastAsia="微软雅黑" w:hAnsi="Tahoma"/>
-          <w:kern w:val="0"/>
-          <w:sz w:val="22"/>
-        </w:rPr>
-        <w:t>5</w:t>
-      </w:r>
-      <w:r>
-        <w:rPr>
-          <w:rFonts w:ascii="Tahoma" w:eastAsia="微软雅黑" w:hAnsi="Tahoma" w:hint="eastAsia"/>
-          <w:kern w:val="0"/>
-          <w:sz w:val="22"/>
-        </w:rPr>
-        <w:t>x</w:t>
-      </w:r>
-      <w:r>
-        <w:rPr>
-          <w:rFonts w:ascii="Tahoma" w:eastAsia="微软雅黑" w:hAnsi="Tahoma"/>
-          <w:kern w:val="0"/>
-          <w:sz w:val="22"/>
-        </w:rPr>
-        <w:t xml:space="preserve">4 </w:t>
-      </w:r>
-      <w:r>
-        <w:rPr>
-          <w:rFonts w:ascii="Tahoma" w:eastAsia="微软雅黑" w:hAnsi="Tahoma" w:hint="eastAsia"/>
-          <w:kern w:val="0"/>
-          <w:sz w:val="22"/>
-        </w:rPr>
-        <w:t>比较合适。</w:t>
-      </w:r>
-    </w:p>
-    <w:p>
-      <w:pPr>
-        <w:widowControl/>
-        <w:adjustRightInd w:val="0"/>
-        <w:snapToGrid w:val="0"/>
-        <w:jc w:val="left"/>
-        <w:rPr>
-          <w:rFonts w:ascii="Tahoma" w:eastAsia="微软雅黑" w:hAnsi="Tahoma"/>
-          <w:kern w:val="0"/>
-          <w:sz w:val="22"/>
-        </w:rPr>
-      </w:pPr>
-      <w:r>
-        <w:rPr>
-          <w:rFonts w:ascii="Tahoma" w:eastAsia="微软雅黑" w:hAnsi="Tahoma" w:hint="eastAsia"/>
-          <w:kern w:val="0"/>
-          <w:sz w:val="22"/>
-        </w:rPr>
-        <w:t>因为拼图类游戏从一开始的定位就应该是</w:t>
-      </w:r>
-      <w:r>
-        <w:rPr>
-          <w:rFonts w:ascii="Tahoma" w:eastAsia="微软雅黑" w:hAnsi="Tahoma" w:hint="eastAsia"/>
-          <w:kern w:val="0"/>
-          <w:sz w:val="22"/>
-        </w:rPr>
-        <w:t xml:space="preserve"> </w:t>
-      </w:r>
-      <w:r>
-        <w:rPr>
-          <w:rFonts w:ascii="Tahoma" w:eastAsia="微软雅黑" w:hAnsi="Tahoma" w:hint="eastAsia"/>
-          <w:kern w:val="0"/>
-          <w:sz w:val="22"/>
-        </w:rPr>
-        <w:t>轻度解谜</w:t>
-      </w:r>
-      <w:r>
-        <w:rPr>
-          <w:rFonts w:ascii="Tahoma" w:eastAsia="微软雅黑" w:hAnsi="Tahoma" w:hint="eastAsia"/>
-          <w:kern w:val="0"/>
-          <w:sz w:val="22"/>
-        </w:rPr>
-        <w:t xml:space="preserve"> </w:t>
-      </w:r>
-      <w:r>
-        <w:rPr>
-          <w:rFonts w:ascii="Tahoma" w:eastAsia="微软雅黑" w:hAnsi="Tahoma" w:hint="eastAsia"/>
-          <w:kern w:val="0"/>
-          <w:sz w:val="22"/>
-        </w:rPr>
-        <w:t>。</w:t>
-      </w:r>
-    </w:p>
-    <w:p>
-      <w:pPr>
-        <w:widowControl/>
-        <w:adjustRightInd w:val="0"/>
-        <w:snapToGrid w:val="0"/>
-        <w:jc w:val="left"/>
-        <w:rPr>
-          <w:rFonts w:ascii="Tahoma" w:eastAsia="微软雅黑" w:hAnsi="Tahoma"/>
-          <w:kern w:val="0"/>
-          <w:sz w:val="22"/>
-        </w:rPr>
-      </w:pPr>
-      <w:r>
-        <w:rPr>
-          <w:rFonts w:ascii="Tahoma" w:eastAsia="微软雅黑" w:hAnsi="Tahoma" w:hint="eastAsia"/>
-          <w:kern w:val="0"/>
-          <w:sz w:val="22"/>
-        </w:rPr>
-        <w:t>不要让玩家在拼图游戏中花费超过</w:t>
-      </w:r>
-      <w:r>
-        <w:rPr>
-          <w:rFonts w:ascii="Tahoma" w:eastAsia="微软雅黑" w:hAnsi="Tahoma" w:hint="eastAsia"/>
-          <w:kern w:val="0"/>
-          <w:sz w:val="22"/>
-        </w:rPr>
-        <w:t>1</w:t>
-      </w:r>
-      <w:r>
-        <w:rPr>
-          <w:rFonts w:ascii="Tahoma" w:eastAsia="微软雅黑" w:hAnsi="Tahoma"/>
-          <w:kern w:val="0"/>
-          <w:sz w:val="22"/>
-        </w:rPr>
-        <w:t>0</w:t>
-      </w:r>
-      <w:r>
-        <w:rPr>
-          <w:rFonts w:ascii="Tahoma" w:eastAsia="微软雅黑" w:hAnsi="Tahoma" w:hint="eastAsia"/>
-          <w:kern w:val="0"/>
-          <w:sz w:val="22"/>
-        </w:rPr>
-        <w:t>分钟以上的游戏时间</w:t>
-      </w:r>
-      <w:r>
-        <w:rPr>
-          <w:rFonts w:ascii="Tahoma" w:eastAsia="微软雅黑" w:hAnsi="Tahoma" w:hint="eastAsia"/>
-          <w:kern w:val="0"/>
-          <w:sz w:val="22"/>
-        </w:rPr>
-        <w:t>。</w:t>
-      </w:r>
-    </w:p>
-    <w:p>
-      <w:pPr>
-        <w:widowControl/>
-        <w:adjustRightInd w:val="0"/>
-        <w:snapToGrid w:val="0"/>
-        <w:jc w:val="left"/>
-        <w:rPr>
-          <w:rFonts w:ascii="Tahoma" w:eastAsia="微软雅黑" w:hAnsi="Tahoma"/>
-          <w:kern w:val="0"/>
-          <w:sz w:val="22"/>
-        </w:rPr>
-      </w:pPr>
-    </w:p>
-    <w:p>
-      <w:pPr>
-        <w:pStyle w:val="4"/>
-        <w:rPr>
-          <w:rFonts w:hint="eastAsia"/>
-        </w:rPr>
-      </w:pPr>
-      <w:r>
-        <w:t>2</w:t>
-      </w:r>
-      <w:r>
-        <w:rPr>
-          <w:rFonts w:hint="eastAsia"/>
-        </w:rPr>
-        <w:t>）关卡安排建议</w:t>
-      </w:r>
-    </w:p>
-    <w:p>
-      <w:pPr>
-        <w:snapToGrid w:val="0"/>
-        <w:rPr>
-          <w:rFonts w:ascii="Tahoma" w:eastAsia="微软雅黑" w:hAnsi="Tahoma"/>
-          <w:kern w:val="0"/>
-          <w:sz w:val="22"/>
-        </w:rPr>
-      </w:pPr>
-      <w:r>
-        <w:rPr>
-          <w:rFonts w:ascii="Tahoma" w:eastAsia="微软雅黑" w:hAnsi="Tahoma" w:hint="eastAsia"/>
-          <w:kern w:val="0"/>
-          <w:sz w:val="22"/>
-        </w:rPr>
-        <w:t>如果你需要在你的游戏中添加该解谜类型，</w:t>
-      </w:r>
-    </w:p>
-    <w:p>
-      <w:pPr>
-        <w:widowControl/>
-        <w:snapToGrid w:val="0"/>
-        <w:jc w:val="left"/>
-        <w:rPr>
-          <w:rFonts w:ascii="Tahoma" w:eastAsia="微软雅黑" w:hAnsi="Tahoma"/>
-          <w:kern w:val="0"/>
-          <w:sz w:val="22"/>
-        </w:rPr>
-      </w:pPr>
-      <w:r>
-        <w:rPr>
-          <w:rFonts w:ascii="Tahoma" w:eastAsia="微软雅黑" w:hAnsi="Tahoma" w:hint="eastAsia"/>
-          <w:kern w:val="0"/>
-          <w:sz w:val="22"/>
-        </w:rPr>
-        <w:t>关卡建议最多</w:t>
-      </w:r>
-      <w:r>
-        <w:rPr>
-          <w:rFonts w:ascii="Tahoma" w:eastAsia="微软雅黑" w:hAnsi="Tahoma" w:hint="eastAsia"/>
-          <w:kern w:val="0"/>
-          <w:sz w:val="22"/>
-        </w:rPr>
-        <w:t>一</w:t>
-      </w:r>
-      <w:r>
-        <w:rPr>
-          <w:rFonts w:ascii="Tahoma" w:eastAsia="微软雅黑" w:hAnsi="Tahoma" w:hint="eastAsia"/>
-          <w:kern w:val="0"/>
-          <w:sz w:val="22"/>
-        </w:rPr>
-        <w:t>关，作为</w:t>
-      </w:r>
-      <w:r>
-        <w:rPr>
-          <w:rFonts w:ascii="Tahoma" w:eastAsia="微软雅黑" w:hAnsi="Tahoma" w:hint="eastAsia"/>
-          <w:kern w:val="0"/>
-          <w:sz w:val="22"/>
-        </w:rPr>
-        <w:t xml:space="preserve"> </w:t>
-      </w:r>
-      <w:r>
-        <w:rPr>
-          <w:rFonts w:ascii="Tahoma" w:eastAsia="微软雅黑" w:hAnsi="Tahoma" w:hint="eastAsia"/>
-          <w:kern w:val="0"/>
-          <w:sz w:val="22"/>
-        </w:rPr>
-        <w:t>支线或主线谜题</w:t>
-      </w:r>
-      <w:r>
-        <w:rPr>
-          <w:rFonts w:ascii="Tahoma" w:eastAsia="微软雅黑" w:hAnsi="Tahoma" w:hint="eastAsia"/>
-          <w:kern w:val="0"/>
-          <w:sz w:val="22"/>
-        </w:rPr>
-        <w:t>，比如</w:t>
-      </w:r>
-      <w:r>
-        <w:rPr>
-          <w:rFonts w:ascii="Tahoma" w:eastAsia="微软雅黑" w:hAnsi="Tahoma" w:hint="eastAsia"/>
-          <w:kern w:val="0"/>
-          <w:sz w:val="22"/>
-        </w:rPr>
-        <w:t xml:space="preserve"> </w:t>
-      </w:r>
-      <w:r>
-        <w:rPr>
-          <w:rFonts w:ascii="Tahoma" w:eastAsia="微软雅黑" w:hAnsi="Tahoma" w:hint="eastAsia"/>
-          <w:kern w:val="0"/>
-          <w:sz w:val="22"/>
-        </w:rPr>
-        <w:t>一个秘密门通过石板拼图</w:t>
-      </w:r>
-      <w:r>
-        <w:rPr>
-          <w:rFonts w:ascii="Tahoma" w:eastAsia="微软雅黑" w:hAnsi="Tahoma" w:hint="eastAsia"/>
-          <w:kern w:val="0"/>
-          <w:sz w:val="22"/>
-        </w:rPr>
-        <w:t xml:space="preserve"> </w:t>
-      </w:r>
-      <w:r>
-        <w:rPr>
-          <w:rFonts w:ascii="Tahoma" w:eastAsia="微软雅黑" w:hAnsi="Tahoma" w:hint="eastAsia"/>
-          <w:kern w:val="0"/>
-          <w:sz w:val="22"/>
-        </w:rPr>
-        <w:t>才能开启</w:t>
-      </w:r>
-      <w:r>
-        <w:rPr>
-          <w:rFonts w:ascii="Tahoma" w:eastAsia="微软雅黑" w:hAnsi="Tahoma" w:hint="eastAsia"/>
-          <w:kern w:val="0"/>
-          <w:sz w:val="22"/>
-        </w:rPr>
-        <w:t>。</w:t>
-      </w:r>
-    </w:p>
-    <w:p>
-      <w:pPr>
-        <w:widowControl/>
-        <w:snapToGrid w:val="0"/>
-        <w:jc w:val="left"/>
-        <w:rPr>
-          <w:rFonts w:ascii="Tahoma" w:eastAsia="微软雅黑" w:hAnsi="Tahoma"/>
-          <w:kern w:val="0"/>
-          <w:sz w:val="22"/>
-        </w:rPr>
-      </w:pPr>
-      <w:r>
-        <w:rPr>
-          <w:rFonts w:ascii="Tahoma" w:eastAsia="微软雅黑" w:hAnsi="Tahoma" w:hint="eastAsia"/>
-          <w:kern w:val="0"/>
-          <w:sz w:val="22"/>
-        </w:rPr>
-        <w:t>第六关</w:t>
-      </w:r>
-      <w:r>
-        <w:rPr>
-          <w:rFonts w:ascii="Tahoma" w:eastAsia="微软雅黑" w:hAnsi="Tahoma" w:hint="eastAsia"/>
-          <w:kern w:val="0"/>
-          <w:sz w:val="22"/>
-        </w:rPr>
-        <w:t>可以</w:t>
-      </w:r>
-      <w:r>
-        <w:rPr>
-          <w:rFonts w:ascii="Tahoma" w:eastAsia="微软雅黑" w:hAnsi="Tahoma" w:hint="eastAsia"/>
-          <w:kern w:val="0"/>
-          <w:sz w:val="22"/>
-        </w:rPr>
-        <w:t>加，</w:t>
-      </w:r>
-      <w:r>
-        <w:rPr>
-          <w:rFonts w:ascii="Tahoma" w:eastAsia="微软雅黑" w:hAnsi="Tahoma" w:hint="eastAsia"/>
-          <w:kern w:val="0"/>
-          <w:sz w:val="22"/>
-        </w:rPr>
-        <w:t>但是要多给玩家时间去拼图</w:t>
-      </w:r>
-      <w:r>
-        <w:rPr>
-          <w:rFonts w:ascii="Tahoma" w:eastAsia="微软雅黑" w:hAnsi="Tahoma" w:hint="eastAsia"/>
-          <w:kern w:val="0"/>
-          <w:sz w:val="22"/>
-        </w:rPr>
-        <w:t>。</w:t>
-      </w:r>
-    </w:p>
-    <w:p>
-      <w:pPr>
-        <w:widowControl/>
-        <w:snapToGrid w:val="0"/>
-        <w:jc w:val="left"/>
-        <w:rPr>
-          <w:rFonts w:ascii="Tahoma" w:eastAsia="微软雅黑" w:hAnsi="Tahoma"/>
-          <w:kern w:val="0"/>
-          <w:sz w:val="22"/>
-        </w:rPr>
-      </w:pPr>
-    </w:p>
-    <w:p>
-      <w:pPr>
-        <w:pStyle w:val="4"/>
-        <w:rPr>
-          <w:rFonts w:hint="eastAsia"/>
-        </w:rPr>
-      </w:pPr>
-      <w:r>
-        <w:rPr>
-          <w:rFonts w:hint="eastAsia"/>
-        </w:rPr>
-        <w:t>3</w:t>
-      </w:r>
-      <w:r>
-        <w:rPr>
-          <w:rFonts w:hint="eastAsia"/>
-        </w:rPr>
-        <w:t>）</w:t>
-      </w:r>
-      <w:r>
-        <w:rPr>
-          <w:rFonts w:hint="eastAsia"/>
-        </w:rPr>
-        <w:t>灵感来源</w:t>
-      </w:r>
-    </w:p>
-    <w:p>
-      <w:pPr>
-        <w:widowControl/>
-        <w:snapToGrid w:val="0"/>
-        <w:jc w:val="left"/>
-        <w:rPr>
-          <w:rFonts w:ascii="Tahoma" w:eastAsia="微软雅黑" w:hAnsi="Tahoma"/>
-          <w:kern w:val="0"/>
-          <w:sz w:val="22"/>
-        </w:rPr>
-      </w:pPr>
-      <w:r>
-        <w:rPr>
-          <w:rFonts w:ascii="Tahoma" w:eastAsia="微软雅黑" w:hAnsi="Tahoma" w:hint="eastAsia"/>
-          <w:kern w:val="0"/>
-          <w:sz w:val="22"/>
-        </w:rPr>
-        <w:t>2021</w:t>
-      </w:r>
-      <w:r>
-        <w:rPr>
-          <w:rFonts w:ascii="Tahoma" w:eastAsia="微软雅黑" w:hAnsi="Tahoma" w:hint="eastAsia"/>
-          <w:kern w:val="0"/>
-          <w:sz w:val="22"/>
-        </w:rPr>
-        <w:t>年</w:t>
-      </w:r>
-      <w:r>
-        <w:rPr>
-          <w:rFonts w:ascii="Tahoma" w:eastAsia="微软雅黑" w:hAnsi="Tahoma" w:hint="eastAsia"/>
-          <w:kern w:val="0"/>
-          <w:sz w:val="22"/>
-        </w:rPr>
-        <w:t>10</w:t>
-      </w:r>
-      <w:r>
-        <w:rPr>
-          <w:rFonts w:ascii="Tahoma" w:eastAsia="微软雅黑" w:hAnsi="Tahoma" w:hint="eastAsia"/>
-          <w:kern w:val="0"/>
-          <w:sz w:val="22"/>
-        </w:rPr>
-        <w:t>月</w:t>
-      </w:r>
-      <w:r>
-        <w:rPr>
-          <w:rFonts w:ascii="Tahoma" w:eastAsia="微软雅黑" w:hAnsi="Tahoma" w:hint="eastAsia"/>
-          <w:kern w:val="0"/>
-          <w:sz w:val="22"/>
-        </w:rPr>
-        <w:t>17</w:t>
-      </w:r>
-      <w:r>
-        <w:rPr>
-          <w:rFonts w:ascii="Tahoma" w:eastAsia="微软雅黑" w:hAnsi="Tahoma" w:hint="eastAsia"/>
-          <w:kern w:val="0"/>
-          <w:sz w:val="22"/>
-        </w:rPr>
-        <w:t>日，作者我</w:t>
-      </w:r>
-      <w:r>
-        <w:rPr>
-          <w:rFonts w:ascii="Tahoma" w:eastAsia="微软雅黑" w:hAnsi="Tahoma" w:hint="eastAsia"/>
-          <w:kern w:val="0"/>
-          <w:sz w:val="22"/>
-        </w:rPr>
-        <w:t>在</w:t>
-      </w:r>
-      <w:r>
-        <w:rPr>
-          <w:rFonts w:ascii="Tahoma" w:eastAsia="微软雅黑" w:hAnsi="Tahoma" w:hint="eastAsia"/>
-          <w:kern w:val="0"/>
-          <w:sz w:val="22"/>
-        </w:rPr>
-        <w:t>4399</w:t>
-      </w:r>
-      <w:r>
-        <w:rPr>
-          <w:rFonts w:ascii="Tahoma" w:eastAsia="微软雅黑" w:hAnsi="Tahoma" w:hint="eastAsia"/>
-          <w:kern w:val="0"/>
-          <w:sz w:val="22"/>
-        </w:rPr>
-        <w:t>上玩一个游戏：</w:t>
-      </w:r>
-    </w:p>
-    <w:p>
-      <w:pPr>
-        <w:widowControl/>
-        <w:jc w:val="left"/>
-        <w:rPr>
-          <w:rFonts w:ascii="Tahoma" w:eastAsia="微软雅黑" w:hAnsi="Tahoma"/>
-          <w:kern w:val="0"/>
-          <w:sz w:val="22"/>
-        </w:rPr>
-      </w:pPr>
-      <w:hyperlink r:id="rId25" w:anchor="his_default_3" w:history="1">
-        <w:r>
-          <w:rPr>
-            <w:rStyle w:val="a4"/>
-            <w:rFonts w:ascii="Tahoma" w:eastAsia="微软雅黑" w:hAnsi="Tahoma" w:hint="eastAsia"/>
-            <w:kern w:val="0"/>
-            <w:sz w:val="22"/>
-          </w:rPr>
-          <w:t>http://www.4399.com/flash/6605_1.htm#his_default_3</w:t>
-        </w:r>
-      </w:hyperlink>
-      <w:r>
-        <w:rPr>
-          <w:rFonts w:ascii="Tahoma" w:eastAsia="微软雅黑" w:hAnsi="Tahoma" w:hint="eastAsia"/>
-          <w:kern w:val="0"/>
-          <w:sz w:val="22"/>
-        </w:rPr>
-        <w:t xml:space="preserve"> </w:t>
-      </w:r>
-    </w:p>
-    <w:p>
-      <w:pPr>
-        <w:widowControl/>
-        <w:snapToGrid w:val="0"/>
-        <w:rPr>
-          <w:rFonts w:ascii="Tahoma" w:eastAsia="微软雅黑" w:hAnsi="Tahoma"/>
-          <w:kern w:val="0"/>
-          <w:sz w:val="22"/>
-        </w:rPr>
-      </w:pPr>
-      <w:r>
-        <w:rPr>
-          <w:rFonts w:ascii="Tahoma" w:eastAsia="微软雅黑" w:hAnsi="Tahoma" w:hint="eastAsia"/>
-          <w:kern w:val="0"/>
-          <w:sz w:val="22"/>
-        </w:rPr>
-        <w:t>这个游戏</w:t>
-      </w:r>
-      <w:r>
-        <w:rPr>
-          <w:rFonts w:ascii="Tahoma" w:eastAsia="微软雅黑" w:hAnsi="Tahoma" w:hint="eastAsia"/>
-          <w:kern w:val="0"/>
-          <w:sz w:val="22"/>
-        </w:rPr>
-        <w:t>通过</w:t>
-      </w:r>
-      <w:r>
-        <w:rPr>
-          <w:rFonts w:ascii="Tahoma" w:eastAsia="微软雅黑" w:hAnsi="Tahoma" w:hint="eastAsia"/>
-          <w:kern w:val="0"/>
-          <w:sz w:val="22"/>
-        </w:rPr>
-        <w:t>方向键控制猫咪移动房间，</w:t>
-      </w:r>
-      <w:r>
-        <w:rPr>
-          <w:rFonts w:ascii="Tahoma" w:eastAsia="微软雅黑" w:hAnsi="Tahoma" w:hint="eastAsia"/>
-          <w:kern w:val="0"/>
-          <w:sz w:val="22"/>
-        </w:rPr>
-        <w:t>用现有插件无法制作，</w:t>
-      </w:r>
-      <w:r>
-        <w:rPr>
-          <w:rFonts w:ascii="Tahoma" w:eastAsia="微软雅黑" w:hAnsi="Tahoma" w:hint="eastAsia"/>
-          <w:kern w:val="0"/>
-          <w:sz w:val="22"/>
-        </w:rPr>
-        <w:t>差距</w:t>
-      </w:r>
-      <w:r>
-        <w:rPr>
-          <w:rFonts w:ascii="Tahoma" w:eastAsia="微软雅黑" w:hAnsi="Tahoma" w:hint="eastAsia"/>
-          <w:kern w:val="0"/>
-          <w:sz w:val="22"/>
-        </w:rPr>
-        <w:t>很大。</w:t>
-      </w:r>
-    </w:p>
-    <w:p>
-      <w:pPr>
-        <w:widowControl/>
-        <w:snapToGrid w:val="0"/>
-        <w:jc w:val="left"/>
-        <w:rPr>
-          <w:rFonts w:ascii="Tahoma" w:eastAsia="微软雅黑" w:hAnsi="Tahoma"/>
-          <w:kern w:val="0"/>
-          <w:sz w:val="22"/>
-        </w:rPr>
-      </w:pPr>
-      <w:r>
-        <w:rPr>
-          <w:rFonts w:ascii="Tahoma" w:eastAsia="微软雅黑" w:hAnsi="Tahoma" w:hint="eastAsia"/>
-          <w:kern w:val="0"/>
-          <w:sz w:val="22"/>
-        </w:rPr>
-        <w:t>所以作者我并没有开坑。</w:t>
-      </w:r>
-    </w:p>
-    <w:p>
-      <w:pPr>
-        <w:widowControl/>
-        <w:snapToGrid w:val="0"/>
-        <w:jc w:val="center"/>
-        <w:rPr>
-          <w:rFonts w:ascii="Tahoma" w:eastAsia="微软雅黑" w:hAnsi="Tahoma"/>
-          <w:kern w:val="0"/>
-          <w:sz w:val="22"/>
-        </w:rPr>
-      </w:pPr>
-      <w:r>
-        <w:rPr>
-          <w:noProof/>
-        </w:rPr>
-        <w:drawing>
-          <wp:inline distT="0" distB="0" distL="0" distR="0" wp14:anchorId="140F6346" wp14:editId="08908D1E">
-            <wp:extent cx="2746427" cy="2026920"/>
-            <wp:effectExtent l="0" t="0" r="0" b="0"/>
-            <wp:docPr id="1406732439" name="图片 1"/>
-            <wp:cNvGraphicFramePr>
-              <a:graphicFrameLocks xmlns:a="http://schemas.openxmlformats.org/drawingml/2006/main" noChangeAspect="1"/>
-            </wp:cNvGraphicFramePr>
-            <a:graphic xmlns:a="http://schemas.openxmlformats.org/drawingml/2006/main">
-              <a:graphicData uri="http://schemas.openxmlformats.org/drawingml/2006/picture">
-                <pic:pic xmlns:pic="http://schemas.openxmlformats.org/drawingml/2006/picture">
-                  <pic:nvPicPr>
-                    <pic:cNvPr id="0" name="Picture 1"/>
-                    <pic:cNvPicPr>
-                      <a:picLocks noChangeAspect="1" noChangeArrowheads="1"/>
-                    </pic:cNvPicPr>
-                  </pic:nvPicPr>
-                  <pic:blipFill>
-                    <a:blip r:embed="rId26" cstate="print">
-                      <a:extLst>
-                        <a:ext uri="{28A0092B-C50C-407E-A947-70E740481C1C}">
-                          <a14:useLocalDpi xmlns:a14="http://schemas.microsoft.com/office/drawing/2010/main" val="0"/>
-                        </a:ext>
-                      </a:extLst>
-                    </a:blip>
-                    <a:srcRect/>
-                    <a:stretch>
-                      <a:fillRect/>
-                    </a:stretch>
-                  </pic:blipFill>
-                  <pic:spPr bwMode="auto">
-                    <a:xfrm>
-                      <a:off x="0" y="0"/>
-                      <a:ext cx="2762420" cy="2038723"/>
-                    </a:xfrm>
-                    <a:prstGeom prst="rect">
-                      <a:avLst/>
-                    </a:prstGeom>
-                    <a:noFill/>
-                    <a:ln>
-                      <a:noFill/>
-                    </a:ln>
-                  </pic:spPr>
-                </pic:pic>
-              </a:graphicData>
-            </a:graphic>
-          </wp:inline>
-        </w:drawing>
-      </w:r>
-    </w:p>
-    <w:p>
-      <w:pPr>
-        <w:widowControl/>
-        <w:snapToGrid w:val="0"/>
-        <w:rPr>
-          <w:rFonts w:ascii="Tahoma" w:eastAsia="微软雅黑" w:hAnsi="Tahoma"/>
-          <w:kern w:val="0"/>
-          <w:sz w:val="22"/>
-        </w:rPr>
-      </w:pPr>
-      <w:r>
-        <w:rPr>
-          <w:rFonts w:ascii="Tahoma" w:eastAsia="微软雅黑" w:hAnsi="Tahoma" w:hint="eastAsia"/>
-          <w:kern w:val="0"/>
-          <w:sz w:val="22"/>
-        </w:rPr>
-        <w:t>但</w:t>
-      </w:r>
-      <w:r>
-        <w:rPr>
-          <w:rFonts w:ascii="Tahoma" w:eastAsia="微软雅黑" w:hAnsi="Tahoma" w:hint="eastAsia"/>
-          <w:kern w:val="0"/>
-          <w:sz w:val="22"/>
-        </w:rPr>
-        <w:t>后来，群友跟我说，该</w:t>
-      </w:r>
-      <w:r>
-        <w:rPr>
-          <w:rFonts w:ascii="Tahoma" w:eastAsia="微软雅黑" w:hAnsi="Tahoma" w:hint="eastAsia"/>
-          <w:kern w:val="0"/>
-          <w:sz w:val="22"/>
-        </w:rPr>
-        <w:t>去</w:t>
-      </w:r>
-      <w:r>
-        <w:rPr>
-          <w:rFonts w:ascii="Tahoma" w:eastAsia="微软雅黑" w:hAnsi="Tahoma" w:hint="eastAsia"/>
-          <w:kern w:val="0"/>
-          <w:sz w:val="22"/>
-        </w:rPr>
-        <w:t>修一下</w:t>
-      </w:r>
-      <w:r>
-        <w:rPr>
-          <w:rFonts w:ascii="Tahoma" w:eastAsia="微软雅黑" w:hAnsi="Tahoma" w:hint="eastAsia"/>
-          <w:kern w:val="0"/>
-          <w:sz w:val="22"/>
-        </w:rPr>
-        <w:t xml:space="preserve"> </w:t>
-      </w:r>
-      <w:r>
-        <w:rPr>
-          <w:rFonts w:ascii="Tahoma" w:eastAsia="微软雅黑" w:hAnsi="Tahoma" w:hint="eastAsia"/>
-          <w:kern w:val="0"/>
-          <w:sz w:val="22"/>
-        </w:rPr>
-        <w:t>图片吸附槽</w:t>
-      </w:r>
-      <w:r>
-        <w:rPr>
-          <w:rFonts w:ascii="Tahoma" w:eastAsia="微软雅黑" w:hAnsi="Tahoma" w:hint="eastAsia"/>
-          <w:kern w:val="0"/>
-          <w:sz w:val="22"/>
-        </w:rPr>
-        <w:t xml:space="preserve"> </w:t>
-      </w:r>
-      <w:r>
-        <w:rPr>
-          <w:rFonts w:ascii="Tahoma" w:eastAsia="微软雅黑" w:hAnsi="Tahoma" w:hint="eastAsia"/>
-          <w:kern w:val="0"/>
-          <w:sz w:val="22"/>
-        </w:rPr>
-        <w:t>的</w:t>
-      </w:r>
-      <w:r>
-        <w:rPr>
-          <w:rFonts w:ascii="Tahoma" w:eastAsia="微软雅黑" w:hAnsi="Tahoma" w:hint="eastAsia"/>
-          <w:kern w:val="0"/>
-          <w:sz w:val="22"/>
-        </w:rPr>
-        <w:t>bug</w:t>
-      </w:r>
-      <w:r>
-        <w:rPr>
-          <w:rFonts w:ascii="Tahoma" w:eastAsia="微软雅黑" w:hAnsi="Tahoma" w:hint="eastAsia"/>
-          <w:kern w:val="0"/>
-          <w:sz w:val="22"/>
-        </w:rPr>
-        <w:t>了。</w:t>
-      </w:r>
-    </w:p>
-    <w:p>
-      <w:pPr>
-        <w:widowControl/>
-        <w:snapToGrid w:val="0"/>
-        <w:spacing w:after="200"/>
-        <w:rPr>
-          <w:rFonts w:ascii="Tahoma" w:eastAsia="微软雅黑" w:hAnsi="Tahoma"/>
-          <w:kern w:val="0"/>
-          <w:sz w:val="22"/>
-        </w:rPr>
-      </w:pPr>
-      <w:r>
-        <w:rPr>
-          <w:rFonts w:ascii="Tahoma" w:eastAsia="微软雅黑" w:hAnsi="Tahoma" w:hint="eastAsia"/>
-          <w:kern w:val="0"/>
-          <w:sz w:val="22"/>
-        </w:rPr>
-        <w:t>再然后，</w:t>
-      </w:r>
-      <w:r>
-        <w:rPr>
-          <w:rFonts w:ascii="Tahoma" w:eastAsia="微软雅黑" w:hAnsi="Tahoma" w:hint="eastAsia"/>
-          <w:kern w:val="0"/>
-          <w:sz w:val="22"/>
-        </w:rPr>
-        <w:t>群友又问我，图片吸附槽有没有具体的介绍，示例就一个事件，没讲清楚。</w:t>
-      </w:r>
-    </w:p>
-    <w:p>
-      <w:pPr>
-        <w:widowControl/>
-        <w:snapToGrid w:val="0"/>
-        <w:rPr>
-          <w:rFonts w:ascii="Tahoma" w:eastAsia="微软雅黑" w:hAnsi="Tahoma"/>
-          <w:kern w:val="0"/>
-          <w:sz w:val="22"/>
-        </w:rPr>
-      </w:pPr>
-      <w:r>
-        <w:rPr>
-          <w:rFonts w:ascii="Tahoma" w:eastAsia="微软雅黑" w:hAnsi="Tahoma" w:hint="eastAsia"/>
-          <w:kern w:val="0"/>
-          <w:sz w:val="22"/>
-        </w:rPr>
-        <w:t>图片吸附槽插件我在</w:t>
-      </w:r>
-      <w:r>
-        <w:rPr>
-          <w:rFonts w:ascii="Tahoma" w:eastAsia="微软雅黑" w:hAnsi="Tahoma" w:hint="eastAsia"/>
-          <w:kern w:val="0"/>
-          <w:sz w:val="22"/>
-        </w:rPr>
-        <w:t>2020</w:t>
-      </w:r>
-      <w:r>
-        <w:rPr>
-          <w:rFonts w:ascii="Tahoma" w:eastAsia="微软雅黑" w:hAnsi="Tahoma" w:hint="eastAsia"/>
-          <w:kern w:val="0"/>
-          <w:sz w:val="22"/>
-        </w:rPr>
-        <w:t>年</w:t>
-      </w:r>
-      <w:r>
-        <w:rPr>
-          <w:rFonts w:ascii="Tahoma" w:eastAsia="微软雅黑" w:hAnsi="Tahoma" w:hint="eastAsia"/>
-          <w:kern w:val="0"/>
-          <w:sz w:val="22"/>
-        </w:rPr>
-        <w:t>11</w:t>
-      </w:r>
-      <w:r>
-        <w:rPr>
-          <w:rFonts w:ascii="Tahoma" w:eastAsia="微软雅黑" w:hAnsi="Tahoma" w:hint="eastAsia"/>
-          <w:kern w:val="0"/>
-          <w:sz w:val="22"/>
-        </w:rPr>
-        <w:t>月就写了，但是有</w:t>
-      </w:r>
-      <w:r>
-        <w:rPr>
-          <w:rFonts w:ascii="Tahoma" w:eastAsia="微软雅黑" w:hAnsi="Tahoma" w:hint="eastAsia"/>
-          <w:kern w:val="0"/>
-          <w:sz w:val="22"/>
-        </w:rPr>
-        <w:t>bug</w:t>
-      </w:r>
-      <w:r>
-        <w:rPr>
-          <w:rFonts w:ascii="Tahoma" w:eastAsia="微软雅黑" w:hAnsi="Tahoma" w:hint="eastAsia"/>
-          <w:kern w:val="0"/>
-          <w:sz w:val="22"/>
-        </w:rPr>
-        <w:t>，一直没时间深入那个插件。</w:t>
-      </w:r>
-    </w:p>
-    <w:p>
-      <w:pPr>
-        <w:widowControl/>
-        <w:snapToGrid w:val="0"/>
-        <w:spacing w:after="200"/>
-        <w:rPr>
-          <w:rFonts w:ascii="Tahoma" w:eastAsia="微软雅黑" w:hAnsi="Tahoma"/>
-          <w:kern w:val="0"/>
-          <w:sz w:val="22"/>
-        </w:rPr>
-      </w:pPr>
-      <w:r>
-        <w:rPr>
-          <w:rFonts w:ascii="Tahoma" w:eastAsia="微软雅黑" w:hAnsi="Tahoma" w:hint="eastAsia"/>
-          <w:kern w:val="0"/>
-          <w:sz w:val="22"/>
-        </w:rPr>
-        <w:t>好吧，那就写个</w:t>
-      </w:r>
-      <w:r>
-        <w:rPr>
-          <w:rFonts w:ascii="Tahoma" w:eastAsia="微软雅黑" w:hAnsi="Tahoma" w:hint="eastAsia"/>
-          <w:kern w:val="0"/>
-          <w:sz w:val="22"/>
-        </w:rPr>
-        <w:t xml:space="preserve"> </w:t>
-      </w:r>
-      <w:r>
-        <w:rPr>
-          <w:rFonts w:ascii="Tahoma" w:eastAsia="微软雅黑" w:hAnsi="Tahoma" w:hint="eastAsia"/>
-          <w:kern w:val="0"/>
-          <w:sz w:val="22"/>
-        </w:rPr>
-        <w:t>图片吸附槽</w:t>
-      </w:r>
-      <w:r>
-        <w:rPr>
-          <w:rFonts w:ascii="Tahoma" w:eastAsia="微软雅黑" w:hAnsi="Tahoma" w:hint="eastAsia"/>
-          <w:kern w:val="0"/>
-          <w:sz w:val="22"/>
-        </w:rPr>
-        <w:t xml:space="preserve"> </w:t>
-      </w:r>
-      <w:r>
-        <w:rPr>
-          <w:rFonts w:ascii="Tahoma" w:eastAsia="微软雅黑" w:hAnsi="Tahoma" w:hint="eastAsia"/>
-          <w:kern w:val="0"/>
-          <w:sz w:val="22"/>
-        </w:rPr>
-        <w:t>的具体应用吧。</w:t>
-      </w:r>
-    </w:p>
-    <w:p>
-      <w:pPr>
-        <w:widowControl/>
-        <w:snapToGrid w:val="0"/>
-        <w:rPr>
-          <w:rFonts w:ascii="Tahoma" w:eastAsia="微软雅黑" w:hAnsi="Tahoma"/>
-          <w:kern w:val="0"/>
-          <w:sz w:val="22"/>
-        </w:rPr>
-      </w:pPr>
-      <w:r>
-        <w:rPr>
-          <w:rFonts w:ascii="Tahoma" w:eastAsia="微软雅黑" w:hAnsi="Tahoma" w:hint="eastAsia"/>
-          <w:kern w:val="0"/>
-          <w:sz w:val="22"/>
-        </w:rPr>
-        <w:t>看这个游戏横纵分割成了许多方格房间。</w:t>
-      </w:r>
-    </w:p>
-    <w:p>
-      <w:pPr>
-        <w:widowControl/>
-        <w:snapToGrid w:val="0"/>
-        <w:jc w:val="left"/>
-        <w:rPr>
-          <w:rFonts w:ascii="Tahoma" w:eastAsia="微软雅黑" w:hAnsi="Tahoma"/>
-          <w:kern w:val="0"/>
-          <w:sz w:val="22"/>
-        </w:rPr>
-      </w:pPr>
-      <w:r>
-        <w:rPr>
-          <w:rFonts w:ascii="Tahoma" w:eastAsia="微软雅黑" w:hAnsi="Tahoma" w:hint="eastAsia"/>
-          <w:kern w:val="0"/>
-          <w:sz w:val="22"/>
-        </w:rPr>
-        <w:t>突然</w:t>
-      </w:r>
-      <w:r>
-        <w:rPr>
-          <w:rFonts w:ascii="Tahoma" w:eastAsia="微软雅黑" w:hAnsi="Tahoma" w:hint="eastAsia"/>
-          <w:kern w:val="0"/>
-          <w:sz w:val="22"/>
-        </w:rPr>
-        <w:t>灵感</w:t>
-      </w:r>
-      <w:r>
-        <w:rPr>
-          <w:rFonts w:ascii="Tahoma" w:eastAsia="微软雅黑" w:hAnsi="Tahoma" w:hint="eastAsia"/>
-          <w:kern w:val="0"/>
-          <w:sz w:val="22"/>
-        </w:rPr>
-        <w:t>涌现</w:t>
-      </w:r>
-      <w:r>
-        <w:rPr>
-          <w:rFonts w:ascii="Tahoma" w:eastAsia="微软雅黑" w:hAnsi="Tahoma" w:hint="eastAsia"/>
-          <w:kern w:val="0"/>
-          <w:sz w:val="22"/>
-        </w:rPr>
-        <w:t>，我可以</w:t>
-      </w:r>
-      <w:r>
-        <w:rPr>
-          <w:rFonts w:ascii="Tahoma" w:eastAsia="微软雅黑" w:hAnsi="Tahoma" w:hint="eastAsia"/>
-          <w:kern w:val="0"/>
-          <w:sz w:val="22"/>
-        </w:rPr>
-        <w:t>使用</w:t>
-      </w:r>
-      <w:r>
-        <w:rPr>
-          <w:rFonts w:ascii="Tahoma" w:eastAsia="微软雅黑" w:hAnsi="Tahoma" w:hint="eastAsia"/>
-          <w:kern w:val="0"/>
-          <w:sz w:val="22"/>
-        </w:rPr>
-        <w:t>吸附槽，制作拼图小游戏呀</w:t>
-      </w:r>
-      <w:r>
-        <w:rPr>
-          <w:rFonts w:ascii="Tahoma" w:eastAsia="微软雅黑" w:hAnsi="Tahoma" w:hint="eastAsia"/>
-          <w:kern w:val="0"/>
-          <w:sz w:val="22"/>
-        </w:rPr>
-        <w:t>，</w:t>
-      </w:r>
-      <w:r>
-        <w:rPr>
-          <w:rFonts w:ascii="Tahoma" w:eastAsia="微软雅黑" w:hAnsi="Tahoma" w:hint="eastAsia"/>
-          <w:kern w:val="0"/>
-          <w:sz w:val="22"/>
-        </w:rPr>
-        <w:t>像图中横竖切片这样</w:t>
-      </w:r>
-      <w:r>
-        <w:rPr>
-          <w:rFonts w:ascii="Tahoma" w:eastAsia="微软雅黑" w:hAnsi="Tahoma" w:hint="eastAsia"/>
-          <w:kern w:val="0"/>
-          <w:sz w:val="22"/>
-        </w:rPr>
-        <w:t>。</w:t>
-      </w:r>
-    </w:p>
-    <w:p>
-      <w:pPr>
-        <w:widowControl/>
-        <w:snapToGrid w:val="0"/>
-        <w:jc w:val="left"/>
-        <w:rPr>
-          <w:rFonts w:ascii="Tahoma" w:eastAsia="微软雅黑" w:hAnsi="Tahoma"/>
-          <w:kern w:val="0"/>
-          <w:sz w:val="22"/>
-        </w:rPr>
-      </w:pPr>
-      <w:r>
-        <w:rPr>
-          <w:rFonts w:ascii="Tahoma" w:eastAsia="微软雅黑" w:hAnsi="Tahoma" w:hint="eastAsia"/>
-          <w:kern w:val="0"/>
-          <w:sz w:val="22"/>
-        </w:rPr>
-        <w:t>如果只是单纯拼图，可能没什么难度。这个小游戏限时，我也可以给拼图加限时</w:t>
-      </w:r>
-      <w:r>
-        <w:rPr>
-          <w:rFonts w:ascii="Tahoma" w:eastAsia="微软雅黑" w:hAnsi="Tahoma" w:hint="eastAsia"/>
-          <w:kern w:val="0"/>
-          <w:sz w:val="22"/>
-        </w:rPr>
-        <w:t>设置</w:t>
-      </w:r>
-      <w:r>
-        <w:rPr>
-          <w:rFonts w:ascii="Tahoma" w:eastAsia="微软雅黑" w:hAnsi="Tahoma" w:hint="eastAsia"/>
-          <w:kern w:val="0"/>
-          <w:sz w:val="22"/>
-        </w:rPr>
-        <w:t>。</w:t>
-      </w:r>
-    </w:p>
-    <w:p>
-      <w:pPr>
-        <w:widowControl/>
-        <w:snapToGrid w:val="0"/>
-        <w:jc w:val="left"/>
-        <w:rPr>
-          <w:rFonts w:ascii="Tahoma" w:eastAsia="微软雅黑" w:hAnsi="Tahoma"/>
-          <w:kern w:val="0"/>
-          <w:sz w:val="22"/>
-        </w:rPr>
-      </w:pPr>
-      <w:r>
-        <w:rPr>
-          <w:rFonts w:ascii="Tahoma" w:eastAsia="微软雅黑" w:hAnsi="Tahoma" w:hint="eastAsia"/>
-          <w:kern w:val="0"/>
-          <w:sz w:val="22"/>
-        </w:rPr>
-        <w:t>于是</w:t>
-      </w:r>
-      <w:proofErr w:type="gramStart"/>
-      <w:r>
-        <w:rPr>
-          <w:rFonts w:ascii="Tahoma" w:eastAsia="微软雅黑" w:hAnsi="Tahoma" w:hint="eastAsia"/>
-          <w:kern w:val="0"/>
-          <w:sz w:val="22"/>
-        </w:rPr>
-        <w:t>就开坑了</w:t>
-      </w:r>
-      <w:proofErr w:type="gramEnd"/>
-      <w:r>
-        <w:rPr>
-          <w:rFonts w:ascii="Tahoma" w:eastAsia="微软雅黑" w:hAnsi="Tahoma" w:hint="eastAsia"/>
-          <w:kern w:val="0"/>
-          <w:sz w:val="22"/>
-        </w:rPr>
-        <w:t>。</w:t>
-      </w:r>
-    </w:p>
-    <w:p>
-      <w:pPr>
-        <w:widowControl/>
-        <w:jc w:val="left"/>
-        <w:rPr>
-          <w:rFonts w:ascii="Tahoma" w:eastAsia="微软雅黑" w:hAnsi="Tahoma"/>
-          <w:kern w:val="0"/>
-          <w:sz w:val="22"/>
-        </w:rPr>
-      </w:pPr>
-      <w:r>
-        <w:rPr>
-          <w:rFonts w:ascii="Tahoma" w:eastAsia="微软雅黑" w:hAnsi="Tahoma"/>
-          <w:kern w:val="0"/>
-          <w:sz w:val="22"/>
-        </w:rPr>
-        <w:br w:type="page"/>
-      </w:r>
-    </w:p>
-    <w:p>
-      <w:pPr>
         <w:pStyle w:val="3"/>
         <w:rPr>
           <w:rFonts w:hint="eastAsia"/>
@@ -4970,12 +4957,6 @@
         </w:rPr>
         <w:lastRenderedPageBreak/>
         <w:t>拼图设计</w:t>
-      </w:r>
-      <w:r>
-        <w:rPr>
-          <w:rFonts w:hint="eastAsia"/>
-        </w:rPr>
-        <w:t>细节</w:t>
       </w:r>
     </w:p>
     <w:p>
@@ -5267,23 +5248,13 @@
           <w:sz w:val="22"/>
         </w:rPr>
       </w:pPr>
-      <w:proofErr w:type="gramStart"/>
-      <w:r>
-        <w:rPr>
-          <w:rFonts w:ascii="Tahoma" w:eastAsia="微软雅黑" w:hAnsi="Tahoma" w:hint="eastAsia"/>
-          <w:kern w:val="0"/>
-          <w:sz w:val="22"/>
-        </w:rPr>
-        <w:t>原图原考虑</w:t>
-      </w:r>
-      <w:proofErr w:type="gramEnd"/>
-      <w:r>
-        <w:rPr>
-          <w:rFonts w:ascii="Tahoma" w:eastAsia="微软雅黑" w:hAnsi="Tahoma" w:hint="eastAsia"/>
-          <w:kern w:val="0"/>
-          <w:sz w:val="22"/>
-        </w:rPr>
-        <w:t>为</w:t>
+      <w:r>
+        <w:rPr>
+          <w:rFonts w:ascii="Tahoma" w:eastAsia="微软雅黑" w:hAnsi="Tahoma" w:hint="eastAsia"/>
+          <w:kern w:val="0"/>
+          <w:sz w:val="22"/>
+        </w:rPr>
+        <w:t>原图原考虑为</w:t>
       </w:r>
       <w:r>
         <w:rPr>
@@ -5612,25 +5583,7 @@
           <w:kern w:val="0"/>
           <w:sz w:val="22"/>
         </w:rPr>
-        <w:t>因为拼图需要在矩形范围内随机放置，这需要</w:t>
-      </w:r>
-      <w:proofErr w:type="gramStart"/>
-      <w:r>
-        <w:rPr>
-          <w:rFonts w:ascii="Tahoma" w:eastAsia="微软雅黑" w:hAnsi="Tahoma" w:hint="eastAsia"/>
-          <w:kern w:val="0"/>
-          <w:sz w:val="22"/>
-        </w:rPr>
-        <w:t>贴很多</w:t>
-      </w:r>
-      <w:proofErr w:type="gramEnd"/>
-      <w:r>
-        <w:rPr>
-          <w:rFonts w:ascii="Tahoma" w:eastAsia="微软雅黑" w:hAnsi="Tahoma" w:hint="eastAsia"/>
-          <w:kern w:val="0"/>
-          <w:sz w:val="22"/>
-        </w:rPr>
-        <w:t>指令，如果后期要变，改起来也麻烦。</w:t>
+        <w:t>因为拼图需要在矩形范围内随机放置，这需要贴很多指令，如果后期要变，改起来也麻烦。</w:t>
       </w:r>
     </w:p>
     <w:p>
@@ -5750,25 +5703,7 @@
           <w:kern w:val="0"/>
           <w:sz w:val="22"/>
         </w:rPr>
-        <w:t>每个图片</w:t>
-      </w:r>
-      <w:proofErr w:type="gramStart"/>
-      <w:r>
-        <w:rPr>
-          <w:rFonts w:ascii="Tahoma" w:eastAsia="微软雅黑" w:hAnsi="Tahoma" w:hint="eastAsia"/>
-          <w:kern w:val="0"/>
-          <w:sz w:val="22"/>
-        </w:rPr>
-        <w:t>的锚点都</w:t>
-      </w:r>
-      <w:proofErr w:type="gramEnd"/>
-      <w:r>
-        <w:rPr>
-          <w:rFonts w:ascii="Tahoma" w:eastAsia="微软雅黑" w:hAnsi="Tahoma" w:hint="eastAsia"/>
-          <w:kern w:val="0"/>
-          <w:sz w:val="22"/>
-        </w:rPr>
-        <w:t>以</w:t>
+        <w:t>每个图片的锚点都以</w:t>
       </w:r>
       <w:r>
         <w:rPr>
@@ -6051,25 +5986,7 @@
           <w:kern w:val="0"/>
           <w:sz w:val="22"/>
         </w:rPr>
-        <w:t>个</w:t>
-      </w:r>
-      <w:proofErr w:type="gramStart"/>
-      <w:r>
-        <w:rPr>
-          <w:rFonts w:ascii="Tahoma" w:eastAsia="微软雅黑" w:hAnsi="Tahoma" w:hint="eastAsia"/>
-          <w:kern w:val="0"/>
-          <w:sz w:val="22"/>
-        </w:rPr>
-        <w:t>槽分别</w:t>
-      </w:r>
-      <w:proofErr w:type="gramEnd"/>
-      <w:r>
-        <w:rPr>
-          <w:rFonts w:ascii="Tahoma" w:eastAsia="微软雅黑" w:hAnsi="Tahoma" w:hint="eastAsia"/>
-          <w:kern w:val="0"/>
-          <w:sz w:val="22"/>
-        </w:rPr>
-        <w:t>所处的位置。</w:t>
+        <w:t>个槽分别所处的位置。</w:t>
       </w:r>
     </w:p>
     <w:p>
@@ -6092,7 +6009,7 @@
           <w:szCs w:val="24"/>
         </w:rPr>
         <w:drawing>
-          <wp:inline distT="0" distB="0" distL="0" distR="0" wp14:anchorId="6D0C3FEC" wp14:editId="2EC75548">
+          <wp:inline distT="0" distB="0" distL="0" distR="0" wp14:anchorId="6D0C3FEC" wp14:editId="37EC3697">
             <wp:extent cx="3666490" cy="2016437"/>
             <wp:effectExtent l="0" t="0" r="0" b="3175"/>
             <wp:docPr id="15" name="图片 15"/>
@@ -7249,7 +7166,7 @@
           <w:rFonts w:hint="eastAsia"/>
         </w:rPr>
         <w:lastRenderedPageBreak/>
-        <w:t>剩余时间设计细节</w:t>
+        <w:t>剩余时间设计</w:t>
       </w:r>
     </w:p>
     <w:p>
@@ -7526,25 +7443,7 @@
           <w:kern w:val="0"/>
           <w:sz w:val="22"/>
         </w:rPr>
-        <w:t>时间减</w:t>
-      </w:r>
-      <w:proofErr w:type="gramStart"/>
-      <w:r>
-        <w:rPr>
-          <w:rFonts w:ascii="Tahoma" w:eastAsia="微软雅黑" w:hAnsi="Tahoma" w:hint="eastAsia"/>
-          <w:kern w:val="0"/>
-          <w:sz w:val="22"/>
-        </w:rPr>
-        <w:t>一</w:t>
-      </w:r>
-      <w:proofErr w:type="gramEnd"/>
-      <w:r>
-        <w:rPr>
-          <w:rFonts w:ascii="Tahoma" w:eastAsia="微软雅黑" w:hAnsi="Tahoma" w:hint="eastAsia"/>
-          <w:kern w:val="0"/>
-          <w:sz w:val="22"/>
-        </w:rPr>
-        <w:t>。</w:t>
+        <w:t>时间减一。</w:t>
       </w:r>
     </w:p>
     <w:p>
@@ -8022,25 +7921,7 @@
           <w:kern w:val="0"/>
           <w:sz w:val="22"/>
         </w:rPr>
-        <w:t>每帧会减</w:t>
-      </w:r>
-      <w:proofErr w:type="gramStart"/>
-      <w:r>
-        <w:rPr>
-          <w:rFonts w:ascii="Tahoma" w:eastAsia="微软雅黑" w:hAnsi="Tahoma" w:hint="eastAsia"/>
-          <w:kern w:val="0"/>
-          <w:sz w:val="22"/>
-        </w:rPr>
-        <w:t>一</w:t>
-      </w:r>
-      <w:proofErr w:type="gramEnd"/>
-      <w:r>
-        <w:rPr>
-          <w:rFonts w:ascii="Tahoma" w:eastAsia="微软雅黑" w:hAnsi="Tahoma" w:hint="eastAsia"/>
-          <w:kern w:val="0"/>
-          <w:sz w:val="22"/>
-        </w:rPr>
-        <w:t>后，只要时间大于</w:t>
+        <w:t>每帧会减一后，只要时间大于</w:t>
       </w:r>
       <w:r>
         <w:rPr>
@@ -8152,18 +8033,8 @@
           <w:kern w:val="0"/>
           <w:sz w:val="22"/>
         </w:rPr>
-        <w:t>继续减</w:t>
-      </w:r>
-      <w:proofErr w:type="gramStart"/>
-      <w:r>
-        <w:rPr>
-          <w:rFonts w:ascii="Tahoma" w:eastAsia="微软雅黑" w:hAnsi="Tahoma" w:hint="eastAsia"/>
-          <w:kern w:val="0"/>
-          <w:sz w:val="22"/>
-        </w:rPr>
-        <w:t>一</w:t>
-      </w:r>
-      <w:proofErr w:type="gramEnd"/>
+        <w:t>继续减一</w:t>
+      </w:r>
       <w:r>
         <w:rPr>
           <w:rFonts w:ascii="Tahoma" w:eastAsia="微软雅黑" w:hAnsi="Tahoma" w:hint="eastAsia"/>
@@ -8558,20 +8429,36 @@
           <w:rFonts w:hint="eastAsia"/>
         </w:rPr>
       </w:pPr>
-      <w:bookmarkStart w:id="3" w:name="_基础规律"/>
-      <w:bookmarkEnd w:id="3"/>
       <w:r>
         <w:rPr>
           <w:rFonts w:hint="eastAsia"/>
         </w:rPr>
         <w:lastRenderedPageBreak/>
-        <w:t>限时拼图</w:t>
-      </w:r>
-      <w:r>
-        <w:rPr>
-          <w:rFonts w:hint="eastAsia"/>
-        </w:rPr>
-        <w:t>-谜题解法</w:t>
+        <w:t xml:space="preserve">===限时拼图 </w:t>
+      </w:r>
+      <w:r>
+        <w:rPr>
+          <w:rFonts w:hint="eastAsia"/>
+        </w:rPr>
+        <w:t>-</w:t>
+      </w:r>
+      <w:r>
+        <w:rPr>
+          <w:rFonts w:hint="eastAsia"/>
+        </w:rPr>
+        <w:t xml:space="preserve"> </w:t>
+      </w:r>
+      <w:r>
+        <w:rPr>
+          <w:rFonts w:hint="eastAsia"/>
+        </w:rPr>
+        <w:t>注意事项</w:t>
+      </w:r>
+      <w:r>
+        <w:rPr>
+          <w:rFonts w:hint="eastAsia"/>
+        </w:rPr>
+        <w:t>===</w:t>
       </w:r>
     </w:p>
     <w:p>
@@ -8585,154 +8472,149 @@
         <w:rPr>
           <w:rFonts w:hint="eastAsia"/>
         </w:rPr>
-        <w:t>记忆</w:t>
-      </w:r>
-      <w:r>
-        <w:rPr>
-          <w:rFonts w:hint="eastAsia"/>
-        </w:rPr>
-        <w:t>法</w:t>
-      </w:r>
-    </w:p>
-    <w:p>
-      <w:pPr>
-        <w:snapToGrid w:val="0"/>
-        <w:rPr>
-          <w:rFonts w:ascii="Tahoma" w:eastAsia="微软雅黑" w:hAnsi="Tahoma"/>
-          <w:color w:val="0070C0"/>
-          <w:kern w:val="0"/>
-          <w:sz w:val="22"/>
-        </w:rPr>
-      </w:pPr>
-      <w:proofErr w:type="gramStart"/>
-      <w:r>
-        <w:rPr>
-          <w:rFonts w:ascii="Tahoma" w:eastAsia="微软雅黑" w:hAnsi="Tahoma" w:hint="eastAsia"/>
-          <w:kern w:val="0"/>
-          <w:sz w:val="22"/>
-        </w:rPr>
-        <w:t>多拼几次</w:t>
-      </w:r>
-      <w:proofErr w:type="gramEnd"/>
-      <w:r>
-        <w:rPr>
-          <w:rFonts w:ascii="Tahoma" w:eastAsia="微软雅黑" w:hAnsi="Tahoma" w:hint="eastAsia"/>
-          <w:kern w:val="0"/>
-          <w:sz w:val="22"/>
-        </w:rPr>
-        <w:t>，印象就加深了。通过多次游戏形成记忆，自然就容易了。</w:t>
-      </w:r>
-    </w:p>
-    <w:p>
-      <w:pPr>
-        <w:snapToGrid w:val="0"/>
-        <w:rPr>
-          <w:rFonts w:ascii="Tahoma" w:eastAsia="微软雅黑" w:hAnsi="Tahoma"/>
-          <w:color w:val="0070C0"/>
-          <w:kern w:val="0"/>
-          <w:sz w:val="22"/>
-        </w:rPr>
-      </w:pPr>
-      <w:r>
-        <w:rPr>
-          <w:rFonts w:ascii="Tahoma" w:eastAsia="微软雅黑" w:hAnsi="Tahoma" w:hint="eastAsia"/>
-          <w:color w:val="0070C0"/>
-          <w:kern w:val="0"/>
-          <w:sz w:val="22"/>
-        </w:rPr>
-        <w:t>这是因为</w:t>
-      </w:r>
-      <w:r>
-        <w:rPr>
-          <w:rFonts w:ascii="Tahoma" w:eastAsia="微软雅黑" w:hAnsi="Tahoma" w:hint="eastAsia"/>
-          <w:color w:val="0070C0"/>
-          <w:kern w:val="0"/>
-          <w:sz w:val="22"/>
-        </w:rPr>
-        <w:t>大多拼图拼过第一次之后，拼图位置</w:t>
-      </w:r>
-      <w:r>
-        <w:rPr>
-          <w:rFonts w:ascii="Tahoma" w:eastAsia="微软雅黑" w:hAnsi="Tahoma" w:hint="eastAsia"/>
-          <w:color w:val="0070C0"/>
-          <w:kern w:val="0"/>
-          <w:sz w:val="22"/>
-        </w:rPr>
-        <w:t>会留下</w:t>
-      </w:r>
-      <w:r>
-        <w:rPr>
-          <w:rFonts w:ascii="Tahoma" w:eastAsia="微软雅黑" w:hAnsi="Tahoma" w:hint="eastAsia"/>
-          <w:color w:val="0070C0"/>
-          <w:kern w:val="0"/>
-          <w:sz w:val="22"/>
-        </w:rPr>
-        <w:t>记忆</w:t>
-      </w:r>
-      <w:r>
-        <w:rPr>
-          <w:rFonts w:ascii="Tahoma" w:eastAsia="微软雅黑" w:hAnsi="Tahoma" w:hint="eastAsia"/>
-          <w:color w:val="0070C0"/>
-          <w:kern w:val="0"/>
-          <w:sz w:val="22"/>
-        </w:rPr>
-        <w:t>，这就使得再次拼的时间将远小于第一次拼</w:t>
-      </w:r>
-      <w:r>
-        <w:rPr>
-          <w:rFonts w:ascii="Tahoma" w:eastAsia="微软雅黑" w:hAnsi="Tahoma" w:hint="eastAsia"/>
-          <w:color w:val="0070C0"/>
-          <w:kern w:val="0"/>
-          <w:sz w:val="22"/>
-        </w:rPr>
-        <w:t>。</w:t>
-      </w:r>
-    </w:p>
-    <w:p>
-      <w:pPr>
-        <w:widowControl/>
-        <w:jc w:val="left"/>
-        <w:rPr>
-          <w:rFonts w:ascii="Tahoma" w:eastAsia="微软雅黑" w:hAnsi="Tahoma"/>
-          <w:kern w:val="0"/>
-          <w:sz w:val="22"/>
-        </w:rPr>
-      </w:pPr>
-    </w:p>
-    <w:p>
-      <w:pPr>
-        <w:widowControl/>
-        <w:jc w:val="left"/>
-        <w:rPr>
-          <w:rFonts w:ascii="Tahoma" w:eastAsia="微软雅黑" w:hAnsi="Tahoma"/>
-          <w:kern w:val="0"/>
-          <w:sz w:val="22"/>
-        </w:rPr>
-      </w:pPr>
-      <w:r>
-        <w:rPr>
-          <w:rFonts w:ascii="Tahoma" w:eastAsia="微软雅黑" w:hAnsi="Tahoma" w:hint="eastAsia"/>
-          <w:kern w:val="0"/>
-          <w:sz w:val="22"/>
-        </w:rPr>
-        <w:t>限时拼图这类游戏，属于</w:t>
-      </w:r>
-      <w:r>
-        <w:rPr>
-          <w:rFonts w:ascii="Tahoma" w:eastAsia="微软雅黑" w:hAnsi="Tahoma" w:hint="eastAsia"/>
-          <w:kern w:val="0"/>
-          <w:sz w:val="22"/>
-        </w:rPr>
-        <w:t>轻度</w:t>
-      </w:r>
-      <w:r>
-        <w:rPr>
-          <w:rFonts w:ascii="Tahoma" w:eastAsia="微软雅黑" w:hAnsi="Tahoma" w:hint="eastAsia"/>
-          <w:kern w:val="0"/>
-          <w:sz w:val="22"/>
-        </w:rPr>
-        <w:t>解谜，没有特别巧的方法。</w:t>
-      </w:r>
+        <w:t>拼图</w:t>
+      </w:r>
+      <w:r>
+        <w:rPr>
+          <w:rFonts w:hint="eastAsia"/>
+        </w:rPr>
+        <w:t>的图像</w:t>
+      </w:r>
+      <w:r>
+        <w:rPr>
+          <w:rFonts w:hint="eastAsia"/>
+        </w:rPr>
+        <w:t>不能重复</w:t>
+      </w:r>
+    </w:p>
+    <w:p>
+      <w:pPr>
+        <w:widowControl/>
+        <w:snapToGrid w:val="0"/>
+        <w:jc w:val="left"/>
+        <w:rPr>
+          <w:rFonts w:ascii="Tahoma" w:eastAsia="微软雅黑" w:hAnsi="Tahoma"/>
+          <w:kern w:val="0"/>
+          <w:sz w:val="22"/>
+        </w:rPr>
+      </w:pPr>
+      <w:r>
+        <w:rPr>
+          <w:rFonts w:ascii="Tahoma" w:eastAsia="微软雅黑" w:hAnsi="Tahoma" w:hint="eastAsia"/>
+          <w:kern w:val="0"/>
+          <w:sz w:val="22"/>
+        </w:rPr>
+        <w:t>不要出现两个图像完全一样的拼图（比如空白的拼图块）</w:t>
+      </w:r>
+      <w:r>
+        <w:rPr>
+          <w:rFonts w:ascii="Tahoma" w:eastAsia="微软雅黑" w:hAnsi="Tahoma" w:hint="eastAsia"/>
+          <w:kern w:val="0"/>
+          <w:sz w:val="22"/>
+        </w:rPr>
+        <w:t>，</w:t>
+      </w:r>
+    </w:p>
+    <w:p>
+      <w:pPr>
+        <w:widowControl/>
+        <w:snapToGrid w:val="0"/>
+        <w:jc w:val="left"/>
+        <w:rPr>
+          <w:rFonts w:ascii="Tahoma" w:eastAsia="微软雅黑" w:hAnsi="Tahoma"/>
+          <w:kern w:val="0"/>
+          <w:sz w:val="22"/>
+        </w:rPr>
+      </w:pPr>
+      <w:r>
+        <w:rPr>
+          <w:rFonts w:ascii="Tahoma" w:eastAsia="微软雅黑" w:hAnsi="Tahoma" w:hint="eastAsia"/>
+          <w:kern w:val="0"/>
+          <w:sz w:val="22"/>
+        </w:rPr>
+        <w:t>这样会直接破坏拼图的判定条件。</w:t>
+      </w:r>
+    </w:p>
+    <w:p>
+      <w:pPr>
+        <w:widowControl/>
+        <w:snapToGrid w:val="0"/>
+        <w:jc w:val="center"/>
+        <w:rPr>
+          <w:rFonts w:ascii="Tahoma" w:eastAsia="微软雅黑" w:hAnsi="Tahoma"/>
+          <w:kern w:val="0"/>
+          <w:sz w:val="22"/>
+        </w:rPr>
+      </w:pPr>
+      <w:r>
+        <w:rPr>
+          <w:rFonts w:ascii="宋体" w:eastAsia="宋体" w:hAnsi="宋体" w:cs="宋体"/>
+          <w:noProof/>
+          <w:kern w:val="0"/>
+          <w:sz w:val="24"/>
+          <w:szCs w:val="24"/>
+        </w:rPr>
+        <w:drawing>
+          <wp:inline distT="0" distB="0" distL="0" distR="0" wp14:anchorId="6E938D1D" wp14:editId="2D998527">
+            <wp:extent cx="2492098" cy="2004060"/>
+            <wp:effectExtent l="0" t="0" r="3810" b="0"/>
+            <wp:docPr id="1308606744" name="图片 1308606744"/>
+            <wp:cNvGraphicFramePr>
+              <a:graphicFrameLocks xmlns:a="http://schemas.openxmlformats.org/drawingml/2006/main" noChangeAspect="1"/>
+            </wp:cNvGraphicFramePr>
+            <a:graphic xmlns:a="http://schemas.openxmlformats.org/drawingml/2006/main">
+              <a:graphicData uri="http://schemas.openxmlformats.org/drawingml/2006/picture">
+                <pic:pic xmlns:pic="http://schemas.openxmlformats.org/drawingml/2006/picture">
+                  <pic:nvPicPr>
+                    <pic:cNvPr id="0" name="Picture 1"/>
+                    <pic:cNvPicPr>
+                      <a:picLocks noChangeAspect="1" noChangeArrowheads="1"/>
+                    </pic:cNvPicPr>
+                  </pic:nvPicPr>
+                  <pic:blipFill>
+                    <a:blip r:embed="rId27">
+                      <a:extLst>
+                        <a:ext uri="{28A0092B-C50C-407E-A947-70E740481C1C}">
+                          <a14:useLocalDpi xmlns:a14="http://schemas.microsoft.com/office/drawing/2010/main" val="0"/>
+                        </a:ext>
+                      </a:extLst>
+                    </a:blip>
+                    <a:srcRect/>
+                    <a:stretch>
+                      <a:fillRect/>
+                    </a:stretch>
+                  </pic:blipFill>
+                  <pic:spPr bwMode="auto">
+                    <a:xfrm>
+                      <a:off x="0" y="0"/>
+                      <a:ext cx="2504433" cy="2013979"/>
+                    </a:xfrm>
+                    <a:prstGeom prst="rect">
+                      <a:avLst/>
+                    </a:prstGeom>
+                    <a:noFill/>
+                    <a:ln>
+                      <a:noFill/>
+                    </a:ln>
+                  </pic:spPr>
+                </pic:pic>
+              </a:graphicData>
+            </a:graphic>
+          </wp:inline>
+        </w:drawing>
+      </w:r>
+    </w:p>
+    <w:p>
+      <w:pPr>
+        <w:widowControl/>
+        <w:snapToGrid w:val="0"/>
+        <w:jc w:val="left"/>
+        <w:rPr>
+          <w:rFonts w:ascii="Tahoma" w:eastAsia="微软雅黑" w:hAnsi="Tahoma" w:hint="eastAsia"/>
+          <w:kern w:val="0"/>
+          <w:sz w:val="22"/>
+        </w:rPr>
+      </w:pPr>
     </w:p>
     <w:sectPr>
       <w:headerReference w:type="default" r:id="rId40"/>
